--- a/report/Отчет_ЛР4.docx
+++ b/report/Отчет_ЛР4.docx
@@ -188,7 +188,7 @@
       </w:pPr>
       <w:r>
         <w:tab/>
-        <w:t>К. А. Хаджинова</w:t>
+        <w:t>К.А. Хаджинова</w:t>
       </w:r>
     </w:p>
     <w:p>
@@ -213,7 +213,7 @@
       </w:r>
       <w:r>
         <w:tab/>
-        <w:t>Ю. О. Герман</w:t>
+        <w:t>Ю.О. Герман</w:t>
       </w:r>
     </w:p>
     <w:p>
@@ -297,13 +297,13 @@
       <w:r>
         <w:fldChar w:fldCharType="separate"/>
       </w:r>
-      <w:hyperlink w:anchor="_Toc242385935" w:history="1">
+      <w:hyperlink w:anchor="_Toc242612934" w:history="1">
         <w:r>
           <w:rPr>
             <w:rStyle w:val="aff8"/>
             <w:noProof/>
           </w:rPr>
-          <w:t>1 ЦЕЛЬ РАБОТЫ</w:t>
+          <w:t>1 Цель работы</w:t>
         </w:r>
         <w:r>
           <w:rPr>
@@ -324,7 +324,7 @@
             <w:noProof/>
             <w:webHidden/>
           </w:rPr>
-          <w:instrText xml:space="preserve"> PAGEREF _Toc242385935 \h </w:instrText>
+          <w:instrText xml:space="preserve"> PAGEREF _Toc242612934 \h </w:instrText>
         </w:r>
         <w:r>
           <w:rPr>
@@ -370,13 +370,13 @@
           <w14:ligatures w14:val="standardContextual"/>
         </w:rPr>
       </w:pPr>
-      <w:hyperlink w:anchor="_Toc242385936" w:history="1">
+      <w:hyperlink w:anchor="_Toc242612935" w:history="1">
         <w:r>
           <w:rPr>
             <w:rStyle w:val="aff8"/>
             <w:noProof/>
           </w:rPr>
-          <w:t>2 ТЕОРЕТИЧЕСКИЕ СВЕДЕНИЯ</w:t>
+          <w:t>2 Ход работы</w:t>
         </w:r>
         <w:r>
           <w:rPr>
@@ -397,7 +397,7 @@
             <w:noProof/>
             <w:webHidden/>
           </w:rPr>
-          <w:instrText xml:space="preserve"> PAGEREF _Toc242385936 \h </w:instrText>
+          <w:instrText xml:space="preserve"> PAGEREF _Toc242612935 \h </w:instrText>
         </w:r>
         <w:r>
           <w:rPr>
@@ -430,7 +430,7 @@
     </w:p>
     <w:p>
       <w:pPr>
-        <w:pStyle w:val="14"/>
+        <w:pStyle w:val="2c"/>
         <w:tabs>
           <w:tab w:val="right" w:leader="dot" w:pos="9345"/>
         </w:tabs>
@@ -443,13 +443,13 @@
           <w14:ligatures w14:val="standardContextual"/>
         </w:rPr>
       </w:pPr>
-      <w:hyperlink w:anchor="_Toc242385937" w:history="1">
+      <w:hyperlink w:anchor="_Toc242612936" w:history="1">
         <w:r>
           <w:rPr>
             <w:rStyle w:val="aff8"/>
             <w:noProof/>
           </w:rPr>
-          <w:t>3 ВЫПОЛНЕНИЕ РАБОТЫ</w:t>
+          <w:t>2.1 Постановка задачи</w:t>
         </w:r>
         <w:r>
           <w:rPr>
@@ -470,7 +470,153 @@
             <w:noProof/>
             <w:webHidden/>
           </w:rPr>
-          <w:instrText xml:space="preserve"> PAGEREF _Toc242385937 \h </w:instrText>
+          <w:instrText xml:space="preserve"> PAGEREF _Toc242612936 \h </w:instrText>
+        </w:r>
+        <w:r>
+          <w:rPr>
+            <w:noProof/>
+            <w:webHidden/>
+          </w:rPr>
+        </w:r>
+        <w:r>
+          <w:rPr>
+            <w:noProof/>
+            <w:webHidden/>
+          </w:rPr>
+          <w:fldChar w:fldCharType="separate"/>
+        </w:r>
+        <w:r>
+          <w:rPr>
+            <w:noProof/>
+            <w:webHidden/>
+          </w:rPr>
+          <w:t>4</w:t>
+        </w:r>
+        <w:r>
+          <w:rPr>
+            <w:noProof/>
+            <w:webHidden/>
+          </w:rPr>
+          <w:fldChar w:fldCharType="end"/>
+        </w:r>
+      </w:hyperlink>
+    </w:p>
+    <w:p>
+      <w:pPr>
+        <w:pStyle w:val="2c"/>
+        <w:tabs>
+          <w:tab w:val="right" w:leader="dot" w:pos="9345"/>
+        </w:tabs>
+        <w:rPr>
+          <w:rFonts w:asciiTheme="minorHAnsi" w:eastAsiaTheme="minorEastAsia" w:hAnsiTheme="minorHAnsi"/>
+          <w:noProof/>
+          <w:kern w:val="2"/>
+          <w:sz w:val="24"/>
+          <w:szCs w:val="24"/>
+          <w14:ligatures w14:val="standardContextual"/>
+        </w:rPr>
+      </w:pPr>
+      <w:hyperlink w:anchor="_Toc242612937" w:history="1">
+        <w:r>
+          <w:rPr>
+            <w:rStyle w:val="aff8"/>
+            <w:noProof/>
+          </w:rPr>
+          <w:t>2.2 Теоретические сведения</w:t>
+        </w:r>
+        <w:r>
+          <w:rPr>
+            <w:noProof/>
+            <w:webHidden/>
+          </w:rPr>
+          <w:tab/>
+        </w:r>
+        <w:r>
+          <w:rPr>
+            <w:noProof/>
+            <w:webHidden/>
+          </w:rPr>
+          <w:fldChar w:fldCharType="begin"/>
+        </w:r>
+        <w:r>
+          <w:rPr>
+            <w:noProof/>
+            <w:webHidden/>
+          </w:rPr>
+          <w:instrText xml:space="preserve"> PAGEREF _Toc242612937 \h </w:instrText>
+        </w:r>
+        <w:r>
+          <w:rPr>
+            <w:noProof/>
+            <w:webHidden/>
+          </w:rPr>
+        </w:r>
+        <w:r>
+          <w:rPr>
+            <w:noProof/>
+            <w:webHidden/>
+          </w:rPr>
+          <w:fldChar w:fldCharType="separate"/>
+        </w:r>
+        <w:r>
+          <w:rPr>
+            <w:noProof/>
+            <w:webHidden/>
+          </w:rPr>
+          <w:t>4</w:t>
+        </w:r>
+        <w:r>
+          <w:rPr>
+            <w:noProof/>
+            <w:webHidden/>
+          </w:rPr>
+          <w:fldChar w:fldCharType="end"/>
+        </w:r>
+      </w:hyperlink>
+    </w:p>
+    <w:p>
+      <w:pPr>
+        <w:pStyle w:val="2c"/>
+        <w:tabs>
+          <w:tab w:val="right" w:leader="dot" w:pos="9345"/>
+        </w:tabs>
+        <w:rPr>
+          <w:rFonts w:asciiTheme="minorHAnsi" w:eastAsiaTheme="minorEastAsia" w:hAnsiTheme="minorHAnsi"/>
+          <w:noProof/>
+          <w:kern w:val="2"/>
+          <w:sz w:val="24"/>
+          <w:szCs w:val="24"/>
+          <w14:ligatures w14:val="standardContextual"/>
+        </w:rPr>
+      </w:pPr>
+      <w:hyperlink w:anchor="_Toc242612938" w:history="1">
+        <w:r>
+          <w:rPr>
+            <w:rStyle w:val="aff8"/>
+            <w:noProof/>
+          </w:rPr>
+          <w:t>2.3 Подготовка среды</w:t>
+        </w:r>
+        <w:r>
+          <w:rPr>
+            <w:noProof/>
+            <w:webHidden/>
+          </w:rPr>
+          <w:tab/>
+        </w:r>
+        <w:r>
+          <w:rPr>
+            <w:noProof/>
+            <w:webHidden/>
+          </w:rPr>
+          <w:fldChar w:fldCharType="begin"/>
+        </w:r>
+        <w:r>
+          <w:rPr>
+            <w:noProof/>
+            <w:webHidden/>
+          </w:rPr>
+          <w:instrText xml:space="preserve"> PAGEREF _Toc242612938 \h </w:instrText>
         </w:r>
         <w:r>
           <w:rPr>
@@ -516,13 +662,13 @@
           <w14:ligatures w14:val="standardContextual"/>
         </w:rPr>
       </w:pPr>
-      <w:hyperlink w:anchor="_Toc242385938" w:history="1">
+      <w:hyperlink w:anchor="_Toc242612939" w:history="1">
         <w:r>
           <w:rPr>
             <w:rStyle w:val="aff8"/>
             <w:noProof/>
           </w:rPr>
-          <w:t>3.1 Подготовка среды</w:t>
+          <w:t>2.4 Базовый код</w:t>
         </w:r>
         <w:r>
           <w:rPr>
@@ -543,7 +689,7 @@
             <w:noProof/>
             <w:webHidden/>
           </w:rPr>
-          <w:instrText xml:space="preserve"> PAGEREF _Toc242385938 \h </w:instrText>
+          <w:instrText xml:space="preserve"> PAGEREF _Toc242612939 \h </w:instrText>
         </w:r>
         <w:r>
           <w:rPr>
@@ -589,13 +735,13 @@
           <w14:ligatures w14:val="standardContextual"/>
         </w:rPr>
       </w:pPr>
-      <w:hyperlink w:anchor="_Toc242385939" w:history="1">
+      <w:hyperlink w:anchor="_Toc242612940" w:history="1">
         <w:r>
           <w:rPr>
             <w:rStyle w:val="aff8"/>
             <w:noProof/>
           </w:rPr>
-          <w:t>3.2 Базовый код</w:t>
+          <w:t>2.5 Задание 1. Исследование утечек памяти</w:t>
         </w:r>
         <w:r>
           <w:rPr>
@@ -616,80 +762,7 @@
             <w:noProof/>
             <w:webHidden/>
           </w:rPr>
-          <w:instrText xml:space="preserve"> PAGEREF _Toc242385939 \h </w:instrText>
-        </w:r>
-        <w:r>
-          <w:rPr>
-            <w:noProof/>
-            <w:webHidden/>
-          </w:rPr>
-        </w:r>
-        <w:r>
-          <w:rPr>
-            <w:noProof/>
-            <w:webHidden/>
-          </w:rPr>
-          <w:fldChar w:fldCharType="separate"/>
-        </w:r>
-        <w:r>
-          <w:rPr>
-            <w:noProof/>
-            <w:webHidden/>
-          </w:rPr>
-          <w:t>5</w:t>
-        </w:r>
-        <w:r>
-          <w:rPr>
-            <w:noProof/>
-            <w:webHidden/>
-          </w:rPr>
-          <w:fldChar w:fldCharType="end"/>
-        </w:r>
-      </w:hyperlink>
-    </w:p>
-    <w:p>
-      <w:pPr>
-        <w:pStyle w:val="2c"/>
-        <w:tabs>
-          <w:tab w:val="right" w:leader="dot" w:pos="9345"/>
-        </w:tabs>
-        <w:rPr>
-          <w:rFonts w:asciiTheme="minorHAnsi" w:eastAsiaTheme="minorEastAsia" w:hAnsiTheme="minorHAnsi"/>
-          <w:noProof/>
-          <w:kern w:val="2"/>
-          <w:sz w:val="24"/>
-          <w:szCs w:val="24"/>
-          <w14:ligatures w14:val="standardContextual"/>
-        </w:rPr>
-      </w:pPr>
-      <w:hyperlink w:anchor="_Toc242385940" w:history="1">
-        <w:r>
-          <w:rPr>
-            <w:rStyle w:val="aff8"/>
-            <w:noProof/>
-          </w:rPr>
-          <w:t>3.3 Задание 1. Исследование утечек памяти</w:t>
-        </w:r>
-        <w:r>
-          <w:rPr>
-            <w:noProof/>
-            <w:webHidden/>
-          </w:rPr>
-          <w:tab/>
-        </w:r>
-        <w:r>
-          <w:rPr>
-            <w:noProof/>
-            <w:webHidden/>
-          </w:rPr>
-          <w:fldChar w:fldCharType="begin"/>
-        </w:r>
-        <w:r>
-          <w:rPr>
-            <w:noProof/>
-            <w:webHidden/>
-          </w:rPr>
-          <w:instrText xml:space="preserve"> PAGEREF _Toc242385940 \h </w:instrText>
+          <w:instrText xml:space="preserve"> PAGEREF _Toc242612940 \h </w:instrText>
         </w:r>
         <w:r>
           <w:rPr>
@@ -735,13 +808,13 @@
           <w14:ligatures w14:val="standardContextual"/>
         </w:rPr>
       </w:pPr>
-      <w:hyperlink w:anchor="_Toc242385941" w:history="1">
+      <w:hyperlink w:anchor="_Toc242612941" w:history="1">
         <w:r>
           <w:rPr>
             <w:rStyle w:val="aff8"/>
             <w:noProof/>
           </w:rPr>
-          <w:t xml:space="preserve">3.4 Задание 2. Исследование </w:t>
+          <w:t xml:space="preserve">2.6 Задание 2. Исследование </w:t>
         </w:r>
         <w:r>
           <w:rPr>
@@ -770,7 +843,7 @@
             <w:noProof/>
             <w:webHidden/>
           </w:rPr>
-          <w:instrText xml:space="preserve"> PAGEREF _Toc242385941 \h </w:instrText>
+          <w:instrText xml:space="preserve"> PAGEREF _Toc242612941 \h </w:instrText>
         </w:r>
         <w:r>
           <w:rPr>
@@ -816,13 +889,13 @@
           <w14:ligatures w14:val="standardContextual"/>
         </w:rPr>
       </w:pPr>
-      <w:hyperlink w:anchor="_Toc242385942" w:history="1">
+      <w:hyperlink w:anchor="_Toc242612942" w:history="1">
         <w:r>
           <w:rPr>
             <w:rStyle w:val="aff8"/>
             <w:noProof/>
           </w:rPr>
-          <w:t>3.5 Задание 3. Оптимизация упаковки</w:t>
+          <w:t>2.7 Задание 3. Оптимизация упаковки</w:t>
         </w:r>
         <w:r>
           <w:rPr>
@@ -843,7 +916,80 @@
             <w:noProof/>
             <w:webHidden/>
           </w:rPr>
-          <w:instrText xml:space="preserve"> PAGEREF _Toc242385942 \h </w:instrText>
+          <w:instrText xml:space="preserve"> PAGEREF _Toc242612942 \h </w:instrText>
+        </w:r>
+        <w:r>
+          <w:rPr>
+            <w:noProof/>
+            <w:webHidden/>
+          </w:rPr>
+        </w:r>
+        <w:r>
+          <w:rPr>
+            <w:noProof/>
+            <w:webHidden/>
+          </w:rPr>
+          <w:fldChar w:fldCharType="separate"/>
+        </w:r>
+        <w:r>
+          <w:rPr>
+            <w:noProof/>
+            <w:webHidden/>
+          </w:rPr>
+          <w:t>7</w:t>
+        </w:r>
+        <w:r>
+          <w:rPr>
+            <w:noProof/>
+            <w:webHidden/>
+          </w:rPr>
+          <w:fldChar w:fldCharType="end"/>
+        </w:r>
+      </w:hyperlink>
+    </w:p>
+    <w:p>
+      <w:pPr>
+        <w:pStyle w:val="2c"/>
+        <w:tabs>
+          <w:tab w:val="right" w:leader="dot" w:pos="9345"/>
+        </w:tabs>
+        <w:rPr>
+          <w:rFonts w:asciiTheme="minorHAnsi" w:eastAsiaTheme="minorEastAsia" w:hAnsiTheme="minorHAnsi"/>
+          <w:noProof/>
+          <w:kern w:val="2"/>
+          <w:sz w:val="24"/>
+          <w:szCs w:val="24"/>
+          <w14:ligatures w14:val="standardContextual"/>
+        </w:rPr>
+      </w:pPr>
+      <w:hyperlink w:anchor="_Toc242612943" w:history="1">
+        <w:r>
+          <w:rPr>
+            <w:rStyle w:val="aff8"/>
+            <w:noProof/>
+          </w:rPr>
+          <w:t>2.8 Задание 4. Поиск и исправление утечек</w:t>
+        </w:r>
+        <w:r>
+          <w:rPr>
+            <w:noProof/>
+            <w:webHidden/>
+          </w:rPr>
+          <w:tab/>
+        </w:r>
+        <w:r>
+          <w:rPr>
+            <w:noProof/>
+            <w:webHidden/>
+          </w:rPr>
+          <w:fldChar w:fldCharType="begin"/>
+        </w:r>
+        <w:r>
+          <w:rPr>
+            <w:noProof/>
+            <w:webHidden/>
+          </w:rPr>
+          <w:instrText xml:space="preserve"> PAGEREF _Toc242612943 \h </w:instrText>
         </w:r>
         <w:r>
           <w:rPr>
@@ -889,86 +1035,13 @@
           <w14:ligatures w14:val="standardContextual"/>
         </w:rPr>
       </w:pPr>
-      <w:hyperlink w:anchor="_Toc242385943" w:history="1">
+      <w:hyperlink w:anchor="_Toc242612944" w:history="1">
         <w:r>
           <w:rPr>
             <w:rStyle w:val="aff8"/>
             <w:noProof/>
           </w:rPr>
-          <w:t>3.6 Задание 4. Поиск и исправление утечек</w:t>
-        </w:r>
-        <w:r>
-          <w:rPr>
-            <w:noProof/>
-            <w:webHidden/>
-          </w:rPr>
-          <w:tab/>
-        </w:r>
-        <w:r>
-          <w:rPr>
-            <w:noProof/>
-            <w:webHidden/>
-          </w:rPr>
-          <w:fldChar w:fldCharType="begin"/>
-        </w:r>
-        <w:r>
-          <w:rPr>
-            <w:noProof/>
-            <w:webHidden/>
-          </w:rPr>
-          <w:instrText xml:space="preserve"> PAGEREF _Toc242385943 \h </w:instrText>
-        </w:r>
-        <w:r>
-          <w:rPr>
-            <w:noProof/>
-            <w:webHidden/>
-          </w:rPr>
-        </w:r>
-        <w:r>
-          <w:rPr>
-            <w:noProof/>
-            <w:webHidden/>
-          </w:rPr>
-          <w:fldChar w:fldCharType="separate"/>
-        </w:r>
-        <w:r>
-          <w:rPr>
-            <w:noProof/>
-            <w:webHidden/>
-          </w:rPr>
-          <w:t>9</w:t>
-        </w:r>
-        <w:r>
-          <w:rPr>
-            <w:noProof/>
-            <w:webHidden/>
-          </w:rPr>
-          <w:fldChar w:fldCharType="end"/>
-        </w:r>
-      </w:hyperlink>
-    </w:p>
-    <w:p>
-      <w:pPr>
-        <w:pStyle w:val="2c"/>
-        <w:tabs>
-          <w:tab w:val="right" w:leader="dot" w:pos="9345"/>
-        </w:tabs>
-        <w:rPr>
-          <w:rFonts w:asciiTheme="minorHAnsi" w:eastAsiaTheme="minorEastAsia" w:hAnsiTheme="minorHAnsi"/>
-          <w:noProof/>
-          <w:kern w:val="2"/>
-          <w:sz w:val="24"/>
-          <w:szCs w:val="24"/>
-          <w14:ligatures w14:val="standardContextual"/>
-        </w:rPr>
-      </w:pPr>
-      <w:hyperlink w:anchor="_Toc242385944" w:history="1">
-        <w:r>
-          <w:rPr>
-            <w:rStyle w:val="aff8"/>
-            <w:noProof/>
-          </w:rPr>
-          <w:t xml:space="preserve">3.7 Профилирование: </w:t>
+          <w:t xml:space="preserve">2.9 Профилирование: </w:t>
         </w:r>
         <w:r>
           <w:rPr>
@@ -1004,7 +1077,7 @@
             <w:noProof/>
             <w:webHidden/>
           </w:rPr>
-          <w:instrText xml:space="preserve"> PAGEREF _Toc242385944 \h </w:instrText>
+          <w:instrText xml:space="preserve"> PAGEREF _Toc242612944 \h </w:instrText>
         </w:r>
         <w:r>
           <w:rPr>
@@ -1024,7 +1097,7 @@
             <w:noProof/>
             <w:webHidden/>
           </w:rPr>
-          <w:t>11</w:t>
+          <w:t>9</w:t>
         </w:r>
         <w:r>
           <w:rPr>
@@ -1050,13 +1123,13 @@
           <w14:ligatures w14:val="standardContextual"/>
         </w:rPr>
       </w:pPr>
-      <w:hyperlink w:anchor="_Toc242385945" w:history="1">
+      <w:hyperlink w:anchor="_Toc242612945" w:history="1">
         <w:r>
           <w:rPr>
             <w:rStyle w:val="aff8"/>
             <w:noProof/>
           </w:rPr>
-          <w:t>3.8 Профилирование собственного кода</w:t>
+          <w:t>2.10 Профилирование собственного кода</w:t>
         </w:r>
         <w:r>
           <w:rPr>
@@ -1077,7 +1150,80 @@
             <w:noProof/>
             <w:webHidden/>
           </w:rPr>
-          <w:instrText xml:space="preserve"> PAGEREF _Toc242385945 \h </w:instrText>
+          <w:instrText xml:space="preserve"> PAGEREF _Toc242612945 \h </w:instrText>
+        </w:r>
+        <w:r>
+          <w:rPr>
+            <w:noProof/>
+            <w:webHidden/>
+          </w:rPr>
+        </w:r>
+        <w:r>
+          <w:rPr>
+            <w:noProof/>
+            <w:webHidden/>
+          </w:rPr>
+          <w:fldChar w:fldCharType="separate"/>
+        </w:r>
+        <w:r>
+          <w:rPr>
+            <w:noProof/>
+            <w:webHidden/>
+          </w:rPr>
+          <w:t>12</w:t>
+        </w:r>
+        <w:r>
+          <w:rPr>
+            <w:noProof/>
+            <w:webHidden/>
+          </w:rPr>
+          <w:fldChar w:fldCharType="end"/>
+        </w:r>
+      </w:hyperlink>
+    </w:p>
+    <w:p>
+      <w:pPr>
+        <w:pStyle w:val="14"/>
+        <w:tabs>
+          <w:tab w:val="right" w:leader="dot" w:pos="9345"/>
+        </w:tabs>
+        <w:rPr>
+          <w:rFonts w:asciiTheme="minorHAnsi" w:eastAsiaTheme="minorEastAsia" w:hAnsiTheme="minorHAnsi"/>
+          <w:noProof/>
+          <w:kern w:val="2"/>
+          <w:sz w:val="24"/>
+          <w:szCs w:val="24"/>
+          <w14:ligatures w14:val="standardContextual"/>
+        </w:rPr>
+      </w:pPr>
+      <w:hyperlink w:anchor="_Toc242612946" w:history="1">
+        <w:r>
+          <w:rPr>
+            <w:rStyle w:val="aff8"/>
+            <w:noProof/>
+          </w:rPr>
+          <w:t>3 Ответы на контрольные вопросы</w:t>
+        </w:r>
+        <w:r>
+          <w:rPr>
+            <w:noProof/>
+            <w:webHidden/>
+          </w:rPr>
+          <w:tab/>
+        </w:r>
+        <w:r>
+          <w:rPr>
+            <w:noProof/>
+            <w:webHidden/>
+          </w:rPr>
+          <w:fldChar w:fldCharType="begin"/>
+        </w:r>
+        <w:r>
+          <w:rPr>
+            <w:noProof/>
+            <w:webHidden/>
+          </w:rPr>
+          <w:instrText xml:space="preserve"> PAGEREF _Toc242612946 \h </w:instrText>
         </w:r>
         <w:r>
           <w:rPr>
@@ -1123,13 +1269,13 @@
           <w14:ligatures w14:val="standardContextual"/>
         </w:rPr>
       </w:pPr>
-      <w:hyperlink w:anchor="_Toc242385946" w:history="1">
+      <w:hyperlink w:anchor="_Toc242612947" w:history="1">
         <w:r>
           <w:rPr>
             <w:rStyle w:val="aff8"/>
             <w:noProof/>
           </w:rPr>
-          <w:t>4 КОНТРОЛЬНЫЕ ВОПРОСЫ</w:t>
+          <w:t>Выводы</w:t>
         </w:r>
         <w:r>
           <w:rPr>
@@ -1150,7 +1296,80 @@
             <w:noProof/>
             <w:webHidden/>
           </w:rPr>
-          <w:instrText xml:space="preserve"> PAGEREF _Toc242385946 \h </w:instrText>
+          <w:instrText xml:space="preserve"> PAGEREF _Toc242612947 \h </w:instrText>
+        </w:r>
+        <w:r>
+          <w:rPr>
+            <w:noProof/>
+            <w:webHidden/>
+          </w:rPr>
+        </w:r>
+        <w:r>
+          <w:rPr>
+            <w:noProof/>
+            <w:webHidden/>
+          </w:rPr>
+          <w:fldChar w:fldCharType="separate"/>
+        </w:r>
+        <w:r>
+          <w:rPr>
+            <w:noProof/>
+            <w:webHidden/>
+          </w:rPr>
+          <w:t>15</w:t>
+        </w:r>
+        <w:r>
+          <w:rPr>
+            <w:noProof/>
+            <w:webHidden/>
+          </w:rPr>
+          <w:fldChar w:fldCharType="end"/>
+        </w:r>
+      </w:hyperlink>
+    </w:p>
+    <w:p>
+      <w:pPr>
+        <w:pStyle w:val="14"/>
+        <w:tabs>
+          <w:tab w:val="right" w:leader="dot" w:pos="9345"/>
+        </w:tabs>
+        <w:rPr>
+          <w:rFonts w:asciiTheme="minorHAnsi" w:eastAsiaTheme="minorEastAsia" w:hAnsiTheme="minorHAnsi"/>
+          <w:noProof/>
+          <w:kern w:val="2"/>
+          <w:sz w:val="24"/>
+          <w:szCs w:val="24"/>
+          <w14:ligatures w14:val="standardContextual"/>
+        </w:rPr>
+      </w:pPr>
+      <w:hyperlink w:anchor="_Toc242612948" w:history="1">
+        <w:r>
+          <w:rPr>
+            <w:rStyle w:val="aff8"/>
+            <w:noProof/>
+          </w:rPr>
+          <w:t>Приложение А (обязательное) Листинги программного кода</w:t>
+        </w:r>
+        <w:r>
+          <w:rPr>
+            <w:noProof/>
+            <w:webHidden/>
+          </w:rPr>
+          <w:tab/>
+        </w:r>
+        <w:r>
+          <w:rPr>
+            <w:noProof/>
+            <w:webHidden/>
+          </w:rPr>
+          <w:fldChar w:fldCharType="begin"/>
+        </w:r>
+        <w:r>
+          <w:rPr>
+            <w:noProof/>
+            <w:webHidden/>
+          </w:rPr>
+          <w:instrText xml:space="preserve"> PAGEREF _Toc242612948 \h </w:instrText>
         </w:r>
         <w:r>
           <w:rPr>
@@ -1182,401 +1401,6 @@
       </w:hyperlink>
     </w:p>
     <w:p>
-      <w:pPr>
-        <w:pStyle w:val="2c"/>
-        <w:tabs>
-          <w:tab w:val="right" w:leader="dot" w:pos="9345"/>
-        </w:tabs>
-        <w:rPr>
-          <w:rFonts w:asciiTheme="minorHAnsi" w:eastAsiaTheme="minorEastAsia" w:hAnsiTheme="minorHAnsi"/>
-          <w:noProof/>
-          <w:kern w:val="2"/>
-          <w:sz w:val="24"/>
-          <w:szCs w:val="24"/>
-          <w14:ligatures w14:val="standardContextual"/>
-        </w:rPr>
-      </w:pPr>
-      <w:hyperlink w:anchor="_Toc242385947" w:history="1">
-        <w:r>
-          <w:rPr>
-            <w:rStyle w:val="aff8"/>
-            <w:noProof/>
-          </w:rPr>
-          <w:t>4.1 Почему объекты в статическом списке не удаляются</w:t>
-        </w:r>
-        <w:r>
-          <w:rPr>
-            <w:noProof/>
-            <w:webHidden/>
-          </w:rPr>
-          <w:tab/>
-        </w:r>
-        <w:r>
-          <w:rPr>
-            <w:noProof/>
-            <w:webHidden/>
-          </w:rPr>
-          <w:fldChar w:fldCharType="begin"/>
-        </w:r>
-        <w:r>
-          <w:rPr>
-            <w:noProof/>
-            <w:webHidden/>
-          </w:rPr>
-          <w:instrText xml:space="preserve"> PAGEREF _Toc242385947 \h </w:instrText>
-        </w:r>
-        <w:r>
-          <w:rPr>
-            <w:noProof/>
-            <w:webHidden/>
-          </w:rPr>
-        </w:r>
-        <w:r>
-          <w:rPr>
-            <w:noProof/>
-            <w:webHidden/>
-          </w:rPr>
-          <w:fldChar w:fldCharType="separate"/>
-        </w:r>
-        <w:r>
-          <w:rPr>
-            <w:noProof/>
-            <w:webHidden/>
-          </w:rPr>
-          <w:t>16</w:t>
-        </w:r>
-        <w:r>
-          <w:rPr>
-            <w:noProof/>
-            <w:webHidden/>
-          </w:rPr>
-          <w:fldChar w:fldCharType="end"/>
-        </w:r>
-      </w:hyperlink>
-    </w:p>
-    <w:p>
-      <w:pPr>
-        <w:pStyle w:val="2c"/>
-        <w:tabs>
-          <w:tab w:val="right" w:leader="dot" w:pos="9345"/>
-        </w:tabs>
-        <w:rPr>
-          <w:rFonts w:asciiTheme="minorHAnsi" w:eastAsiaTheme="minorEastAsia" w:hAnsiTheme="minorHAnsi"/>
-          <w:noProof/>
-          <w:kern w:val="2"/>
-          <w:sz w:val="24"/>
-          <w:szCs w:val="24"/>
-          <w14:ligatures w14:val="standardContextual"/>
-        </w:rPr>
-      </w:pPr>
-      <w:hyperlink w:anchor="_Toc242385948" w:history="1">
-        <w:r>
-          <w:rPr>
-            <w:rStyle w:val="aff8"/>
-            <w:noProof/>
-          </w:rPr>
-          <w:t>4.2 Почему события вызывают утечки</w:t>
-        </w:r>
-        <w:r>
-          <w:rPr>
-            <w:noProof/>
-            <w:webHidden/>
-          </w:rPr>
-          <w:tab/>
-        </w:r>
-        <w:r>
-          <w:rPr>
-            <w:noProof/>
-            <w:webHidden/>
-          </w:rPr>
-          <w:fldChar w:fldCharType="begin"/>
-        </w:r>
-        <w:r>
-          <w:rPr>
-            <w:noProof/>
-            <w:webHidden/>
-          </w:rPr>
-          <w:instrText xml:space="preserve"> PAGEREF _Toc242385948 \h </w:instrText>
-        </w:r>
-        <w:r>
-          <w:rPr>
-            <w:noProof/>
-            <w:webHidden/>
-          </w:rPr>
-        </w:r>
-        <w:r>
-          <w:rPr>
-            <w:noProof/>
-            <w:webHidden/>
-          </w:rPr>
-          <w:fldChar w:fldCharType="separate"/>
-        </w:r>
-        <w:r>
-          <w:rPr>
-            <w:noProof/>
-            <w:webHidden/>
-          </w:rPr>
-          <w:t>16</w:t>
-        </w:r>
-        <w:r>
-          <w:rPr>
-            <w:noProof/>
-            <w:webHidden/>
-          </w:rPr>
-          <w:fldChar w:fldCharType="end"/>
-        </w:r>
-      </w:hyperlink>
-    </w:p>
-    <w:p>
-      <w:pPr>
-        <w:pStyle w:val="2c"/>
-        <w:tabs>
-          <w:tab w:val="right" w:leader="dot" w:pos="9345"/>
-        </w:tabs>
-        <w:rPr>
-          <w:rFonts w:asciiTheme="minorHAnsi" w:eastAsiaTheme="minorEastAsia" w:hAnsiTheme="minorHAnsi"/>
-          <w:noProof/>
-          <w:kern w:val="2"/>
-          <w:sz w:val="24"/>
-          <w:szCs w:val="24"/>
-          <w14:ligatures w14:val="standardContextual"/>
-        </w:rPr>
-      </w:pPr>
-      <w:hyperlink w:anchor="_Toc242385949" w:history="1">
-        <w:r>
-          <w:rPr>
-            <w:rStyle w:val="aff8"/>
-            <w:noProof/>
-          </w:rPr>
-          <w:t xml:space="preserve">4.3 Почему объекты больше 85 КБ попадают в </w:t>
-        </w:r>
-        <w:r>
-          <w:rPr>
-            <w:rStyle w:val="aff8"/>
-            <w:i/>
-            <w:noProof/>
-          </w:rPr>
-          <w:t>LOH</w:t>
-        </w:r>
-        <w:r>
-          <w:rPr>
-            <w:rStyle w:val="aff8"/>
-            <w:noProof/>
-          </w:rPr>
-          <w:t xml:space="preserve"> и почему </w:t>
-        </w:r>
-        <w:r>
-          <w:rPr>
-            <w:rStyle w:val="aff8"/>
-            <w:i/>
-            <w:noProof/>
-          </w:rPr>
-          <w:t>LOH</w:t>
-        </w:r>
-        <w:r>
-          <w:rPr>
-            <w:rStyle w:val="aff8"/>
-            <w:noProof/>
-          </w:rPr>
-          <w:t xml:space="preserve"> не уплотняется</w:t>
-        </w:r>
-        <w:r>
-          <w:rPr>
-            <w:noProof/>
-            <w:webHidden/>
-          </w:rPr>
-          <w:tab/>
-        </w:r>
-        <w:r>
-          <w:rPr>
-            <w:noProof/>
-            <w:webHidden/>
-          </w:rPr>
-          <w:fldChar w:fldCharType="begin"/>
-        </w:r>
-        <w:r>
-          <w:rPr>
-            <w:noProof/>
-            <w:webHidden/>
-          </w:rPr>
-          <w:instrText xml:space="preserve"> PAGEREF _Toc242385949 \h </w:instrText>
-        </w:r>
-        <w:r>
-          <w:rPr>
-            <w:noProof/>
-            <w:webHidden/>
-          </w:rPr>
-        </w:r>
-        <w:r>
-          <w:rPr>
-            <w:noProof/>
-            <w:webHidden/>
-          </w:rPr>
-          <w:fldChar w:fldCharType="separate"/>
-        </w:r>
-        <w:r>
-          <w:rPr>
-            <w:noProof/>
-            <w:webHidden/>
-          </w:rPr>
-          <w:t>16</w:t>
-        </w:r>
-        <w:r>
-          <w:rPr>
-            <w:noProof/>
-            <w:webHidden/>
-          </w:rPr>
-          <w:fldChar w:fldCharType="end"/>
-        </w:r>
-      </w:hyperlink>
-    </w:p>
-    <w:p>
-      <w:pPr>
-        <w:pStyle w:val="2c"/>
-        <w:tabs>
-          <w:tab w:val="right" w:leader="dot" w:pos="9345"/>
-        </w:tabs>
-        <w:rPr>
-          <w:rFonts w:asciiTheme="minorHAnsi" w:eastAsiaTheme="minorEastAsia" w:hAnsiTheme="minorHAnsi"/>
-          <w:noProof/>
-          <w:kern w:val="2"/>
-          <w:sz w:val="24"/>
-          <w:szCs w:val="24"/>
-          <w14:ligatures w14:val="standardContextual"/>
-        </w:rPr>
-      </w:pPr>
-      <w:hyperlink w:anchor="_Toc242385950" w:history="1">
-        <w:r>
-          <w:rPr>
-            <w:rStyle w:val="aff8"/>
-            <w:noProof/>
-          </w:rPr>
-          <w:t>4.4 Какие виды утечек существуют и что такое горячий путь</w:t>
-        </w:r>
-        <w:r>
-          <w:rPr>
-            <w:noProof/>
-            <w:webHidden/>
-          </w:rPr>
-          <w:tab/>
-        </w:r>
-        <w:r>
-          <w:rPr>
-            <w:noProof/>
-            <w:webHidden/>
-          </w:rPr>
-          <w:fldChar w:fldCharType="begin"/>
-        </w:r>
-        <w:r>
-          <w:rPr>
-            <w:noProof/>
-            <w:webHidden/>
-          </w:rPr>
-          <w:instrText xml:space="preserve"> PAGEREF _Toc242385950 \h </w:instrText>
-        </w:r>
-        <w:r>
-          <w:rPr>
-            <w:noProof/>
-            <w:webHidden/>
-          </w:rPr>
-        </w:r>
-        <w:r>
-          <w:rPr>
-            <w:noProof/>
-            <w:webHidden/>
-          </w:rPr>
-          <w:fldChar w:fldCharType="separate"/>
-        </w:r>
-        <w:r>
-          <w:rPr>
-            <w:noProof/>
-            <w:webHidden/>
-          </w:rPr>
-          <w:t>16</w:t>
-        </w:r>
-        <w:r>
-          <w:rPr>
-            <w:noProof/>
-            <w:webHidden/>
-          </w:rPr>
-          <w:fldChar w:fldCharType="end"/>
-        </w:r>
-      </w:hyperlink>
-    </w:p>
-    <w:p>
-      <w:pPr>
-        <w:pStyle w:val="14"/>
-        <w:tabs>
-          <w:tab w:val="right" w:leader="dot" w:pos="9345"/>
-        </w:tabs>
-        <w:rPr>
-          <w:rFonts w:asciiTheme="minorHAnsi" w:eastAsiaTheme="minorEastAsia" w:hAnsiTheme="minorHAnsi"/>
-          <w:noProof/>
-          <w:kern w:val="2"/>
-          <w:sz w:val="24"/>
-          <w:szCs w:val="24"/>
-          <w14:ligatures w14:val="standardContextual"/>
-        </w:rPr>
-      </w:pPr>
-      <w:hyperlink w:anchor="_Toc242385951" w:history="1">
-        <w:r>
-          <w:rPr>
-            <w:rStyle w:val="aff8"/>
-            <w:noProof/>
-          </w:rPr>
-          <w:t>ЗАКЛЮЧЕНИЕ</w:t>
-        </w:r>
-        <w:r>
-          <w:rPr>
-            <w:noProof/>
-            <w:webHidden/>
-          </w:rPr>
-          <w:tab/>
-        </w:r>
-        <w:r>
-          <w:rPr>
-            <w:noProof/>
-            <w:webHidden/>
-          </w:rPr>
-          <w:fldChar w:fldCharType="begin"/>
-        </w:r>
-        <w:r>
-          <w:rPr>
-            <w:noProof/>
-            <w:webHidden/>
-          </w:rPr>
-          <w:instrText xml:space="preserve"> PAGEREF _Toc242385951 \h </w:instrText>
-        </w:r>
-        <w:r>
-          <w:rPr>
-            <w:noProof/>
-            <w:webHidden/>
-          </w:rPr>
-        </w:r>
-        <w:r>
-          <w:rPr>
-            <w:noProof/>
-            <w:webHidden/>
-          </w:rPr>
-          <w:fldChar w:fldCharType="separate"/>
-        </w:r>
-        <w:r>
-          <w:rPr>
-            <w:noProof/>
-            <w:webHidden/>
-          </w:rPr>
-          <w:t>17</w:t>
-        </w:r>
-        <w:r>
-          <w:rPr>
-            <w:noProof/>
-            <w:webHidden/>
-          </w:rPr>
-          <w:fldChar w:fldCharType="end"/>
-        </w:r>
-      </w:hyperlink>
-    </w:p>
-    <w:p>
       <w:r>
         <w:fldChar w:fldCharType="end"/>
       </w:r>
@@ -1591,13 +1415,13 @@
         <w:pStyle w:val="1"/>
         <w:ind w:firstLine="709"/>
       </w:pPr>
-      <w:bookmarkStart w:id="0" w:name="_Toc242385935"/>
+      <w:bookmarkStart w:id="0" w:name="_Toc242612934"/>
       <w:r>
         <w:rPr>
           <w:rFonts w:ascii="Times New Roman" w:hAnsi="Times New Roman"/>
         </w:rPr>
         <w:lastRenderedPageBreak/>
-        <w:t>1 ЦЕЛЬ РАБОТЫ</w:t>
+        <w:t>1 Цель работы</w:t>
       </w:r>
       <w:bookmarkEnd w:id="0"/>
     </w:p>
@@ -1616,7 +1440,237 @@
         <w:t>NET</w:t>
       </w:r>
       <w:r>
-        <w:t xml:space="preserve">, работу с поколениями памяти, выявление утечек, анализ </w:t>
+        <w:t>, работу с поколениями памяти, выявление утечек, анализ кучи больших объектов (</w:t>
+      </w:r>
+      <w:r>
+        <w:rPr>
+          <w:i/>
+        </w:rPr>
+        <w:t>LOH</w:t>
+      </w:r>
+      <w:r>
+        <w:t>) и оптимизацию через устранение упаковки (</w:t>
+      </w:r>
+      <w:r>
+        <w:rPr>
+          <w:i/>
+        </w:rPr>
+        <w:t>boxing</w:t>
+      </w:r>
+      <w:r>
+        <w:t>). Освоить профилирование производительности: построение дерева вызовов (</w:t>
+      </w:r>
+      <w:r>
+        <w:rPr>
+          <w:i/>
+        </w:rPr>
+        <w:t>Call Tree</w:t>
+      </w:r>
+      <w:r>
+        <w:t>), поиск горячих путей и оценку собственного времени методов.</w:t>
+      </w:r>
+    </w:p>
+    <w:p>
+      <w:r>
+        <w:br w:type="page"/>
+      </w:r>
+    </w:p>
+    <w:p>
+      <w:pPr>
+        <w:pStyle w:val="1"/>
+        <w:ind w:firstLine="709"/>
+      </w:pPr>
+      <w:bookmarkStart w:id="1" w:name="_Toc242612935"/>
+      <w:r>
+        <w:rPr>
+          <w:rFonts w:ascii="Times New Roman" w:hAnsi="Times New Roman"/>
+        </w:rPr>
+        <w:lastRenderedPageBreak/>
+        <w:t>2 Ход работы</w:t>
+      </w:r>
+      <w:bookmarkEnd w:id="1"/>
+    </w:p>
+    <w:p>
+      <w:pPr>
+        <w:ind w:firstLine="709"/>
+        <w:jc w:val="both"/>
+      </w:pPr>
+      <w:r>
+        <w:t xml:space="preserve">Работа выполнена в консольном приложении </w:t>
+      </w:r>
+      <w:r>
+        <w:rPr>
+          <w:i/>
+        </w:rPr>
+        <w:t>C</w:t>
+      </w:r>
+      <w:r>
+        <w:t># для платформы .</w:t>
+      </w:r>
+      <w:r>
+        <w:rPr>
+          <w:i/>
+        </w:rPr>
+        <w:t>NET</w:t>
+      </w:r>
+      <w:r>
+        <w:t xml:space="preserve"> 10 (</w:t>
+      </w:r>
+      <w:r>
+        <w:rPr>
+          <w:i/>
+        </w:rPr>
+        <w:t>SDK</w:t>
+      </w:r>
+      <w:r>
+        <w:t xml:space="preserve"> 10.0.401), замеры выполнены в режиме </w:t>
+      </w:r>
+      <w:r>
+        <w:rPr>
+          <w:i/>
+        </w:rPr>
+        <w:t>Release</w:t>
+      </w:r>
+      <w:r>
+        <w:t>. Полный текст программы приведен в приложении А. Ниже последовательно описаны постановка задачи, теоретическая основа, реализация заданий и результаты проверки.</w:t>
+      </w:r>
+    </w:p>
+    <w:p>
+      <w:pPr>
+        <w:pStyle w:val="21"/>
+        <w:spacing w:before="360"/>
+        <w:ind w:firstLine="709"/>
+      </w:pPr>
+      <w:bookmarkStart w:id="2" w:name="_Toc242612936"/>
+      <w:r>
+        <w:rPr>
+          <w:rFonts w:ascii="Times New Roman" w:hAnsi="Times New Roman"/>
+        </w:rPr>
+        <w:t>2.1 Постановка задачи</w:t>
+      </w:r>
+      <w:bookmarkEnd w:id="2"/>
+    </w:p>
+    <w:p>
+      <w:pPr>
+        <w:ind w:firstLine="709"/>
+        <w:jc w:val="both"/>
+      </w:pPr>
+      <w:r>
+        <w:t>Для поиска утечек памяти и профилирования в рамках работы требуется выполнить следующие задачи:</w:t>
+      </w:r>
+    </w:p>
+    <w:p>
+      <w:pPr>
+        <w:ind w:firstLine="709"/>
+        <w:jc w:val="both"/>
+      </w:pPr>
+      <w:r>
+        <w:t>1 исследовать утечки памяти через статические ссылки и неотписанные события;</w:t>
+      </w:r>
+    </w:p>
+    <w:p>
+      <w:pPr>
+        <w:ind w:firstLine="709"/>
+        <w:jc w:val="both"/>
+      </w:pPr>
+      <w:r>
+        <w:t>2 исследовать кучу больших объектов (</w:t>
+      </w:r>
+      <w:r>
+        <w:rPr>
+          <w:i/>
+        </w:rPr>
+        <w:t>LOH</w:t>
+      </w:r>
+      <w:r>
+        <w:t>);</w:t>
+      </w:r>
+    </w:p>
+    <w:p>
+      <w:pPr>
+        <w:ind w:firstLine="709"/>
+        <w:jc w:val="both"/>
+      </w:pPr>
+      <w:r>
+        <w:t>3 оптимизировать код устранением упаковки и сравнить результат;</w:t>
+      </w:r>
+    </w:p>
+    <w:p>
+      <w:pPr>
+        <w:ind w:firstLine="709"/>
+        <w:jc w:val="both"/>
+      </w:pPr>
+      <w:r>
+        <w:t>4 найти и исправить утечки в предложенном проблемном коде;</w:t>
+      </w:r>
+    </w:p>
+    <w:p>
+      <w:pPr>
+        <w:ind w:firstLine="709"/>
+        <w:jc w:val="both"/>
+      </w:pPr>
+      <w:r>
+        <w:t>5 выполнить профилирование: построить дерево вызовов, найти горячие пути и проанализировать собственный код.</w:t>
+      </w:r>
+    </w:p>
+    <w:p>
+      <w:pPr>
+        <w:pStyle w:val="21"/>
+        <w:spacing w:before="360"/>
+        <w:ind w:firstLine="709"/>
+      </w:pPr>
+      <w:bookmarkStart w:id="3" w:name="_Toc242612937"/>
+      <w:r>
+        <w:rPr>
+          <w:rFonts w:ascii="Times New Roman" w:hAnsi="Times New Roman"/>
+        </w:rPr>
+        <w:t>2.2 Теоретические сведения</w:t>
+      </w:r>
+      <w:bookmarkEnd w:id="3"/>
+    </w:p>
+    <w:p>
+      <w:pPr>
+        <w:ind w:firstLine="709"/>
+        <w:jc w:val="both"/>
+      </w:pPr>
+      <w:r>
+        <w:t>Сборка мусора в .</w:t>
+      </w:r>
+      <w:r>
+        <w:rPr>
+          <w:i/>
+        </w:rPr>
+        <w:t>NET</w:t>
+      </w:r>
+      <w:r>
+        <w:t xml:space="preserve"> работает с поколениями: </w:t>
+      </w:r>
+      <w:r>
+        <w:rPr>
+          <w:i/>
+        </w:rPr>
+        <w:t>Gen0</w:t>
+      </w:r>
+      <w:r>
+        <w:t xml:space="preserve"> содержит молодые объекты, </w:t>
+      </w:r>
+      <w:r>
+        <w:rPr>
+          <w:i/>
+        </w:rPr>
+        <w:t>Gen1</w:t>
+      </w:r>
+      <w:r>
+        <w:t xml:space="preserve"> – промежуточные, </w:t>
+      </w:r>
+      <w:r>
+        <w:rPr>
+          <w:i/>
+        </w:rPr>
+        <w:t>Gen2</w:t>
+      </w:r>
+      <w:r>
+        <w:t xml:space="preserve"> – долгоживущие. Объекты размером более 85 000 байт попадают в </w:t>
       </w:r>
       <w:r>
         <w:rPr>
@@ -1634,7 +1688,49 @@
         <w:t>LOH</w:t>
       </w:r>
       <w:r>
-        <w:t>) и оптимизацию через устранение упаковки (</w:t>
+        <w:t xml:space="preserve">). Принудительная сборка выполняется командами </w:t>
+      </w:r>
+      <w:r>
+        <w:rPr>
+          <w:i/>
+        </w:rPr>
+        <w:t>GC.Collect</w:t>
+      </w:r>
+      <w:r>
+        <w:t>()</w:t>
+      </w:r>
+      <w:r>
+        <w:t xml:space="preserve"> и </w:t>
+      </w:r>
+      <w:r>
+        <w:rPr>
+          <w:i/>
+        </w:rPr>
+        <w:t>GC.WaitForPendingFinalizers</w:t>
+      </w:r>
+      <w:r>
+        <w:t>()</w:t>
+      </w:r>
+      <w:r>
+        <w:t>.</w:t>
+      </w:r>
+    </w:p>
+    <w:p>
+      <w:pPr>
+        <w:ind w:firstLine="709"/>
+        <w:jc w:val="both"/>
+      </w:pPr>
+      <w:r>
+        <w:t xml:space="preserve">Основные виды утечек памяти: статические ссылки, которые живут весь цикл приложения, неотписанные события и делегаты, неправильная работа с </w:t>
+      </w:r>
+      <w:r>
+        <w:rPr>
+          <w:i/>
+        </w:rPr>
+        <w:t>IDisposable</w:t>
+      </w:r>
+      <w:r>
+        <w:t>. Упаковка (</w:t>
       </w:r>
       <w:r>
         <w:rPr>
@@ -1643,28 +1739,60 @@
         <w:t>boxing</w:t>
       </w:r>
       <w:r>
-        <w:t>), а также выполнить профилирование производительности кода и найти горячие пути.</w:t>
-      </w:r>
-    </w:p>
-    <w:p>
-      <w:r>
-        <w:br w:type="page"/>
-      </w:r>
-    </w:p>
-    <w:p>
-      <w:pPr>
-        <w:pStyle w:val="1"/>
+        <w:t>) – преобразование значимого типа в ссылочный, она замедляет код примерно в 2–4 раза и увеличивает расход памяти.</w:t>
+      </w:r>
+    </w:p>
+    <w:p>
+      <w:pPr>
         <w:ind w:firstLine="709"/>
-      </w:pPr>
-      <w:bookmarkStart w:id="1" w:name="_Toc242385936"/>
+        <w:jc w:val="both"/>
+      </w:pPr>
+      <w:r>
+        <w:t>Профилирование производительности определяет, на какие методы приходится основное время выполнения. Дерево вызовов (</w:t>
+      </w:r>
+      <w:r>
+        <w:rPr>
+          <w:i/>
+        </w:rPr>
+        <w:t>Call Tree</w:t>
+      </w:r>
+      <w:r>
+        <w:t>) показывает время каждого метода и его долю от родительского метода, цепочка методов с наибольшей долей времени называется горячим путем (</w:t>
+      </w:r>
+      <w:r>
+        <w:rPr>
+          <w:i/>
+        </w:rPr>
+        <w:t>Hot Path</w:t>
+      </w:r>
+      <w:r>
+        <w:t>). Время метода без учета вложенных вызовов называют собственным временем (</w:t>
+      </w:r>
+      <w:r>
+        <w:rPr>
+          <w:i/>
+        </w:rPr>
+        <w:t>Own Time</w:t>
+      </w:r>
+      <w:r>
+        <w:t>).</w:t>
+      </w:r>
+    </w:p>
+    <w:p>
+      <w:pPr>
+        <w:pStyle w:val="21"/>
+        <w:spacing w:before="360"/>
+        <w:ind w:firstLine="709"/>
+      </w:pPr>
+      <w:bookmarkStart w:id="4" w:name="_Toc242612938"/>
       <w:r>
         <w:rPr>
           <w:rFonts w:ascii="Times New Roman" w:hAnsi="Times New Roman"/>
         </w:rPr>
         <w:lastRenderedPageBreak/>
-        <w:t>2 ТЕОРЕТИЧЕСКИЕ СВЕДЕНИЯ</w:t>
-      </w:r>
-      <w:bookmarkEnd w:id="1"/>
+        <w:t>2.3 Подготовка среды</w:t>
+      </w:r>
+      <w:bookmarkEnd w:id="4"/>
     </w:p>
     <w:p>
       <w:pPr>
@@ -1672,7 +1800,16 @@
         <w:jc w:val="both"/>
       </w:pPr>
       <w:r>
-        <w:t>Сборка мусора в .</w:t>
+        <w:t xml:space="preserve">Приложение </w:t>
+      </w:r>
+      <w:r>
+        <w:rPr>
+          <w:i/>
+        </w:rPr>
+        <w:t>Lab4</w:t>
+      </w:r>
+      <w:r>
+        <w:t xml:space="preserve"> создано как консольный проект .</w:t>
       </w:r>
       <w:r>
         <w:rPr>
@@ -1681,200 +1818,6 @@
         <w:t>NET</w:t>
       </w:r>
       <w:r>
-        <w:t xml:space="preserve"> работает с поколениями: </w:t>
-      </w:r>
-      <w:r>
-        <w:rPr>
-          <w:i/>
-        </w:rPr>
-        <w:t>Gen0</w:t>
-      </w:r>
-      <w:r>
-        <w:t xml:space="preserve"> содержит молодые объекты, </w:t>
-      </w:r>
-      <w:r>
-        <w:rPr>
-          <w:i/>
-        </w:rPr>
-        <w:t>Gen1</w:t>
-      </w:r>
-      <w:r>
-        <w:t xml:space="preserve"> – промежуточные, </w:t>
-      </w:r>
-      <w:r>
-        <w:rPr>
-          <w:i/>
-        </w:rPr>
-        <w:t>Gen2</w:t>
-      </w:r>
-      <w:r>
-        <w:t xml:space="preserve"> – долгоживущие. Объекты размером более 85 000 байт попадают в </w:t>
-      </w:r>
-      <w:r>
-        <w:rPr>
-          <w:i/>
-        </w:rPr>
-        <w:t>Large Object Heap</w:t>
-      </w:r>
-      <w:r>
-        <w:t xml:space="preserve"> (</w:t>
-      </w:r>
-      <w:r>
-        <w:rPr>
-          <w:i/>
-        </w:rPr>
-        <w:t>LOH</w:t>
-      </w:r>
-      <w:r>
-        <w:t xml:space="preserve">). Принудительная сборка выполняется командами </w:t>
-      </w:r>
-      <w:r>
-        <w:rPr>
-          <w:i/>
-        </w:rPr>
-        <w:t>GC.Collect</w:t>
-      </w:r>
-      <w:r>
-        <w:t>()</w:t>
-      </w:r>
-      <w:r>
-        <w:t xml:space="preserve"> и </w:t>
-      </w:r>
-      <w:r>
-        <w:rPr>
-          <w:i/>
-        </w:rPr>
-        <w:t>GC.WaitForPendingFinalizers</w:t>
-      </w:r>
-      <w:r>
-        <w:t>()</w:t>
-      </w:r>
-      <w:r>
-        <w:t>.</w:t>
-      </w:r>
-    </w:p>
-    <w:p>
-      <w:pPr>
-        <w:ind w:firstLine="709"/>
-        <w:jc w:val="both"/>
-      </w:pPr>
-      <w:r>
-        <w:t xml:space="preserve">Основные виды утечек памяти: статические ссылки, которые живут весь цикл приложения, неотписанные события и делегаты, неправильная работа с </w:t>
-      </w:r>
-      <w:r>
-        <w:rPr>
-          <w:i/>
-        </w:rPr>
-        <w:t>IDisposable</w:t>
-      </w:r>
-      <w:r>
-        <w:t>. Упаковка (</w:t>
-      </w:r>
-      <w:r>
-        <w:rPr>
-          <w:i/>
-        </w:rPr>
-        <w:t>boxing</w:t>
-      </w:r>
-      <w:r>
-        <w:t>) – преобразование значимого типа в ссылочный, она замедляет код примерно в 2–4 раза и увеличивает расход памяти.</w:t>
-      </w:r>
-    </w:p>
-    <w:p>
-      <w:pPr>
-        <w:ind w:firstLine="709"/>
-        <w:jc w:val="both"/>
-      </w:pPr>
-      <w:r>
-        <w:t>Профилирование производительности определяет, на какие методы приходится основное время выполнения. Дерево вызовов (</w:t>
-      </w:r>
-      <w:r>
-        <w:rPr>
-          <w:i/>
-        </w:rPr>
-        <w:t>Call Tree</w:t>
-      </w:r>
-      <w:r>
-        <w:t>) показывает время каждого метода и его долю от родительского метода, цепочка методов с наибольшей долей времени называется горячим путем (</w:t>
-      </w:r>
-      <w:r>
-        <w:rPr>
-          <w:i/>
-        </w:rPr>
-        <w:t>Hot Path</w:t>
-      </w:r>
-      <w:r>
-        <w:t>). Время метода без учета вложенных вызовов называют собственным временем (</w:t>
-      </w:r>
-      <w:r>
-        <w:rPr>
-          <w:i/>
-        </w:rPr>
-        <w:t>Own Time</w:t>
-      </w:r>
-      <w:r>
-        <w:t>).</w:t>
-      </w:r>
-    </w:p>
-    <w:p>
-      <w:r>
-        <w:br w:type="page"/>
-      </w:r>
-    </w:p>
-    <w:p>
-      <w:pPr>
-        <w:pStyle w:val="1"/>
-        <w:ind w:firstLine="709"/>
-      </w:pPr>
-      <w:bookmarkStart w:id="2" w:name="_Toc242385937"/>
-      <w:r>
-        <w:rPr>
-          <w:rFonts w:ascii="Times New Roman" w:hAnsi="Times New Roman"/>
-        </w:rPr>
-        <w:lastRenderedPageBreak/>
-        <w:t>3 ВЫПОЛНЕНИЕ РАБОТЫ</w:t>
-      </w:r>
-      <w:bookmarkEnd w:id="2"/>
-    </w:p>
-    <w:p>
-      <w:pPr>
-        <w:pStyle w:val="21"/>
-        <w:spacing w:before="360"/>
-        <w:ind w:firstLine="709"/>
-      </w:pPr>
-      <w:bookmarkStart w:id="3" w:name="_Toc242385938"/>
-      <w:r>
-        <w:rPr>
-          <w:rFonts w:ascii="Times New Roman" w:hAnsi="Times New Roman"/>
-        </w:rPr>
-        <w:t>3.1 Подготовка среды</w:t>
-      </w:r>
-      <w:bookmarkEnd w:id="3"/>
-    </w:p>
-    <w:p>
-      <w:pPr>
-        <w:ind w:firstLine="709"/>
-        <w:jc w:val="both"/>
-      </w:pPr>
-      <w:r>
-        <w:t xml:space="preserve">Приложение </w:t>
-      </w:r>
-      <w:r>
-        <w:rPr>
-          <w:i/>
-        </w:rPr>
-        <w:t>Lab4</w:t>
-      </w:r>
-      <w:r>
-        <w:t xml:space="preserve"> создано как консольный проект .</w:t>
-      </w:r>
-      <w:r>
-        <w:rPr>
-          <w:i/>
-        </w:rPr>
-        <w:t>NET</w:t>
-      </w:r>
-      <w:r>
         <w:t xml:space="preserve"> с целевой платформой </w:t>
       </w:r>
       <w:r>
@@ -1947,14 +1890,14 @@
         <w:spacing w:before="360"/>
         <w:ind w:firstLine="709"/>
       </w:pPr>
-      <w:bookmarkStart w:id="4" w:name="_Toc242385939"/>
+      <w:bookmarkStart w:id="5" w:name="_Toc242612939"/>
       <w:r>
         <w:rPr>
           <w:rFonts w:ascii="Times New Roman" w:hAnsi="Times New Roman"/>
         </w:rPr>
-        <w:t>3.2 Базовый код</w:t>
-      </w:r>
-      <w:bookmarkEnd w:id="4"/>
+        <w:t>2.4 Базовый код</w:t>
+      </w:r>
+      <w:bookmarkEnd w:id="5"/>
     </w:p>
     <w:p>
       <w:pPr>
@@ -1998,7 +1941,7 @@
         <w:t>StaticReferenceDemo</w:t>
       </w:r>
       <w:r>
-        <w:t xml:space="preserve"> и демонстрирует статические ссылки, выделение памяти, утечки, упаковку, очистку и поколения объектов. Результат запуска показан на рисунках 3.1 и 3.2.</w:t>
+        <w:t xml:space="preserve"> и демонстрирует статические ссылки, выделение памяти, утечки, упаковку, очистку и поколения объектов. Результат запуска показан на рисунках 2.1 и 2.2.</w:t>
       </w:r>
     </w:p>
     <w:p>
@@ -2012,7 +1955,7 @@
           <w:noProof/>
         </w:rPr>
         <w:drawing>
-          <wp:inline distT="0" distB="0" distL="0" distR="0" wp14:anchorId="1591204D" wp14:editId="7B90F0B4">
+          <wp:inline distT="0" distB="0" distL="0" distR="0" wp14:anchorId="5E68C859" wp14:editId="74DAF158">
             <wp:extent cx="5580000" cy="2557049"/>
             <wp:effectExtent l="0" t="0" r="0" b="0"/>
             <wp:docPr id="1" name="Picture 1"/>
@@ -2054,7 +1997,7 @@
         <w:jc w:val="center"/>
       </w:pPr>
       <w:r>
-        <w:t>Рисунок 3.1 – Результат запуска базового кода (начало)</w:t>
+        <w:t>Рисунок 2.1 – Результат запуска базового кода (начало)</w:t>
       </w:r>
     </w:p>
     <w:p/>
@@ -2082,7 +2025,7 @@
         <w:jc w:val="both"/>
       </w:pPr>
       <w:r>
-        <w:t>Продолжение вывода базового кода показано на рисунке 3.2.</w:t>
+        <w:t>Продолжение вывода базового кода показано на рисунке 2.2.</w:t>
       </w:r>
     </w:p>
     <w:p>
@@ -2097,7 +2040,7 @@
         </w:rPr>
         <w:lastRenderedPageBreak/>
         <w:drawing>
-          <wp:inline distT="0" distB="0" distL="0" distR="0" wp14:anchorId="026F1537" wp14:editId="7A8DA124">
+          <wp:inline distT="0" distB="0" distL="0" distR="0" wp14:anchorId="0E69B635" wp14:editId="087FBED6">
             <wp:extent cx="5580000" cy="2557049"/>
             <wp:effectExtent l="0" t="0" r="0" b="0"/>
             <wp:docPr id="2" name="Picture 2"/>
@@ -2139,7 +2082,7 @@
         <w:jc w:val="center"/>
       </w:pPr>
       <w:r>
-        <w:t>Рисунок 3.2 – Результат запуска базового кода (продолжение)</w:t>
+        <w:t>Рисунок 2.2 – Результат запуска базового кода (продолжение)</w:t>
       </w:r>
     </w:p>
     <w:p/>
@@ -2158,14 +2101,14 @@
         <w:spacing w:before="360"/>
         <w:ind w:firstLine="709"/>
       </w:pPr>
-      <w:bookmarkStart w:id="5" w:name="_Toc242385940"/>
+      <w:bookmarkStart w:id="6" w:name="_Toc242612940"/>
       <w:r>
         <w:rPr>
           <w:rFonts w:ascii="Times New Roman" w:hAnsi="Times New Roman"/>
         </w:rPr>
-        <w:t>3.3 Задание 1. Исследование утечек памяти</w:t>
-      </w:r>
-      <w:bookmarkEnd w:id="5"/>
+        <w:t>2.5 Задание 1. Исследование утечек памяти</w:t>
+      </w:r>
+      <w:bookmarkEnd w:id="6"/>
     </w:p>
     <w:p>
       <w:pPr>
@@ -2203,297 +2146,16 @@
         <w:t>EventLeak</w:t>
       </w:r>
       <w:r>
-        <w:t xml:space="preserve"> подписывает 100 обработчиков, каждый из которых удерживает массив 100 КБ, после чего выполняется отписка и сборка. Код приведен в листинге.</w:t>
-      </w:r>
-    </w:p>
-    <w:p>
-      <w:pPr>
-        <w:keepNext/>
+        <w:t xml:space="preserve"> подписывает 100 обработчиков, каждый из которых удерживает массив 100 КБ, после чего выполняется отписка и сборка. Код приведен в приложении А.</w:t>
+      </w:r>
+    </w:p>
+    <w:p>
+      <w:pPr>
         <w:ind w:firstLine="709"/>
         <w:jc w:val="both"/>
       </w:pPr>
       <w:r>
-        <w:t xml:space="preserve">Листинг 3.1 – Классы </w:t>
-      </w:r>
-      <w:r>
-        <w:rPr>
-          <w:i/>
-        </w:rPr>
-        <w:t>StaticLeak</w:t>
-      </w:r>
-      <w:r>
-        <w:t xml:space="preserve"> и </w:t>
-      </w:r>
-      <w:r>
-        <w:rPr>
-          <w:i/>
-        </w:rPr>
-        <w:t>EventLeak</w:t>
-      </w:r>
-      <w:r>
-        <w:t xml:space="preserve"> (задание 1)</w:t>
-      </w:r>
-    </w:p>
-    <w:p>
-      <w:pPr>
-        <w:pStyle w:val="Listing"/>
-      </w:pPr>
-      <w:r>
-        <w:t>// Класс со статическим списком (1.1)</w:t>
-      </w:r>
-    </w:p>
-    <w:p>
-      <w:pPr>
-        <w:pStyle w:val="Listing"/>
-      </w:pPr>
-      <w:r>
-        <w:t>public class StaticLeak</w:t>
-      </w:r>
-    </w:p>
-    <w:p>
-      <w:pPr>
-        <w:pStyle w:val="Listing"/>
-      </w:pPr>
-      <w:r>
-        <w:t>{</w:t>
-      </w:r>
-    </w:p>
-    <w:p>
-      <w:pPr>
-        <w:pStyle w:val="Listing"/>
-      </w:pPr>
-      <w:r>
-        <w:t xml:space="preserve">    private static List&lt;byte[]&gt; _list = new List&lt;byte[]&gt;();</w:t>
-      </w:r>
-    </w:p>
-    <w:p>
-      <w:pPr>
-        <w:pStyle w:val="Listing"/>
-      </w:pPr>
-    </w:p>
-    <w:p>
-      <w:pPr>
-        <w:pStyle w:val="Listing"/>
-      </w:pPr>
-      <w:r>
-        <w:t xml:space="preserve">    public static void AddData()</w:t>
-      </w:r>
-    </w:p>
-    <w:p>
-      <w:pPr>
-        <w:pStyle w:val="Listing"/>
-      </w:pPr>
-      <w:r>
-        <w:t xml:space="preserve">    {</w:t>
-      </w:r>
-    </w:p>
-    <w:p>
-      <w:pPr>
-        <w:pStyle w:val="Listing"/>
-      </w:pPr>
-      <w:r>
-        <w:t xml:space="preserve">        for (int i = 0; i &lt; 1000; i++)</w:t>
-      </w:r>
-    </w:p>
-    <w:p>
-      <w:pPr>
-        <w:pStyle w:val="Listing"/>
-      </w:pPr>
-      <w:r>
-        <w:t xml:space="preserve">            _list.Add(new byte[1024 * 10]);</w:t>
-      </w:r>
-    </w:p>
-    <w:p>
-      <w:pPr>
-        <w:pStyle w:val="Listing"/>
-      </w:pPr>
-      <w:r>
-        <w:t xml:space="preserve">    }</w:t>
-      </w:r>
-    </w:p>
-    <w:p>
-      <w:pPr>
-        <w:pStyle w:val="Listing"/>
-      </w:pPr>
-      <w:r>
-        <w:t>}</w:t>
-      </w:r>
-    </w:p>
-    <w:p>
-      <w:pPr>
-        <w:pStyle w:val="Listing"/>
-      </w:pPr>
-    </w:p>
-    <w:p>
-      <w:pPr>
-        <w:pStyle w:val="Listing"/>
-      </w:pPr>
-      <w:r>
-        <w:t>// Класс с событием (1.2): большой объект создаётся при подписке и удерживается обработчиком</w:t>
-      </w:r>
-    </w:p>
-    <w:p>
-      <w:pPr>
-        <w:pStyle w:val="Listing"/>
-      </w:pPr>
-      <w:r>
-        <w:t>public class EventLeak</w:t>
-      </w:r>
-    </w:p>
-    <w:p>
-      <w:pPr>
-        <w:pStyle w:val="Listing"/>
-      </w:pPr>
-      <w:r>
-        <w:t>{</w:t>
-      </w:r>
-    </w:p>
-    <w:p>
-      <w:pPr>
-        <w:pStyle w:val="Listing"/>
-      </w:pPr>
-      <w:r>
-        <w:t xml:space="preserve">    public event EventHandler? BigEvent;</w:t>
-      </w:r>
-    </w:p>
-    <w:p>
-      <w:pPr>
-        <w:pStyle w:val="Listing"/>
-      </w:pPr>
-      <w:r>
-        <w:t xml:space="preserve">    private List&lt;EventHandler&gt; _handlers = new List&lt;EventHandler&gt;();</w:t>
-      </w:r>
-    </w:p>
-    <w:p>
-      <w:pPr>
-        <w:pStyle w:val="Listing"/>
-      </w:pPr>
-    </w:p>
-    <w:p>
-      <w:pPr>
-        <w:pStyle w:val="Listing"/>
-      </w:pPr>
-      <w:r>
-        <w:t xml:space="preserve">    public void Subscribe()</w:t>
-      </w:r>
-    </w:p>
-    <w:p>
-      <w:pPr>
-        <w:pStyle w:val="Listing"/>
-      </w:pPr>
-      <w:r>
-        <w:t xml:space="preserve">    {</w:t>
-      </w:r>
-    </w:p>
-    <w:p>
-      <w:pPr>
-        <w:pStyle w:val="Listing"/>
-      </w:pPr>
-      <w:r>
-        <w:t xml:space="preserve">        var data = new byte[1024 * 100];</w:t>
-      </w:r>
-    </w:p>
-    <w:p>
-      <w:pPr>
-        <w:pStyle w:val="Listing"/>
-      </w:pPr>
-      <w:r>
-        <w:t xml:space="preserve">        EventHandler handler = (sender, e) =&gt; { data[0]++; };</w:t>
-      </w:r>
-    </w:p>
-    <w:p>
-      <w:pPr>
-        <w:pStyle w:val="Listing"/>
-      </w:pPr>
-      <w:r>
-        <w:t xml:space="preserve">        BigEvent += handler;</w:t>
-      </w:r>
-    </w:p>
-    <w:p>
-      <w:pPr>
-        <w:pStyle w:val="Listing"/>
-      </w:pPr>
-      <w:r>
-        <w:t xml:space="preserve">        _handlers.Add(handler);</w:t>
-      </w:r>
-    </w:p>
-    <w:p>
-      <w:pPr>
-        <w:pStyle w:val="Listing"/>
-      </w:pPr>
-      <w:r>
-        <w:t xml:space="preserve">    }</w:t>
-      </w:r>
-    </w:p>
-    <w:p>
-      <w:pPr>
-        <w:pStyle w:val="Listing"/>
-      </w:pPr>
-    </w:p>
-    <w:p>
-      <w:pPr>
-        <w:pStyle w:val="Listing"/>
-      </w:pPr>
-      <w:r>
-        <w:t xml:space="preserve">    public void UnsubscribeAll()</w:t>
-      </w:r>
-    </w:p>
-    <w:p>
-      <w:pPr>
-        <w:pStyle w:val="Listing"/>
-      </w:pPr>
-      <w:r>
-        <w:t xml:space="preserve">    {</w:t>
-      </w:r>
-    </w:p>
-    <w:p>
-      <w:pPr>
-        <w:pStyle w:val="Listing"/>
-      </w:pPr>
-      <w:r>
-        <w:t xml:space="preserve">        foreach (var handler in _handlers)</w:t>
-      </w:r>
-    </w:p>
-    <w:p>
-      <w:pPr>
-        <w:pStyle w:val="Listing"/>
-      </w:pPr>
-      <w:r>
-        <w:t xml:space="preserve">            BigEvent -= handler;</w:t>
-      </w:r>
-    </w:p>
-    <w:p>
-      <w:pPr>
-        <w:pStyle w:val="Listing"/>
-      </w:pPr>
-      <w:r>
-        <w:t xml:space="preserve">        _handlers.Clear();</w:t>
-      </w:r>
-    </w:p>
-    <w:p>
-      <w:pPr>
-        <w:pStyle w:val="Listing"/>
-      </w:pPr>
-      <w:r>
-        <w:t xml:space="preserve">    }</w:t>
-      </w:r>
-    </w:p>
-    <w:p>
-      <w:pPr>
-        <w:pStyle w:val="Listing"/>
-      </w:pPr>
-      <w:r>
-        <w:t>}</w:t>
-      </w:r>
-    </w:p>
-    <w:p/>
-    <w:p>
-      <w:pPr>
-        <w:ind w:firstLine="709"/>
-        <w:jc w:val="both"/>
-      </w:pPr>
-      <w:r>
-        <w:t>Результат показан на рисунке 3.3.</w:t>
+        <w:t>Результат показан на рисунке 2.3.</w:t>
       </w:r>
     </w:p>
     <w:p>
@@ -2507,7 +2169,7 @@
           <w:noProof/>
         </w:rPr>
         <w:drawing>
-          <wp:inline distT="0" distB="0" distL="0" distR="0" wp14:anchorId="266BCAD5" wp14:editId="10511563">
+          <wp:inline distT="0" distB="0" distL="0" distR="0" wp14:anchorId="27C8D855" wp14:editId="5F1FFE62">
             <wp:extent cx="5580000" cy="1646913"/>
             <wp:effectExtent l="0" t="0" r="0" b="0"/>
             <wp:docPr id="3" name="Picture 3"/>
@@ -2549,7 +2211,7 @@
         <w:jc w:val="center"/>
       </w:pPr>
       <w:r>
-        <w:t>Рисунок 3.3 – Результат выполнения задания 1</w:t>
+        <w:t>Рисунок 2.3 – Результат выполнения задания 1</w:t>
       </w:r>
     </w:p>
     <w:p/>
@@ -2571,7 +2233,11 @@
         <w:t>()</w:t>
       </w:r>
       <w:r>
-        <w:t xml:space="preserve"> осталась 10 328 КБ. После 100 подписок память выросла с 10 336 КБ до 20 358 КБ, сборка ее не освободила, а после отписки память вернулась к 10 339 КБ.</w:t>
+        <w:t xml:space="preserve"> осталась 10 328 КБ. После 100 подписок память выросла </w:t>
+      </w:r>
+      <w:r>
+        <w:lastRenderedPageBreak/>
+        <w:t>с 10 336 КБ до 20 358 КБ, сборка ее не освободила, а после отписки память вернулась к 10 339 КБ.</w:t>
       </w:r>
     </w:p>
     <w:p>
@@ -2580,12 +2246,12 @@
         <w:spacing w:before="360"/>
         <w:ind w:firstLine="709"/>
       </w:pPr>
-      <w:bookmarkStart w:id="6" w:name="_Toc242385941"/>
+      <w:bookmarkStart w:id="7" w:name="_Toc242612941"/>
       <w:r>
         <w:rPr>
           <w:rFonts w:ascii="Times New Roman" w:hAnsi="Times New Roman"/>
         </w:rPr>
-        <w:t xml:space="preserve">3.4 Задание 2. Исследование </w:t>
+        <w:t xml:space="preserve">2.6 Задание 2. Исследование </w:t>
       </w:r>
       <w:r>
         <w:rPr>
@@ -2594,7 +2260,7 @@
         </w:rPr>
         <w:t>LOH</w:t>
       </w:r>
-      <w:bookmarkEnd w:id="6"/>
+      <w:bookmarkEnd w:id="7"/>
     </w:p>
     <w:p>
       <w:pPr>
@@ -2614,7 +2280,7 @@
         <w:t>(2)</w:t>
       </w:r>
       <w:r>
-        <w:t>. Результат показан на рисунке 3.4.</w:t>
+        <w:t>. Результат показан на рисунке 2.4.</w:t>
       </w:r>
     </w:p>
     <w:p>
@@ -2627,9 +2293,8 @@
         <w:rPr>
           <w:noProof/>
         </w:rPr>
-        <w:lastRenderedPageBreak/>
         <w:drawing>
-          <wp:inline distT="0" distB="0" distL="0" distR="0" wp14:anchorId="11AE3FCC" wp14:editId="64D23DDD">
+          <wp:inline distT="0" distB="0" distL="0" distR="0" wp14:anchorId="696ED6B5" wp14:editId="5C2FC72D">
             <wp:extent cx="5580000" cy="1386874"/>
             <wp:effectExtent l="0" t="0" r="0" b="0"/>
             <wp:docPr id="4" name="Picture 4"/>
@@ -2671,7 +2336,7 @@
         <w:jc w:val="center"/>
       </w:pPr>
       <w:r>
-        <w:t>Рисунок 3.4 – Результат выполнения задания 2</w:t>
+        <w:t>Рисунок 2.4 – Результат выполнения задания 2</w:t>
       </w:r>
     </w:p>
     <w:p/>
@@ -2729,14 +2394,14 @@
         <w:spacing w:before="360"/>
         <w:ind w:firstLine="709"/>
       </w:pPr>
-      <w:bookmarkStart w:id="7" w:name="_Toc242385942"/>
+      <w:bookmarkStart w:id="8" w:name="_Toc242612942"/>
       <w:r>
         <w:rPr>
           <w:rFonts w:ascii="Times New Roman" w:hAnsi="Times New Roman"/>
         </w:rPr>
-        <w:t>3.5 Задание 3. Оптимизация упаковки</w:t>
-      </w:r>
-      <w:bookmarkEnd w:id="7"/>
+        <w:t>2.7 Задание 3. Оптимизация упаковки</w:t>
+      </w:r>
+      <w:bookmarkEnd w:id="8"/>
     </w:p>
     <w:p>
       <w:pPr>
@@ -2834,146 +2499,16 @@
         <w:t>&gt;</w:t>
       </w:r>
       <w:r>
-        <w:t>. Код приведен в листинге.</w:t>
-      </w:r>
-    </w:p>
-    <w:p>
-      <w:pPr>
-        <w:keepNext/>
+        <w:t>. Код приведен в приложении А.</w:t>
+      </w:r>
+    </w:p>
+    <w:p>
+      <w:pPr>
         <w:ind w:firstLine="709"/>
         <w:jc w:val="both"/>
       </w:pPr>
       <w:r>
-        <w:t xml:space="preserve">Листинг 3.2 – Классы </w:t>
-      </w:r>
-      <w:r>
-        <w:rPr>
-          <w:i/>
-        </w:rPr>
-        <w:t>UnoptimizedCode</w:t>
-      </w:r>
-      <w:r>
-        <w:t xml:space="preserve"> и </w:t>
-      </w:r>
-      <w:r>
-        <w:rPr>
-          <w:i/>
-        </w:rPr>
-        <w:t>OptimizedCode</w:t>
-      </w:r>
-      <w:r>
-        <w:t xml:space="preserve"> (задание 3.2)</w:t>
-      </w:r>
-    </w:p>
-    <w:p>
-      <w:pPr>
-        <w:pStyle w:val="Listing"/>
-      </w:pPr>
-      <w:r>
-        <w:t>// НЕОПТИМИЗИРОВАННО</w:t>
-      </w:r>
-    </w:p>
-    <w:p>
-      <w:pPr>
-        <w:pStyle w:val="Listing"/>
-      </w:pPr>
-      <w:r>
-        <w:t>public class UnoptimizedCode</w:t>
-      </w:r>
-    </w:p>
-    <w:p>
-      <w:pPr>
-        <w:pStyle w:val="Listing"/>
-      </w:pPr>
-      <w:r>
-        <w:t>{</w:t>
-      </w:r>
-    </w:p>
-    <w:p>
-      <w:pPr>
-        <w:pStyle w:val="Listing"/>
-      </w:pPr>
-      <w:r>
-        <w:t xml:space="preserve">    private ArrayList _data = new ArrayList();</w:t>
-      </w:r>
-    </w:p>
-    <w:p>
-      <w:pPr>
-        <w:pStyle w:val="Listing"/>
-      </w:pPr>
-      <w:r>
-        <w:t xml:space="preserve">    public void Add(int value) =&gt; _data.Add(value); // Boxing!</w:t>
-      </w:r>
-    </w:p>
-    <w:p>
-      <w:pPr>
-        <w:pStyle w:val="Listing"/>
-      </w:pPr>
-      <w:r>
-        <w:t>}</w:t>
-      </w:r>
-    </w:p>
-    <w:p>
-      <w:pPr>
-        <w:pStyle w:val="Listing"/>
-      </w:pPr>
-    </w:p>
-    <w:p>
-      <w:pPr>
-        <w:pStyle w:val="Listing"/>
-      </w:pPr>
-      <w:r>
-        <w:t>// ОПТИМИЗИРОВАННО</w:t>
-      </w:r>
-    </w:p>
-    <w:p>
-      <w:pPr>
-        <w:pStyle w:val="Listing"/>
-      </w:pPr>
-      <w:r>
-        <w:t>public class OptimizedCode</w:t>
-      </w:r>
-    </w:p>
-    <w:p>
-      <w:pPr>
-        <w:pStyle w:val="Listing"/>
-      </w:pPr>
-      <w:r>
-        <w:t>{</w:t>
-      </w:r>
-    </w:p>
-    <w:p>
-      <w:pPr>
-        <w:pStyle w:val="Listing"/>
-      </w:pPr>
-      <w:r>
-        <w:t xml:space="preserve">    private List&lt;int&gt; _data = new List&lt;int&gt;();</w:t>
-      </w:r>
-    </w:p>
-    <w:p>
-      <w:pPr>
-        <w:pStyle w:val="Listing"/>
-      </w:pPr>
-      <w:r>
-        <w:t xml:space="preserve">    public void Add(int value) =&gt; _data.Add(value); // Без boxing</w:t>
-      </w:r>
-    </w:p>
-    <w:p>
-      <w:pPr>
-        <w:pStyle w:val="Listing"/>
-      </w:pPr>
-      <w:r>
-        <w:t>}</w:t>
-      </w:r>
-    </w:p>
-    <w:p/>
-    <w:p>
-      <w:pPr>
-        <w:ind w:firstLine="709"/>
-        <w:jc w:val="both"/>
-      </w:pPr>
-      <w:r>
-        <w:t>Результат показан на рисунке 3.5.</w:t>
+        <w:t>Результат показан на рисунке 2.5.</w:t>
       </w:r>
     </w:p>
     <w:p>
@@ -2987,7 +2522,7 @@
           <w:noProof/>
         </w:rPr>
         <w:drawing>
-          <wp:inline distT="0" distB="0" distL="0" distR="0" wp14:anchorId="709C2F6F" wp14:editId="32D4A199">
+          <wp:inline distT="0" distB="0" distL="0" distR="0" wp14:anchorId="2FF8F8FE" wp14:editId="7D74F479">
             <wp:extent cx="5580000" cy="1256854"/>
             <wp:effectExtent l="0" t="0" r="0" b="0"/>
             <wp:docPr id="5" name="Picture 5"/>
@@ -3029,7 +2564,7 @@
         <w:jc w:val="center"/>
       </w:pPr>
       <w:r>
-        <w:t>Рисунок 3.5 – Результат выполнения задания 3</w:t>
+        <w:t>Рисунок 2.5 – Результат выполнения задания 3</w:t>
       </w:r>
     </w:p>
     <w:p/>
@@ -3039,6 +2574,7 @@
         <w:jc w:val="both"/>
       </w:pPr>
       <w:r>
+        <w:lastRenderedPageBreak/>
         <w:t xml:space="preserve">Вариант </w:t>
       </w:r>
       <w:r>
@@ -3120,14 +2656,14 @@
         <w:spacing w:before="360"/>
         <w:ind w:firstLine="709"/>
       </w:pPr>
-      <w:bookmarkStart w:id="8" w:name="_Toc242385943"/>
+      <w:bookmarkStart w:id="9" w:name="_Toc242612943"/>
       <w:r>
         <w:rPr>
           <w:rFonts w:ascii="Times New Roman" w:hAnsi="Times New Roman"/>
         </w:rPr>
-        <w:t>3.6 Задание 4. Поиск и исправление утечек</w:t>
-      </w:r>
-      <w:bookmarkEnd w:id="8"/>
+        <w:t>2.8 Задание 4. Поиск и исправление утечек</w:t>
+      </w:r>
+      <w:bookmarkEnd w:id="9"/>
     </w:p>
     <w:p>
       <w:pPr>
@@ -3150,10 +2686,29 @@
     <w:p>
       <w:pPr>
         <w:keepNext/>
+        <w:ind w:firstLine="709"/>
+        <w:jc w:val="both"/>
+      </w:pPr>
+      <w:r>
+        <w:t xml:space="preserve">Данные по теме «утечки в классе </w:t>
+      </w:r>
+      <w:r>
+        <w:rPr>
+          <w:i/>
+        </w:rPr>
+        <w:t>BuggyCode</w:t>
+      </w:r>
+      <w:r>
+        <w:t>» приведены в таблице 2.1.</w:t>
+      </w:r>
+    </w:p>
+    <w:p>
+      <w:pPr>
+        <w:keepNext/>
         <w:spacing w:before="360"/>
       </w:pPr>
       <w:r>
-        <w:t xml:space="preserve">Таблица 3.1 – Утечки в классе </w:t>
+        <w:t xml:space="preserve">Таблица 2.1 – Утечки в классе </w:t>
       </w:r>
       <w:r>
         <w:rPr>
@@ -3514,403 +3069,16 @@
         <w:t>IDisposable</w:t>
       </w:r>
       <w:r>
-        <w:t>. Код приведен в листинге.</w:t>
-      </w:r>
-    </w:p>
-    <w:p>
-      <w:pPr>
-        <w:keepNext/>
+        <w:t>. Код приведен в приложении А.</w:t>
+      </w:r>
+    </w:p>
+    <w:p>
+      <w:pPr>
         <w:ind w:firstLine="709"/>
         <w:jc w:val="both"/>
       </w:pPr>
       <w:r>
-        <w:t xml:space="preserve">Листинг 3.3 – Классы </w:t>
-      </w:r>
-      <w:r>
-        <w:rPr>
-          <w:i/>
-        </w:rPr>
-        <w:t>BuggyCode</w:t>
-      </w:r>
-      <w:r>
-        <w:t xml:space="preserve"> и </w:t>
-      </w:r>
-      <w:r>
-        <w:rPr>
-          <w:i/>
-        </w:rPr>
-        <w:t>FixedCode</w:t>
-      </w:r>
-    </w:p>
-    <w:p>
-      <w:pPr>
-        <w:pStyle w:val="Listing"/>
-      </w:pPr>
-      <w:r>
-        <w:t>public class BuggyCode</w:t>
-      </w:r>
-    </w:p>
-    <w:p>
-      <w:pPr>
-        <w:pStyle w:val="Listing"/>
-      </w:pPr>
-      <w:r>
-        <w:t>{</w:t>
-      </w:r>
-    </w:p>
-    <w:p>
-      <w:pPr>
-        <w:pStyle w:val="Listing"/>
-      </w:pPr>
-      <w:r>
-        <w:t xml:space="preserve">    private static List&lt;IDisposable&gt; _cache = new List&lt;IDisposable&gt;();</w:t>
-      </w:r>
-    </w:p>
-    <w:p>
-      <w:pPr>
-        <w:pStyle w:val="Listing"/>
-      </w:pPr>
-      <w:r>
-        <w:t xml:space="preserve">    private static event EventHandler? _globalEvent;</w:t>
-      </w:r>
-    </w:p>
-    <w:p>
-      <w:pPr>
-        <w:pStyle w:val="Listing"/>
-      </w:pPr>
-      <w:r>
-        <w:t xml:space="preserve">    private byte[] _data = new byte[1024 * 1024];</w:t>
-      </w:r>
-    </w:p>
-    <w:p>
-      <w:pPr>
-        <w:pStyle w:val="Listing"/>
-      </w:pPr>
-    </w:p>
-    <w:p>
-      <w:pPr>
-        <w:pStyle w:val="Listing"/>
-      </w:pPr>
-      <w:r>
-        <w:t xml:space="preserve">    public BuggyCode()</w:t>
-      </w:r>
-    </w:p>
-    <w:p>
-      <w:pPr>
-        <w:pStyle w:val="Listing"/>
-      </w:pPr>
-      <w:r>
-        <w:t xml:space="preserve">    {</w:t>
-      </w:r>
-    </w:p>
-    <w:p>
-      <w:pPr>
-        <w:pStyle w:val="Listing"/>
-      </w:pPr>
-      <w:r>
-        <w:t xml:space="preserve">        _globalEvent += OnEvent;              // Утечка 1: подписка на статическое событие без отписки</w:t>
-      </w:r>
-    </w:p>
-    <w:p>
-      <w:pPr>
-        <w:pStyle w:val="Listing"/>
-      </w:pPr>
-      <w:r>
-        <w:t xml:space="preserve">        _cache.Add(new MemoryStream(1024));   // Утечка 2: статический кэш хранит MemoryStream и не освобождает его</w:t>
-      </w:r>
-    </w:p>
-    <w:p>
-      <w:pPr>
-        <w:pStyle w:val="Listing"/>
-      </w:pPr>
-      <w:r>
-        <w:t xml:space="preserve">    }</w:t>
-      </w:r>
-    </w:p>
-    <w:p>
-      <w:pPr>
-        <w:pStyle w:val="Listing"/>
-      </w:pPr>
-    </w:p>
-    <w:p>
-      <w:pPr>
-        <w:pStyle w:val="Listing"/>
-      </w:pPr>
-      <w:r>
-        <w:t xml:space="preserve">    private void OnEvent(object? sender, EventArgs e)</w:t>
-      </w:r>
-    </w:p>
-    <w:p>
-      <w:pPr>
-        <w:pStyle w:val="Listing"/>
-      </w:pPr>
-      <w:r>
-        <w:t xml:space="preserve">    {</w:t>
-      </w:r>
-    </w:p>
-    <w:p>
-      <w:pPr>
-        <w:pStyle w:val="Listing"/>
-      </w:pPr>
-      <w:r>
-        <w:t xml:space="preserve">        var temp = new byte[1024 * 100];</w:t>
-      </w:r>
-    </w:p>
-    <w:p>
-      <w:pPr>
-        <w:pStyle w:val="Listing"/>
-      </w:pPr>
-      <w:r>
-        <w:t xml:space="preserve">    }</w:t>
-      </w:r>
-    </w:p>
-    <w:p>
-      <w:pPr>
-        <w:pStyle w:val="Listing"/>
-      </w:pPr>
-    </w:p>
-    <w:p>
-      <w:pPr>
-        <w:pStyle w:val="Listing"/>
-      </w:pPr>
-      <w:r>
-        <w:t xml:space="preserve">    public static int CacheCount =&gt; _cache.Count;</w:t>
-      </w:r>
-    </w:p>
-    <w:p>
-      <w:pPr>
-        <w:pStyle w:val="Listing"/>
-      </w:pPr>
-      <w:r>
-        <w:t>}</w:t>
-      </w:r>
-    </w:p>
-    <w:p>
-      <w:pPr>
-        <w:pStyle w:val="Listing"/>
-      </w:pPr>
-    </w:p>
-    <w:p>
-      <w:pPr>
-        <w:pStyle w:val="Listing"/>
-      </w:pPr>
-      <w:r>
-        <w:t>public class FixedCode : IDisposable</w:t>
-      </w:r>
-    </w:p>
-    <w:p>
-      <w:pPr>
-        <w:pStyle w:val="Listing"/>
-      </w:pPr>
-      <w:r>
-        <w:t>{</w:t>
-      </w:r>
-    </w:p>
-    <w:p>
-      <w:pPr>
-        <w:pStyle w:val="Listing"/>
-      </w:pPr>
-      <w:r>
-        <w:t xml:space="preserve">    private static List&lt;IDisposable&gt; _cache = new List&lt;IDisposable&gt;();</w:t>
-      </w:r>
-    </w:p>
-    <w:p>
-      <w:pPr>
-        <w:pStyle w:val="Listing"/>
-      </w:pPr>
-      <w:r>
-        <w:lastRenderedPageBreak/>
-        <w:t xml:space="preserve">    private static event EventHandler? _globalEvent;</w:t>
-      </w:r>
-    </w:p>
-    <w:p>
-      <w:pPr>
-        <w:pStyle w:val="Listing"/>
-      </w:pPr>
-      <w:r>
-        <w:t xml:space="preserve">    private byte[]? _data = new byte[1024 * 1024];</w:t>
-      </w:r>
-    </w:p>
-    <w:p>
-      <w:pPr>
-        <w:pStyle w:val="Listing"/>
-      </w:pPr>
-      <w:r>
-        <w:t xml:space="preserve">    private MemoryStream _stream = new MemoryStream(1024);</w:t>
-      </w:r>
-    </w:p>
-    <w:p>
-      <w:pPr>
-        <w:pStyle w:val="Listing"/>
-      </w:pPr>
-    </w:p>
-    <w:p>
-      <w:pPr>
-        <w:pStyle w:val="Listing"/>
-      </w:pPr>
-      <w:r>
-        <w:t xml:space="preserve">    public FixedCode()</w:t>
-      </w:r>
-    </w:p>
-    <w:p>
-      <w:pPr>
-        <w:pStyle w:val="Listing"/>
-      </w:pPr>
-      <w:r>
-        <w:t xml:space="preserve">    {</w:t>
-      </w:r>
-    </w:p>
-    <w:p>
-      <w:pPr>
-        <w:pStyle w:val="Listing"/>
-      </w:pPr>
-      <w:r>
-        <w:t xml:space="preserve">        _globalEvent += OnEvent;</w:t>
-      </w:r>
-    </w:p>
-    <w:p>
-      <w:pPr>
-        <w:pStyle w:val="Listing"/>
-      </w:pPr>
-      <w:r>
-        <w:t xml:space="preserve">        _cache.Add(_stream);</w:t>
-      </w:r>
-    </w:p>
-    <w:p>
-      <w:pPr>
-        <w:pStyle w:val="Listing"/>
-      </w:pPr>
-      <w:r>
-        <w:t xml:space="preserve">    }</w:t>
-      </w:r>
-    </w:p>
-    <w:p>
-      <w:pPr>
-        <w:pStyle w:val="Listing"/>
-      </w:pPr>
-    </w:p>
-    <w:p>
-      <w:pPr>
-        <w:pStyle w:val="Listing"/>
-      </w:pPr>
-      <w:r>
-        <w:t xml:space="preserve">    private void OnEvent(object? sender, EventArgs e)</w:t>
-      </w:r>
-    </w:p>
-    <w:p>
-      <w:pPr>
-        <w:pStyle w:val="Listing"/>
-      </w:pPr>
-      <w:r>
-        <w:t xml:space="preserve">    {</w:t>
-      </w:r>
-    </w:p>
-    <w:p>
-      <w:pPr>
-        <w:pStyle w:val="Listing"/>
-      </w:pPr>
-      <w:r>
-        <w:t xml:space="preserve">        var temp = new byte[1024 * 100];</w:t>
-      </w:r>
-    </w:p>
-    <w:p>
-      <w:pPr>
-        <w:pStyle w:val="Listing"/>
-      </w:pPr>
-      <w:r>
-        <w:t xml:space="preserve">    }</w:t>
-      </w:r>
-    </w:p>
-    <w:p>
-      <w:pPr>
-        <w:pStyle w:val="Listing"/>
-      </w:pPr>
-    </w:p>
-    <w:p>
-      <w:pPr>
-        <w:pStyle w:val="Listing"/>
-      </w:pPr>
-      <w:r>
-        <w:t xml:space="preserve">    public void Dispose()</w:t>
-      </w:r>
-    </w:p>
-    <w:p>
-      <w:pPr>
-        <w:pStyle w:val="Listing"/>
-      </w:pPr>
-      <w:r>
-        <w:t xml:space="preserve">    {</w:t>
-      </w:r>
-    </w:p>
-    <w:p>
-      <w:pPr>
-        <w:pStyle w:val="Listing"/>
-      </w:pPr>
-      <w:r>
-        <w:t xml:space="preserve">        _globalEvent -= OnEvent;   // отписка от события</w:t>
-      </w:r>
-    </w:p>
-    <w:p>
-      <w:pPr>
-        <w:pStyle w:val="Listing"/>
-      </w:pPr>
-      <w:r>
-        <w:t xml:space="preserve">        _cache.Remove(_stream);    // удаление из статического кэша</w:t>
-      </w:r>
-    </w:p>
-    <w:p>
-      <w:pPr>
-        <w:pStyle w:val="Listing"/>
-      </w:pPr>
-      <w:r>
-        <w:t xml:space="preserve">        _stream.Dispose();         // освобождение потока</w:t>
-      </w:r>
-    </w:p>
-    <w:p>
-      <w:pPr>
-        <w:pStyle w:val="Listing"/>
-      </w:pPr>
-      <w:r>
-        <w:t xml:space="preserve">        _data = null;</w:t>
-      </w:r>
-    </w:p>
-    <w:p>
-      <w:pPr>
-        <w:pStyle w:val="Listing"/>
-      </w:pPr>
-      <w:r>
-        <w:t xml:space="preserve">    }</w:t>
-      </w:r>
-    </w:p>
-    <w:p>
-      <w:pPr>
-        <w:pStyle w:val="Listing"/>
-      </w:pPr>
-    </w:p>
-    <w:p>
-      <w:pPr>
-        <w:pStyle w:val="Listing"/>
-      </w:pPr>
-      <w:r>
-        <w:t xml:space="preserve">    public static int CacheCount =&gt; _cache.Count;</w:t>
-      </w:r>
-    </w:p>
-    <w:p>
-      <w:pPr>
-        <w:pStyle w:val="Listing"/>
-      </w:pPr>
-      <w:r>
-        <w:t>}</w:t>
-      </w:r>
-    </w:p>
-    <w:p/>
-    <w:p>
-      <w:pPr>
-        <w:ind w:firstLine="709"/>
-        <w:jc w:val="both"/>
-      </w:pPr>
-      <w:r>
-        <w:t>Результат запуска для 100 объектов показан на рисунке 3.6.</w:t>
+        <w:t>Результат запуска для 100 объектов показан на рисунке 2.6.</w:t>
       </w:r>
     </w:p>
     <w:p>
@@ -3924,7 +3092,7 @@
           <w:noProof/>
         </w:rPr>
         <w:drawing>
-          <wp:inline distT="0" distB="0" distL="0" distR="0" wp14:anchorId="22483031" wp14:editId="466D97D3">
+          <wp:inline distT="0" distB="0" distL="0" distR="0" wp14:anchorId="0AD3BBBF" wp14:editId="77D6568A">
             <wp:extent cx="5580000" cy="1646913"/>
             <wp:effectExtent l="0" t="0" r="0" b="0"/>
             <wp:docPr id="6" name="Picture 6"/>
@@ -3966,7 +3134,7 @@
         <w:jc w:val="center"/>
       </w:pPr>
       <w:r>
-        <w:t>Рисунок 3.6 – Результат выполнения задания 4</w:t>
+        <w:t>Рисунок 2.6 – Результат выполнения задания 4</w:t>
       </w:r>
     </w:p>
     <w:p/>
@@ -4012,13 +3180,13 @@
         <w:spacing w:before="360"/>
         <w:ind w:firstLine="709"/>
       </w:pPr>
-      <w:bookmarkStart w:id="9" w:name="_Toc242385944"/>
+      <w:bookmarkStart w:id="10" w:name="_Toc242612944"/>
       <w:r>
         <w:rPr>
           <w:rFonts w:ascii="Times New Roman" w:hAnsi="Times New Roman"/>
         </w:rPr>
         <w:lastRenderedPageBreak/>
-        <w:t xml:space="preserve">3.7 Профилирование: </w:t>
+        <w:t xml:space="preserve">2.9 Профилирование: </w:t>
       </w:r>
       <w:r>
         <w:rPr>
@@ -4033,7 +3201,7 @@
         </w:rPr>
         <w:t xml:space="preserve"> и горячие пути</w:t>
       </w:r>
-      <w:bookmarkEnd w:id="9"/>
+      <w:bookmarkEnd w:id="10"/>
     </w:p>
     <w:p>
       <w:pPr>
@@ -4116,7 +3284,7 @@
         <w:t>IsAnomaly.Checks</w:t>
       </w:r>
       <w:r>
-        <w:t xml:space="preserve"> (рисунок 3.7).</w:t>
+        <w:t xml:space="preserve"> (рисунок 2.7).</w:t>
       </w:r>
     </w:p>
     <w:p>
@@ -4130,7 +3298,7 @@
           <w:noProof/>
         </w:rPr>
         <w:drawing>
-          <wp:inline distT="0" distB="0" distL="0" distR="0" wp14:anchorId="75665330" wp14:editId="71925AF6">
+          <wp:inline distT="0" distB="0" distL="0" distR="0" wp14:anchorId="74C2E943" wp14:editId="747B965D">
             <wp:extent cx="5580000" cy="2687068"/>
             <wp:effectExtent l="0" t="0" r="0" b="0"/>
             <wp:docPr id="7" name="Picture 7"/>
@@ -4172,7 +3340,7 @@
         <w:jc w:val="center"/>
       </w:pPr>
       <w:r>
-        <w:t>Рисунок 3.7 – Запуск кода из методических указаний без изменений</w:t>
+        <w:t>Рисунок 2.7 – Запуск кода из методических указаний без изменений</w:t>
       </w:r>
     </w:p>
     <w:p/>
@@ -4251,219 +3419,9 @@
         <w:t>JIT</w:t>
       </w:r>
       <w:r>
-        <w:t>. Фрагмент разбора даты приведен в листинге.</w:t>
-      </w:r>
-    </w:p>
-    <w:p>
-      <w:pPr>
-        <w:keepNext/>
-        <w:ind w:firstLine="709"/>
-        <w:jc w:val="both"/>
-      </w:pPr>
-      <w:r>
-        <w:t xml:space="preserve">Листинг 3.4 – Фрагмент метода </w:t>
-      </w:r>
-      <w:r>
-        <w:rPr>
-          <w:i/>
-        </w:rPr>
-        <w:t>IsAnomaly</w:t>
-      </w:r>
-    </w:p>
-    <w:p>
-      <w:pPr>
-        <w:pStyle w:val="Listing"/>
-      </w:pPr>
-      <w:r>
-        <w:t>// Шаг 3: разбор даты (тяжелый). Дата находится в первой части строки после "USERnn:"</w:t>
-      </w:r>
-    </w:p>
-    <w:p>
-      <w:pPr>
-        <w:pStyle w:val="Listing"/>
-      </w:pPr>
-      <w:r>
-        <w:t>string dateText = parts[0].Substring(parts[0].IndexOf(':') + 1).Trim();</w:t>
-      </w:r>
-    </w:p>
-    <w:p>
-      <w:pPr>
-        <w:pStyle w:val="Listing"/>
-      </w:pPr>
-      <w:r>
-        <w:t>var dateSw = Stopwatch.StartNew();</w:t>
-      </w:r>
-    </w:p>
-    <w:p>
-      <w:pPr>
-        <w:pStyle w:val="Listing"/>
-      </w:pPr>
-      <w:r>
-        <w:t>DateTime logDate = default;</w:t>
-      </w:r>
-    </w:p>
-    <w:p>
-      <w:pPr>
-        <w:pStyle w:val="Listing"/>
-      </w:pPr>
-      <w:r>
-        <w:t>bool dateOk;</w:t>
-      </w:r>
-    </w:p>
-    <w:p>
-      <w:pPr>
-        <w:pStyle w:val="Listing"/>
-      </w:pPr>
-      <w:r>
-        <w:t>if (_parseExact)</w:t>
-      </w:r>
-    </w:p>
-    <w:p>
-      <w:pPr>
-        <w:pStyle w:val="Listing"/>
-      </w:pPr>
-      <w:r>
-        <w:t>{</w:t>
-      </w:r>
-    </w:p>
-    <w:p>
-      <w:pPr>
-        <w:pStyle w:val="Listing"/>
-      </w:pPr>
-      <w:r>
-        <w:lastRenderedPageBreak/>
-        <w:t xml:space="preserve">    // Задание 2: DateTime.ParseExact с фиксированным форматом</w:t>
-      </w:r>
-    </w:p>
-    <w:p>
-      <w:pPr>
-        <w:pStyle w:val="Listing"/>
-      </w:pPr>
-      <w:r>
-        <w:t xml:space="preserve">    try</w:t>
-      </w:r>
-    </w:p>
-    <w:p>
-      <w:pPr>
-        <w:pStyle w:val="Listing"/>
-      </w:pPr>
-      <w:r>
-        <w:t xml:space="preserve">    {</w:t>
-      </w:r>
-    </w:p>
-    <w:p>
-      <w:pPr>
-        <w:pStyle w:val="Listing"/>
-      </w:pPr>
-      <w:r>
-        <w:t xml:space="preserve">        logDate = DateTime.ParseExact(dateText, "yyyy-MM-dd HH:mm:ss.fff", CultureInfo.InvariantCulture);</w:t>
-      </w:r>
-    </w:p>
-    <w:p>
-      <w:pPr>
-        <w:pStyle w:val="Listing"/>
-      </w:pPr>
-      <w:r>
-        <w:t xml:space="preserve">        dateOk = true;</w:t>
-      </w:r>
-    </w:p>
-    <w:p>
-      <w:pPr>
-        <w:pStyle w:val="Listing"/>
-      </w:pPr>
-      <w:r>
-        <w:t xml:space="preserve">    }</w:t>
-      </w:r>
-    </w:p>
-    <w:p>
-      <w:pPr>
-        <w:pStyle w:val="Listing"/>
-      </w:pPr>
-      <w:r>
-        <w:t xml:space="preserve">    catch (FormatException)</w:t>
-      </w:r>
-    </w:p>
-    <w:p>
-      <w:pPr>
-        <w:pStyle w:val="Listing"/>
-      </w:pPr>
-      <w:r>
-        <w:t xml:space="preserve">    {</w:t>
-      </w:r>
-    </w:p>
-    <w:p>
-      <w:pPr>
-        <w:pStyle w:val="Listing"/>
-      </w:pPr>
-      <w:r>
-        <w:t xml:space="preserve">        dateOk = false;</w:t>
-      </w:r>
-    </w:p>
-    <w:p>
-      <w:pPr>
-        <w:pStyle w:val="Listing"/>
-      </w:pPr>
-      <w:r>
-        <w:t xml:space="preserve">    }</w:t>
-      </w:r>
-    </w:p>
-    <w:p>
-      <w:pPr>
-        <w:pStyle w:val="Listing"/>
-      </w:pPr>
-      <w:r>
-        <w:t>}</w:t>
-      </w:r>
-    </w:p>
-    <w:p>
-      <w:pPr>
-        <w:pStyle w:val="Listing"/>
-      </w:pPr>
-      <w:r>
-        <w:t>else</w:t>
-      </w:r>
-    </w:p>
-    <w:p>
-      <w:pPr>
-        <w:pStyle w:val="Listing"/>
-      </w:pPr>
-      <w:r>
-        <w:t>{</w:t>
-      </w:r>
-    </w:p>
-    <w:p>
-      <w:pPr>
-        <w:pStyle w:val="Listing"/>
-      </w:pPr>
-      <w:r>
-        <w:t xml:space="preserve">    dateOk = DateTime.TryParse(dateText, out logDate);</w:t>
-      </w:r>
-    </w:p>
-    <w:p>
-      <w:pPr>
-        <w:pStyle w:val="Listing"/>
-      </w:pPr>
-      <w:r>
-        <w:t>}</w:t>
-      </w:r>
-    </w:p>
-    <w:p>
-      <w:pPr>
-        <w:pStyle w:val="Listing"/>
-      </w:pPr>
-      <w:r>
-        <w:t>dateSw.Stop();</w:t>
-      </w:r>
-    </w:p>
-    <w:p>
-      <w:pPr>
-        <w:pStyle w:val="Listing"/>
-      </w:pPr>
-      <w:r>
-        <w:t>AddCall(_parseExact ? "IsAnomaly.DateTime.ParseExact" : "IsAnomaly.DateTime.TryParse", dateSw.Elapsed.TotalMilliseconds);</w:t>
-      </w:r>
-    </w:p>
-    <w:p/>
+        <w:t>. Фрагмент разбора даты приведен в приложении А.</w:t>
+      </w:r>
+    </w:p>
     <w:p>
       <w:pPr>
         <w:ind w:firstLine="709"/>
@@ -4479,7 +3437,7 @@
         <w:t>DateTime.TryParse</w:t>
       </w:r>
       <w:r>
-        <w:t xml:space="preserve"> показано на рисунках 3.8 и 3.9.</w:t>
+        <w:t xml:space="preserve"> показано на рисунках 2.8 и 2.9.</w:t>
       </w:r>
     </w:p>
     <w:p>
@@ -4492,8 +3450,9 @@
         <w:rPr>
           <w:noProof/>
         </w:rPr>
+        <w:lastRenderedPageBreak/>
         <w:drawing>
-          <wp:inline distT="0" distB="0" distL="0" distR="0" wp14:anchorId="16B87965" wp14:editId="3E15CC11">
+          <wp:inline distT="0" distB="0" distL="0" distR="0" wp14:anchorId="444464B2" wp14:editId="0ED7E4B2">
             <wp:extent cx="5580000" cy="2310316"/>
             <wp:effectExtent l="0" t="0" r="0" b="0"/>
             <wp:docPr id="8" name="Picture 8"/>
@@ -4535,7 +3494,7 @@
         <w:jc w:val="center"/>
       </w:pPr>
       <w:r>
-        <w:t xml:space="preserve">Рисунок 3.8 – </w:t>
+        <w:t xml:space="preserve">Рисунок 2.8 – </w:t>
       </w:r>
       <w:r>
         <w:rPr>
@@ -4599,7 +3558,7 @@
         <w:jc w:val="both"/>
       </w:pPr>
       <w:r>
-        <w:t>Статистика вызовов показана на рисунке 3.9.</w:t>
+        <w:t>Статистика вызовов показана на рисунке 2.9.</w:t>
       </w:r>
     </w:p>
     <w:p>
@@ -4612,9 +3571,8 @@
         <w:rPr>
           <w:noProof/>
         </w:rPr>
-        <w:lastRenderedPageBreak/>
         <w:drawing>
-          <wp:inline distT="0" distB="0" distL="0" distR="0" wp14:anchorId="654280BD" wp14:editId="4351C753">
+          <wp:inline distT="0" distB="0" distL="0" distR="0" wp14:anchorId="0B6D46F3" wp14:editId="7A479A49">
             <wp:extent cx="5580000" cy="2310316"/>
             <wp:effectExtent l="0" t="0" r="0" b="0"/>
             <wp:docPr id="9" name="Picture 9"/>
@@ -4656,7 +3614,7 @@
         <w:jc w:val="center"/>
       </w:pPr>
       <w:r>
-        <w:t xml:space="preserve">Рисунок 3.9 – </w:t>
+        <w:t xml:space="preserve">Рисунок 2.9 – </w:t>
       </w:r>
       <w:r>
         <w:rPr>
@@ -4744,10 +3702,21 @@
     <w:p>
       <w:pPr>
         <w:keepNext/>
+        <w:ind w:firstLine="709"/>
+        <w:jc w:val="both"/>
+      </w:pPr>
+      <w:r>
+        <w:lastRenderedPageBreak/>
+        <w:t>Сведения по теме «методы с наибольшим собственным временем» сведены в таблицу 2.2.</w:t>
+      </w:r>
+    </w:p>
+    <w:p>
+      <w:pPr>
+        <w:keepNext/>
         <w:spacing w:before="360"/>
       </w:pPr>
       <w:r>
-        <w:t>Таблица 3.2 – Методы с наибольшим собственным временем (</w:t>
+        <w:t>Таблица 2.2 – Методы с наибольшим собственным временем (</w:t>
       </w:r>
       <w:r>
         <w:rPr>
@@ -5284,7 +4253,7 @@
         <w:t>ss.fff</w:t>
       </w:r>
       <w:r>
-        <w:t xml:space="preserve"> выполнена в том же методе. Дерево вызовов показано на рисунках 3.10 и 3.11.</w:t>
+        <w:t xml:space="preserve"> выполнена в том же методе. Дерево вызовов показано на рисунках 2.10 и 2.11.</w:t>
       </w:r>
     </w:p>
     <w:p>
@@ -5297,9 +4266,8 @@
         <w:rPr>
           <w:noProof/>
         </w:rPr>
-        <w:lastRenderedPageBreak/>
         <w:drawing>
-          <wp:inline distT="0" distB="0" distL="0" distR="0" wp14:anchorId="33588DE0" wp14:editId="6747923B">
+          <wp:inline distT="0" distB="0" distL="0" distR="0" wp14:anchorId="27F6E3B3" wp14:editId="458A0333">
             <wp:extent cx="5580000" cy="2310316"/>
             <wp:effectExtent l="0" t="0" r="0" b="0"/>
             <wp:docPr id="10" name="Picture 10"/>
@@ -5341,7 +4309,7 @@
         <w:jc w:val="center"/>
       </w:pPr>
       <w:r>
-        <w:t xml:space="preserve">Рисунок 3.10 – </w:t>
+        <w:t xml:space="preserve">Рисунок 2.10 – </w:t>
       </w:r>
       <w:r>
         <w:rPr>
@@ -5405,7 +4373,7 @@
         <w:jc w:val="both"/>
       </w:pPr>
       <w:r>
-        <w:t>Продолжение вывода показано на рисунке 3.11.</w:t>
+        <w:t>Продолжение вывода показано на рисунке 2.11.</w:t>
       </w:r>
     </w:p>
     <w:p>
@@ -5418,8 +4386,9 @@
         <w:rPr>
           <w:noProof/>
         </w:rPr>
+        <w:lastRenderedPageBreak/>
         <w:drawing>
-          <wp:inline distT="0" distB="0" distL="0" distR="0" wp14:anchorId="3FC1C2B1" wp14:editId="0756D14D">
+          <wp:inline distT="0" distB="0" distL="0" distR="0" wp14:anchorId="5AA985B4" wp14:editId="347B43DA">
             <wp:extent cx="5580000" cy="2192842"/>
             <wp:effectExtent l="0" t="0" r="0" b="0"/>
             <wp:docPr id="11" name="Picture 11"/>
@@ -5461,7 +4430,7 @@
         <w:jc w:val="center"/>
       </w:pPr>
       <w:r>
-        <w:t xml:space="preserve">Рисунок 3.11 – </w:t>
+        <w:t xml:space="preserve">Рисунок 2.11 – </w:t>
       </w:r>
       <w:r>
         <w:rPr>
@@ -5525,14 +4494,14 @@
         <w:spacing w:before="360"/>
         <w:ind w:firstLine="709"/>
       </w:pPr>
-      <w:bookmarkStart w:id="10" w:name="_Toc242385945"/>
+      <w:bookmarkStart w:id="11" w:name="_Toc242612945"/>
       <w:r>
         <w:rPr>
           <w:rFonts w:ascii="Times New Roman" w:hAnsi="Times New Roman"/>
         </w:rPr>
-        <w:t>3.8 Профилирование собственного кода</w:t>
-      </w:r>
-      <w:bookmarkEnd w:id="10"/>
+        <w:t>2.10 Профилирование собственного кода</w:t>
+      </w:r>
+      <w:bookmarkEnd w:id="11"/>
     </w:p>
     <w:p>
       <w:pPr>
@@ -5546,7 +4515,6 @@
         <w:rPr>
           <w:i/>
         </w:rPr>
-        <w:lastRenderedPageBreak/>
         <w:t>StringBuilder</w:t>
       </w:r>
       <w:r>
@@ -5559,184 +4527,16 @@
         <w:t>Stopwatch</w:t>
       </w:r>
       <w:r>
-        <w:t>. Код основных методов приведен в листинге.</w:t>
-      </w:r>
-    </w:p>
-    <w:p>
-      <w:pPr>
-        <w:keepNext/>
+        <w:t>. Код основных методов приведен в приложении А.</w:t>
+      </w:r>
+    </w:p>
+    <w:p>
+      <w:pPr>
         <w:ind w:firstLine="709"/>
         <w:jc w:val="both"/>
       </w:pPr>
       <w:r>
-        <w:t>Листинг 3.5 – Профилируемые методы</w:t>
-      </w:r>
-    </w:p>
-    <w:p>
-      <w:pPr>
-        <w:pStyle w:val="Listing"/>
-      </w:pPr>
-      <w:r>
-        <w:t>// Конкатенация строк в цикле: каждый раз создаётся новая строка</w:t>
-      </w:r>
-    </w:p>
-    <w:p>
-      <w:pPr>
-        <w:pStyle w:val="Listing"/>
-      </w:pPr>
-      <w:r>
-        <w:t>private static string BuildTextWithConcat(int count)</w:t>
-      </w:r>
-    </w:p>
-    <w:p>
-      <w:pPr>
-        <w:pStyle w:val="Listing"/>
-      </w:pPr>
-      <w:r>
-        <w:t>{</w:t>
-      </w:r>
-    </w:p>
-    <w:p>
-      <w:pPr>
-        <w:pStyle w:val="Listing"/>
-      </w:pPr>
-      <w:r>
-        <w:t xml:space="preserve">    var sw = Stopwatch.StartNew();</w:t>
-      </w:r>
-    </w:p>
-    <w:p>
-      <w:pPr>
-        <w:pStyle w:val="Listing"/>
-      </w:pPr>
-      <w:r>
-        <w:t xml:space="preserve">    string result = "";</w:t>
-      </w:r>
-    </w:p>
-    <w:p>
-      <w:pPr>
-        <w:pStyle w:val="Listing"/>
-      </w:pPr>
-      <w:r>
-        <w:t xml:space="preserve">    for (int i = 0; i &lt; count; i++)</w:t>
-      </w:r>
-    </w:p>
-    <w:p>
-      <w:pPr>
-        <w:pStyle w:val="Listing"/>
-      </w:pPr>
-      <w:r>
-        <w:t xml:space="preserve">        result += "слово ";</w:t>
-      </w:r>
-    </w:p>
-    <w:p>
-      <w:pPr>
-        <w:pStyle w:val="Listing"/>
-      </w:pPr>
-      <w:r>
-        <w:t xml:space="preserve">    Add("BuildTextWithConcat", sw);</w:t>
-      </w:r>
-    </w:p>
-    <w:p>
-      <w:pPr>
-        <w:pStyle w:val="Listing"/>
-      </w:pPr>
-      <w:r>
-        <w:t xml:space="preserve">    return result;</w:t>
-      </w:r>
-    </w:p>
-    <w:p>
-      <w:pPr>
-        <w:pStyle w:val="Listing"/>
-      </w:pPr>
-      <w:r>
-        <w:t>}</w:t>
-      </w:r>
-    </w:p>
-    <w:p>
-      <w:pPr>
-        <w:pStyle w:val="Listing"/>
-      </w:pPr>
-    </w:p>
-    <w:p>
-      <w:pPr>
-        <w:pStyle w:val="Listing"/>
-      </w:pPr>
-      <w:r>
-        <w:t>private static string BuildTextWithBuilder(int count)</w:t>
-      </w:r>
-    </w:p>
-    <w:p>
-      <w:pPr>
-        <w:pStyle w:val="Listing"/>
-      </w:pPr>
-      <w:r>
-        <w:t>{</w:t>
-      </w:r>
-    </w:p>
-    <w:p>
-      <w:pPr>
-        <w:pStyle w:val="Listing"/>
-      </w:pPr>
-      <w:r>
-        <w:t xml:space="preserve">    var sw = Stopwatch.StartNew();</w:t>
-      </w:r>
-    </w:p>
-    <w:p>
-      <w:pPr>
-        <w:pStyle w:val="Listing"/>
-      </w:pPr>
-      <w:r>
-        <w:t xml:space="preserve">    var sb = new StringBuilder();</w:t>
-      </w:r>
-    </w:p>
-    <w:p>
-      <w:pPr>
-        <w:pStyle w:val="Listing"/>
-      </w:pPr>
-      <w:r>
-        <w:t xml:space="preserve">    for (int i = 0; i &lt; count; i++)</w:t>
-      </w:r>
-    </w:p>
-    <w:p>
-      <w:pPr>
-        <w:pStyle w:val="Listing"/>
-      </w:pPr>
-      <w:r>
-        <w:t xml:space="preserve">        sb.Append("слово ");</w:t>
-      </w:r>
-    </w:p>
-    <w:p>
-      <w:pPr>
-        <w:pStyle w:val="Listing"/>
-      </w:pPr>
-      <w:r>
-        <w:t xml:space="preserve">    Add("BuildTextWithBuilder", sw);</w:t>
-      </w:r>
-    </w:p>
-    <w:p>
-      <w:pPr>
-        <w:pStyle w:val="Listing"/>
-      </w:pPr>
-      <w:r>
-        <w:t xml:space="preserve">    return sb.ToString();</w:t>
-      </w:r>
-    </w:p>
-    <w:p>
-      <w:pPr>
-        <w:pStyle w:val="Listing"/>
-      </w:pPr>
-      <w:r>
-        <w:t>}</w:t>
-      </w:r>
-    </w:p>
-    <w:p/>
-    <w:p>
-      <w:pPr>
-        <w:ind w:firstLine="709"/>
-        <w:jc w:val="both"/>
-      </w:pPr>
-      <w:r>
-        <w:t>Результат показан на рисунке 3.12.</w:t>
+        <w:t>Результат показан на рисунке 2.12.</w:t>
       </w:r>
     </w:p>
     <w:p>
@@ -5750,7 +4550,7 @@
           <w:noProof/>
         </w:rPr>
         <w:drawing>
-          <wp:inline distT="0" distB="0" distL="0" distR="0" wp14:anchorId="28A83803" wp14:editId="5879980A">
+          <wp:inline distT="0" distB="0" distL="0" distR="0" wp14:anchorId="77E6C687" wp14:editId="6B5B1C0E">
             <wp:extent cx="5580000" cy="1776932"/>
             <wp:effectExtent l="0" t="0" r="0" b="0"/>
             <wp:docPr id="12" name="Picture 12"/>
@@ -5792,7 +4592,7 @@
         <w:jc w:val="center"/>
       </w:pPr>
       <w:r>
-        <w:t>Рисунок 3.12 – Профиль собственного кода</w:t>
+        <w:t>Рисунок 2.12 – Профиль собственного кода</w:t>
       </w:r>
     </w:p>
     <w:p/>
@@ -5820,7 +4620,11 @@
         <w:t>BuildTextWithBuilder</w:t>
       </w:r>
       <w:r>
-        <w:t xml:space="preserve"> – 0,8 мс. Причина в том, что при конкатенации строк в цикле на каждом шаге создается новая строка и копируется весь накопленный текст, поэтому затраты растут квадратично. Горячий путь собственного кода – метод конкатенации.</w:t>
+        <w:t xml:space="preserve"> – 0,8 мс. Причина в том, что при конкатенации строк в цикле на каждом шаге создается новая строка и </w:t>
+      </w:r>
+      <w:r>
+        <w:lastRenderedPageBreak/>
+        <w:t>копируется весь накопленный текст, поэтому затраты растут квадратично. Горячий путь собственного кода – метод конкатенации.</w:t>
       </w:r>
     </w:p>
     <w:p>
@@ -5833,30 +4637,24 @@
         <w:pStyle w:val="1"/>
         <w:ind w:firstLine="709"/>
       </w:pPr>
-      <w:bookmarkStart w:id="11" w:name="_Toc242385946"/>
+      <w:bookmarkStart w:id="12" w:name="_Toc242612946"/>
       <w:r>
         <w:rPr>
           <w:rFonts w:ascii="Times New Roman" w:hAnsi="Times New Roman"/>
         </w:rPr>
         <w:lastRenderedPageBreak/>
-        <w:t>4 КОНТРОЛЬНЫЕ ВОПРОСЫ</w:t>
-      </w:r>
-      <w:bookmarkEnd w:id="11"/>
-    </w:p>
-    <w:p>
-      <w:pPr>
-        <w:pStyle w:val="21"/>
-        <w:spacing w:before="360"/>
+        <w:t>3 Ответы на контрольные вопросы</w:t>
+      </w:r>
+      <w:bookmarkEnd w:id="12"/>
+    </w:p>
+    <w:p>
+      <w:pPr>
         <w:ind w:firstLine="709"/>
-      </w:pPr>
-      <w:bookmarkStart w:id="12" w:name="_Toc242385947"/>
-      <w:r>
-        <w:rPr>
-          <w:rFonts w:ascii="Times New Roman" w:hAnsi="Times New Roman"/>
-        </w:rPr>
-        <w:t>4.1 Почему объекты в статическом списке не удаляются</w:t>
-      </w:r>
-      <w:bookmarkEnd w:id="12"/>
+        <w:jc w:val="both"/>
+      </w:pPr>
+      <w:r>
+        <w:t>1. Почему объекты в статическом списке не удаляются?</w:t>
+      </w:r>
     </w:p>
     <w:p>
       <w:pPr>
@@ -5881,68 +4679,12 @@
     </w:p>
     <w:p>
       <w:pPr>
-        <w:pStyle w:val="21"/>
-        <w:spacing w:before="360"/>
-        <w:ind w:firstLine="709"/>
-      </w:pPr>
-      <w:bookmarkStart w:id="13" w:name="_Toc242385948"/>
-      <w:r>
-        <w:rPr>
-          <w:rFonts w:ascii="Times New Roman" w:hAnsi="Times New Roman"/>
-        </w:rPr>
-        <w:t>4.2 Почему события вызывают утечки</w:t>
-      </w:r>
-      <w:bookmarkEnd w:id="13"/>
-    </w:p>
-    <w:p>
-      <w:pPr>
         <w:ind w:firstLine="709"/>
         <w:jc w:val="both"/>
       </w:pPr>
       <w:r>
-        <w:t>Событие хранит ссылки на делегаты подписчиков. Пока подписчик не отписался, источник события удерживает его и все, на что ссылается обработчик. Если источник живет долго, подписчики не освобождаются. После отписки (оператор -=) ссылка исчезает, и память освобождается.</w:t>
-      </w:r>
-    </w:p>
-    <w:p>
-      <w:pPr>
-        <w:pStyle w:val="21"/>
-        <w:spacing w:before="360"/>
-        <w:ind w:firstLine="709"/>
-      </w:pPr>
-      <w:bookmarkStart w:id="14" w:name="_Toc242385949"/>
-      <w:r>
-        <w:rPr>
-          <w:rFonts w:ascii="Times New Roman" w:hAnsi="Times New Roman"/>
-        </w:rPr>
-        <w:t xml:space="preserve">4.3 Почему объекты больше 85 КБ попадают в </w:t>
-      </w:r>
-      <w:r>
-        <w:rPr>
-          <w:rFonts w:ascii="Times New Roman" w:hAnsi="Times New Roman"/>
-          <w:i/>
-        </w:rPr>
-        <w:t>LOH</w:t>
-      </w:r>
-      <w:r>
-        <w:rPr>
-          <w:rFonts w:ascii="Times New Roman" w:hAnsi="Times New Roman"/>
-        </w:rPr>
-        <w:t xml:space="preserve"> и почему </w:t>
-      </w:r>
-      <w:r>
-        <w:rPr>
-          <w:rFonts w:ascii="Times New Roman" w:hAnsi="Times New Roman"/>
-          <w:i/>
-        </w:rPr>
-        <w:t>LOH</w:t>
-      </w:r>
-      <w:r>
-        <w:rPr>
-          <w:rFonts w:ascii="Times New Roman" w:hAnsi="Times New Roman"/>
-        </w:rPr>
-        <w:t xml:space="preserve"> не уплотняется</w:t>
-      </w:r>
-      <w:bookmarkEnd w:id="14"/>
+        <w:t>2. Почему события вызывают утечки?</w:t>
+      </w:r>
     </w:p>
     <w:p>
       <w:pPr>
@@ -5950,7 +4692,16 @@
         <w:jc w:val="both"/>
       </w:pPr>
       <w:r>
-        <w:t xml:space="preserve">Для больших объектов используется отдельная куча, чтобы не копировать большие блоки при уплотнении поколений. Из-за стоимости копирования </w:t>
+        <w:t>Событие хранит ссылки на делегаты подписчиков. Пока подписчик не отписался, источник события удерживает его и все, на что ссылается обработчик. Если источник живет долго, подписчики не освобождаются. После отписки (оператор -=) ссылка исчезает, и память освобождается.</w:t>
+      </w:r>
+    </w:p>
+    <w:p>
+      <w:pPr>
+        <w:ind w:firstLine="709"/>
+        <w:jc w:val="both"/>
+      </w:pPr>
+      <w:r>
+        <w:t xml:space="preserve">3. Почему объекты больше 85 КБ попадают в </w:t>
       </w:r>
       <w:r>
         <w:rPr>
@@ -5959,23 +4710,44 @@
         <w:t>LOH</w:t>
       </w:r>
       <w:r>
+        <w:t xml:space="preserve"> и почему </w:t>
+      </w:r>
+      <w:r>
+        <w:rPr>
+          <w:i/>
+        </w:rPr>
+        <w:t>LOH</w:t>
+      </w:r>
+      <w:r>
+        <w:t xml:space="preserve"> не уплотняется?</w:t>
+      </w:r>
+    </w:p>
+    <w:p>
+      <w:pPr>
+        <w:ind w:firstLine="709"/>
+        <w:jc w:val="both"/>
+      </w:pPr>
+      <w:r>
+        <w:t xml:space="preserve">Для больших объектов используется отдельная куча, чтобы не копировать большие блоки при уплотнении поколений. Из-за стоимости копирования </w:t>
+      </w:r>
+      <w:r>
+        <w:rPr>
+          <w:i/>
+        </w:rPr>
+        <w:t>LOH</w:t>
+      </w:r>
+      <w:r>
         <w:t xml:space="preserve"> обычно не уплотняется, поэтому освобожденные места остаются фрагментированными.</w:t>
       </w:r>
     </w:p>
     <w:p>
       <w:pPr>
-        <w:pStyle w:val="21"/>
-        <w:spacing w:before="360"/>
         <w:ind w:firstLine="709"/>
-      </w:pPr>
-      <w:bookmarkStart w:id="15" w:name="_Toc242385950"/>
-      <w:r>
-        <w:rPr>
-          <w:rFonts w:ascii="Times New Roman" w:hAnsi="Times New Roman"/>
-        </w:rPr>
-        <w:t>4.4 Какие виды утечек существуют и что такое горячий путь</w:t>
-      </w:r>
-      <w:bookmarkEnd w:id="15"/>
+        <w:jc w:val="both"/>
+      </w:pPr>
+      <w:r>
+        <w:t>4. Какие виды утечек существуют и что такое горячий путь?</w:t>
+      </w:r>
     </w:p>
     <w:p>
       <w:pPr>
@@ -6005,15 +4777,15 @@
         <w:pStyle w:val="1"/>
         <w:jc w:val="center"/>
       </w:pPr>
-      <w:bookmarkStart w:id="16" w:name="_Toc242385951"/>
+      <w:bookmarkStart w:id="13" w:name="_Toc242612947"/>
       <w:r>
         <w:rPr>
           <w:rFonts w:ascii="Times New Roman" w:hAnsi="Times New Roman"/>
         </w:rPr>
         <w:lastRenderedPageBreak/>
-        <w:t>ЗАКЛЮЧЕНИЕ</w:t>
-      </w:r>
-      <w:bookmarkEnd w:id="16"/>
+        <w:t>Выводы</w:t>
+      </w:r>
+      <w:bookmarkEnd w:id="13"/>
     </w:p>
     <w:p>
       <w:pPr>
@@ -6078,9 +4850,1219 @@
         <w:t>ParseExact</w:t>
       </w:r>
       <w:r>
-        <w:t xml:space="preserve"> ускорения в замере не дала. Цель работы достигнута.</w:t>
-      </w:r>
-    </w:p>
+        <w:t xml:space="preserve"> ускорения в замере не дала. Поставленная цель достигнута.</w:t>
+      </w:r>
+    </w:p>
+    <w:p>
+      <w:r>
+        <w:br w:type="page"/>
+      </w:r>
+    </w:p>
+    <w:p>
+      <w:pPr>
+        <w:pStyle w:val="1"/>
+        <w:jc w:val="center"/>
+      </w:pPr>
+      <w:bookmarkStart w:id="14" w:name="_Toc242612948"/>
+      <w:r>
+        <w:lastRenderedPageBreak/>
+        <w:t>Приложение А</w:t>
+      </w:r>
+      <w:r>
+        <w:br/>
+      </w:r>
+      <w:r>
+        <w:rPr>
+          <w:caps w:val="0"/>
+        </w:rPr>
+        <w:t>(обязательное)</w:t>
+      </w:r>
+      <w:r>
+        <w:rPr>
+          <w:caps w:val="0"/>
+        </w:rPr>
+        <w:br/>
+        <w:t>Листинги программного кода</w:t>
+      </w:r>
+      <w:bookmarkEnd w:id="14"/>
+    </w:p>
+    <w:p>
+      <w:pPr>
+        <w:keepNext/>
+        <w:ind w:firstLine="709"/>
+        <w:jc w:val="both"/>
+      </w:pPr>
+      <w:r>
+        <w:t xml:space="preserve">Листинг А.1 – Классы </w:t>
+      </w:r>
+      <w:r>
+        <w:rPr>
+          <w:i/>
+        </w:rPr>
+        <w:t>StaticLeak</w:t>
+      </w:r>
+      <w:r>
+        <w:t xml:space="preserve"> и </w:t>
+      </w:r>
+      <w:r>
+        <w:rPr>
+          <w:i/>
+        </w:rPr>
+        <w:t>EventLeak</w:t>
+      </w:r>
+      <w:r>
+        <w:t xml:space="preserve"> (задание 1)</w:t>
+      </w:r>
+    </w:p>
+    <w:p>
+      <w:pPr>
+        <w:pStyle w:val="Listing"/>
+      </w:pPr>
+      <w:r>
+        <w:t>// Класс со статическим списком (1.1)</w:t>
+      </w:r>
+    </w:p>
+    <w:p>
+      <w:pPr>
+        <w:pStyle w:val="Listing"/>
+      </w:pPr>
+      <w:r>
+        <w:t>public class StaticLeak</w:t>
+      </w:r>
+    </w:p>
+    <w:p>
+      <w:pPr>
+        <w:pStyle w:val="Listing"/>
+      </w:pPr>
+      <w:r>
+        <w:t>{</w:t>
+      </w:r>
+    </w:p>
+    <w:p>
+      <w:pPr>
+        <w:pStyle w:val="Listing"/>
+      </w:pPr>
+      <w:r>
+        <w:t xml:space="preserve">    private static List&lt;byte[]&gt; _list = new List&lt;byte[]&gt;();</w:t>
+      </w:r>
+    </w:p>
+    <w:p>
+      <w:pPr>
+        <w:pStyle w:val="Listing"/>
+      </w:pPr>
+    </w:p>
+    <w:p>
+      <w:pPr>
+        <w:pStyle w:val="Listing"/>
+      </w:pPr>
+      <w:r>
+        <w:t xml:space="preserve">    public static void AddData()</w:t>
+      </w:r>
+    </w:p>
+    <w:p>
+      <w:pPr>
+        <w:pStyle w:val="Listing"/>
+      </w:pPr>
+      <w:r>
+        <w:t xml:space="preserve">    {</w:t>
+      </w:r>
+    </w:p>
+    <w:p>
+      <w:pPr>
+        <w:pStyle w:val="Listing"/>
+      </w:pPr>
+      <w:r>
+        <w:t xml:space="preserve">        for (int i = 0; i &lt; 1000; i++)</w:t>
+      </w:r>
+    </w:p>
+    <w:p>
+      <w:pPr>
+        <w:pStyle w:val="Listing"/>
+      </w:pPr>
+      <w:r>
+        <w:t xml:space="preserve">            _list.Add(new byte[1024 * 10]);</w:t>
+      </w:r>
+    </w:p>
+    <w:p>
+      <w:pPr>
+        <w:pStyle w:val="Listing"/>
+      </w:pPr>
+      <w:r>
+        <w:t xml:space="preserve">    }</w:t>
+      </w:r>
+    </w:p>
+    <w:p>
+      <w:pPr>
+        <w:pStyle w:val="Listing"/>
+      </w:pPr>
+      <w:r>
+        <w:t>}</w:t>
+      </w:r>
+    </w:p>
+    <w:p>
+      <w:pPr>
+        <w:pStyle w:val="Listing"/>
+      </w:pPr>
+    </w:p>
+    <w:p>
+      <w:pPr>
+        <w:pStyle w:val="Listing"/>
+      </w:pPr>
+      <w:r>
+        <w:t>// Класс с событием (1.2): большой объект создаётся при подписке и удерживается обработчиком</w:t>
+      </w:r>
+    </w:p>
+    <w:p>
+      <w:pPr>
+        <w:pStyle w:val="Listing"/>
+      </w:pPr>
+      <w:r>
+        <w:t>public class EventLeak</w:t>
+      </w:r>
+    </w:p>
+    <w:p>
+      <w:pPr>
+        <w:pStyle w:val="Listing"/>
+      </w:pPr>
+      <w:r>
+        <w:t>{</w:t>
+      </w:r>
+    </w:p>
+    <w:p>
+      <w:pPr>
+        <w:pStyle w:val="Listing"/>
+      </w:pPr>
+      <w:r>
+        <w:t xml:space="preserve">    public event EventHandler? BigEvent;</w:t>
+      </w:r>
+    </w:p>
+    <w:p>
+      <w:pPr>
+        <w:pStyle w:val="Listing"/>
+      </w:pPr>
+      <w:r>
+        <w:t xml:space="preserve">    private List&lt;EventHandler&gt; _handlers = new List&lt;EventHandler&gt;();</w:t>
+      </w:r>
+    </w:p>
+    <w:p>
+      <w:pPr>
+        <w:pStyle w:val="Listing"/>
+      </w:pPr>
+    </w:p>
+    <w:p>
+      <w:pPr>
+        <w:pStyle w:val="Listing"/>
+      </w:pPr>
+      <w:r>
+        <w:t xml:space="preserve">    public void Subscribe()</w:t>
+      </w:r>
+    </w:p>
+    <w:p>
+      <w:pPr>
+        <w:pStyle w:val="Listing"/>
+      </w:pPr>
+      <w:r>
+        <w:t xml:space="preserve">    {</w:t>
+      </w:r>
+    </w:p>
+    <w:p>
+      <w:pPr>
+        <w:pStyle w:val="Listing"/>
+      </w:pPr>
+      <w:r>
+        <w:t xml:space="preserve">        var data = new byte[1024 * 100];</w:t>
+      </w:r>
+    </w:p>
+    <w:p>
+      <w:pPr>
+        <w:pStyle w:val="Listing"/>
+      </w:pPr>
+      <w:r>
+        <w:t xml:space="preserve">        EventHandler handler = (sender, e) =&gt; { data[0]++; };</w:t>
+      </w:r>
+    </w:p>
+    <w:p>
+      <w:pPr>
+        <w:pStyle w:val="Listing"/>
+      </w:pPr>
+      <w:r>
+        <w:t xml:space="preserve">        BigEvent += handler;</w:t>
+      </w:r>
+    </w:p>
+    <w:p>
+      <w:pPr>
+        <w:pStyle w:val="Listing"/>
+      </w:pPr>
+      <w:r>
+        <w:t xml:space="preserve">        _handlers.Add(handler);</w:t>
+      </w:r>
+    </w:p>
+    <w:p>
+      <w:pPr>
+        <w:pStyle w:val="Listing"/>
+      </w:pPr>
+      <w:r>
+        <w:t xml:space="preserve">    }</w:t>
+      </w:r>
+    </w:p>
+    <w:p>
+      <w:pPr>
+        <w:pStyle w:val="Listing"/>
+      </w:pPr>
+    </w:p>
+    <w:p>
+      <w:pPr>
+        <w:pStyle w:val="Listing"/>
+      </w:pPr>
+      <w:r>
+        <w:t xml:space="preserve">    public void UnsubscribeAll()</w:t>
+      </w:r>
+    </w:p>
+    <w:p>
+      <w:pPr>
+        <w:pStyle w:val="Listing"/>
+      </w:pPr>
+      <w:r>
+        <w:t xml:space="preserve">    {</w:t>
+      </w:r>
+    </w:p>
+    <w:p>
+      <w:pPr>
+        <w:pStyle w:val="Listing"/>
+      </w:pPr>
+      <w:r>
+        <w:t xml:space="preserve">        foreach (var handler in _handlers)</w:t>
+      </w:r>
+    </w:p>
+    <w:p>
+      <w:pPr>
+        <w:pStyle w:val="Listing"/>
+      </w:pPr>
+      <w:r>
+        <w:t xml:space="preserve">            BigEvent -= handler;</w:t>
+      </w:r>
+    </w:p>
+    <w:p>
+      <w:pPr>
+        <w:pStyle w:val="Listing"/>
+      </w:pPr>
+      <w:r>
+        <w:t xml:space="preserve">        _handlers.Clear();</w:t>
+      </w:r>
+    </w:p>
+    <w:p>
+      <w:pPr>
+        <w:pStyle w:val="Listing"/>
+      </w:pPr>
+      <w:r>
+        <w:t xml:space="preserve">    }</w:t>
+      </w:r>
+    </w:p>
+    <w:p>
+      <w:pPr>
+        <w:pStyle w:val="Listing"/>
+      </w:pPr>
+      <w:r>
+        <w:t>}</w:t>
+      </w:r>
+    </w:p>
+    <w:p/>
+    <w:p>
+      <w:pPr>
+        <w:keepNext/>
+        <w:ind w:firstLine="709"/>
+        <w:jc w:val="both"/>
+      </w:pPr>
+      <w:r>
+        <w:t xml:space="preserve">Листинг А.2 – Классы </w:t>
+      </w:r>
+      <w:r>
+        <w:rPr>
+          <w:i/>
+        </w:rPr>
+        <w:t>UnoptimizedCode</w:t>
+      </w:r>
+      <w:r>
+        <w:t xml:space="preserve"> и </w:t>
+      </w:r>
+      <w:r>
+        <w:rPr>
+          <w:i/>
+        </w:rPr>
+        <w:t>OptimizedCode</w:t>
+      </w:r>
+      <w:r>
+        <w:t xml:space="preserve"> (задание 3.2)</w:t>
+      </w:r>
+    </w:p>
+    <w:p>
+      <w:pPr>
+        <w:pStyle w:val="Listing"/>
+      </w:pPr>
+      <w:r>
+        <w:t>// НЕОПТИМИЗИРОВАННО</w:t>
+      </w:r>
+    </w:p>
+    <w:p>
+      <w:pPr>
+        <w:pStyle w:val="Listing"/>
+      </w:pPr>
+      <w:r>
+        <w:t>public class UnoptimizedCode</w:t>
+      </w:r>
+    </w:p>
+    <w:p>
+      <w:pPr>
+        <w:pStyle w:val="Listing"/>
+      </w:pPr>
+      <w:r>
+        <w:t>{</w:t>
+      </w:r>
+    </w:p>
+    <w:p>
+      <w:pPr>
+        <w:pStyle w:val="Listing"/>
+      </w:pPr>
+      <w:r>
+        <w:t xml:space="preserve">    private ArrayList _data = new ArrayList();</w:t>
+      </w:r>
+    </w:p>
+    <w:p>
+      <w:pPr>
+        <w:pStyle w:val="Listing"/>
+      </w:pPr>
+      <w:r>
+        <w:t xml:space="preserve">    public void Add(int value) =&gt; _data.Add(value); // Boxing!</w:t>
+      </w:r>
+    </w:p>
+    <w:p>
+      <w:pPr>
+        <w:pStyle w:val="Listing"/>
+      </w:pPr>
+      <w:r>
+        <w:t>}</w:t>
+      </w:r>
+    </w:p>
+    <w:p>
+      <w:pPr>
+        <w:pStyle w:val="Listing"/>
+      </w:pPr>
+    </w:p>
+    <w:p>
+      <w:pPr>
+        <w:pStyle w:val="Listing"/>
+      </w:pPr>
+      <w:r>
+        <w:t>// ОПТИМИЗИРОВАННО</w:t>
+      </w:r>
+    </w:p>
+    <w:p>
+      <w:pPr>
+        <w:pStyle w:val="Listing"/>
+      </w:pPr>
+      <w:r>
+        <w:t>public class OptimizedCode</w:t>
+      </w:r>
+    </w:p>
+    <w:p>
+      <w:pPr>
+        <w:pStyle w:val="Listing"/>
+      </w:pPr>
+      <w:r>
+        <w:lastRenderedPageBreak/>
+        <w:t>{</w:t>
+      </w:r>
+    </w:p>
+    <w:p>
+      <w:pPr>
+        <w:pStyle w:val="Listing"/>
+      </w:pPr>
+      <w:r>
+        <w:t xml:space="preserve">    private List&lt;int&gt; _data = new List&lt;int&gt;();</w:t>
+      </w:r>
+    </w:p>
+    <w:p>
+      <w:pPr>
+        <w:pStyle w:val="Listing"/>
+      </w:pPr>
+      <w:r>
+        <w:t xml:space="preserve">    public void Add(int value) =&gt; _data.Add(value); // Без boxing</w:t>
+      </w:r>
+    </w:p>
+    <w:p>
+      <w:pPr>
+        <w:pStyle w:val="Listing"/>
+      </w:pPr>
+      <w:r>
+        <w:t>}</w:t>
+      </w:r>
+    </w:p>
+    <w:p/>
+    <w:p>
+      <w:pPr>
+        <w:keepNext/>
+        <w:ind w:firstLine="709"/>
+        <w:jc w:val="both"/>
+      </w:pPr>
+      <w:r>
+        <w:t xml:space="preserve">Листинг А.3 – Классы </w:t>
+      </w:r>
+      <w:r>
+        <w:rPr>
+          <w:i/>
+        </w:rPr>
+        <w:t>BuggyCode</w:t>
+      </w:r>
+      <w:r>
+        <w:t xml:space="preserve"> и </w:t>
+      </w:r>
+      <w:r>
+        <w:rPr>
+          <w:i/>
+        </w:rPr>
+        <w:t>FixedCode</w:t>
+      </w:r>
+    </w:p>
+    <w:p>
+      <w:pPr>
+        <w:pStyle w:val="Listing"/>
+      </w:pPr>
+      <w:r>
+        <w:t>public class BuggyCode</w:t>
+      </w:r>
+    </w:p>
+    <w:p>
+      <w:pPr>
+        <w:pStyle w:val="Listing"/>
+      </w:pPr>
+      <w:r>
+        <w:t>{</w:t>
+      </w:r>
+    </w:p>
+    <w:p>
+      <w:pPr>
+        <w:pStyle w:val="Listing"/>
+      </w:pPr>
+      <w:r>
+        <w:t xml:space="preserve">    private static List&lt;IDisposable&gt; _cache = new List&lt;IDisposable&gt;();</w:t>
+      </w:r>
+    </w:p>
+    <w:p>
+      <w:pPr>
+        <w:pStyle w:val="Listing"/>
+      </w:pPr>
+      <w:r>
+        <w:t xml:space="preserve">    private static event EventHandler? _globalEvent;</w:t>
+      </w:r>
+    </w:p>
+    <w:p>
+      <w:pPr>
+        <w:pStyle w:val="Listing"/>
+      </w:pPr>
+      <w:r>
+        <w:t xml:space="preserve">    private byte[] _data = new byte[1024 * 1024];</w:t>
+      </w:r>
+    </w:p>
+    <w:p>
+      <w:pPr>
+        <w:pStyle w:val="Listing"/>
+      </w:pPr>
+    </w:p>
+    <w:p>
+      <w:pPr>
+        <w:pStyle w:val="Listing"/>
+      </w:pPr>
+      <w:r>
+        <w:t xml:space="preserve">    public BuggyCode()</w:t>
+      </w:r>
+    </w:p>
+    <w:p>
+      <w:pPr>
+        <w:pStyle w:val="Listing"/>
+      </w:pPr>
+      <w:r>
+        <w:t xml:space="preserve">    {</w:t>
+      </w:r>
+    </w:p>
+    <w:p>
+      <w:pPr>
+        <w:pStyle w:val="Listing"/>
+      </w:pPr>
+      <w:r>
+        <w:t xml:space="preserve">        _globalEvent += OnEvent;              // Утечка 1: подписка на статическое событие без отписки</w:t>
+      </w:r>
+    </w:p>
+    <w:p>
+      <w:pPr>
+        <w:pStyle w:val="Listing"/>
+      </w:pPr>
+      <w:r>
+        <w:t xml:space="preserve">        _cache.Add(new MemoryStream(1024));   // Утечка 2: статический кэш хранит MemoryStream и не освобождает его</w:t>
+      </w:r>
+    </w:p>
+    <w:p>
+      <w:pPr>
+        <w:pStyle w:val="Listing"/>
+      </w:pPr>
+      <w:r>
+        <w:t xml:space="preserve">    }</w:t>
+      </w:r>
+    </w:p>
+    <w:p>
+      <w:pPr>
+        <w:pStyle w:val="Listing"/>
+      </w:pPr>
+    </w:p>
+    <w:p>
+      <w:pPr>
+        <w:pStyle w:val="Listing"/>
+      </w:pPr>
+      <w:r>
+        <w:t xml:space="preserve">    private void OnEvent(object? sender, EventArgs e)</w:t>
+      </w:r>
+    </w:p>
+    <w:p>
+      <w:pPr>
+        <w:pStyle w:val="Listing"/>
+      </w:pPr>
+      <w:r>
+        <w:t xml:space="preserve">    {</w:t>
+      </w:r>
+    </w:p>
+    <w:p>
+      <w:pPr>
+        <w:pStyle w:val="Listing"/>
+      </w:pPr>
+      <w:r>
+        <w:t xml:space="preserve">        var temp = new byte[1024 * 100];</w:t>
+      </w:r>
+    </w:p>
+    <w:p>
+      <w:pPr>
+        <w:pStyle w:val="Listing"/>
+      </w:pPr>
+      <w:r>
+        <w:t xml:space="preserve">    }</w:t>
+      </w:r>
+    </w:p>
+    <w:p>
+      <w:pPr>
+        <w:pStyle w:val="Listing"/>
+      </w:pPr>
+    </w:p>
+    <w:p>
+      <w:pPr>
+        <w:pStyle w:val="Listing"/>
+      </w:pPr>
+      <w:r>
+        <w:t xml:space="preserve">    public static int CacheCount =&gt; _cache.Count;</w:t>
+      </w:r>
+    </w:p>
+    <w:p>
+      <w:pPr>
+        <w:pStyle w:val="Listing"/>
+      </w:pPr>
+      <w:r>
+        <w:t>}</w:t>
+      </w:r>
+    </w:p>
+    <w:p>
+      <w:pPr>
+        <w:pStyle w:val="Listing"/>
+      </w:pPr>
+    </w:p>
+    <w:p>
+      <w:pPr>
+        <w:pStyle w:val="Listing"/>
+      </w:pPr>
+      <w:r>
+        <w:t>public class FixedCode : IDisposable</w:t>
+      </w:r>
+    </w:p>
+    <w:p>
+      <w:pPr>
+        <w:pStyle w:val="Listing"/>
+      </w:pPr>
+      <w:r>
+        <w:t>{</w:t>
+      </w:r>
+    </w:p>
+    <w:p>
+      <w:pPr>
+        <w:pStyle w:val="Listing"/>
+      </w:pPr>
+      <w:r>
+        <w:t xml:space="preserve">    private static List&lt;IDisposable&gt; _cache = new List&lt;IDisposable&gt;();</w:t>
+      </w:r>
+    </w:p>
+    <w:p>
+      <w:pPr>
+        <w:pStyle w:val="Listing"/>
+      </w:pPr>
+      <w:r>
+        <w:t xml:space="preserve">    private static event EventHandler? _globalEvent;</w:t>
+      </w:r>
+    </w:p>
+    <w:p>
+      <w:pPr>
+        <w:pStyle w:val="Listing"/>
+      </w:pPr>
+      <w:r>
+        <w:t xml:space="preserve">    private byte[]? _data = new byte[1024 * 1024];</w:t>
+      </w:r>
+    </w:p>
+    <w:p>
+      <w:pPr>
+        <w:pStyle w:val="Listing"/>
+      </w:pPr>
+      <w:r>
+        <w:t xml:space="preserve">    private MemoryStream _stream = new MemoryStream(1024);</w:t>
+      </w:r>
+    </w:p>
+    <w:p>
+      <w:pPr>
+        <w:pStyle w:val="Listing"/>
+      </w:pPr>
+    </w:p>
+    <w:p>
+      <w:pPr>
+        <w:pStyle w:val="Listing"/>
+      </w:pPr>
+      <w:r>
+        <w:t xml:space="preserve">    public FixedCode()</w:t>
+      </w:r>
+    </w:p>
+    <w:p>
+      <w:pPr>
+        <w:pStyle w:val="Listing"/>
+      </w:pPr>
+      <w:r>
+        <w:t xml:space="preserve">    {</w:t>
+      </w:r>
+    </w:p>
+    <w:p>
+      <w:pPr>
+        <w:pStyle w:val="Listing"/>
+      </w:pPr>
+      <w:r>
+        <w:t xml:space="preserve">        _globalEvent += OnEvent;</w:t>
+      </w:r>
+    </w:p>
+    <w:p>
+      <w:pPr>
+        <w:pStyle w:val="Listing"/>
+      </w:pPr>
+      <w:r>
+        <w:t xml:space="preserve">        _cache.Add(_stream);</w:t>
+      </w:r>
+    </w:p>
+    <w:p>
+      <w:pPr>
+        <w:pStyle w:val="Listing"/>
+      </w:pPr>
+      <w:r>
+        <w:t xml:space="preserve">    }</w:t>
+      </w:r>
+    </w:p>
+    <w:p>
+      <w:pPr>
+        <w:pStyle w:val="Listing"/>
+      </w:pPr>
+    </w:p>
+    <w:p>
+      <w:pPr>
+        <w:pStyle w:val="Listing"/>
+      </w:pPr>
+      <w:r>
+        <w:t xml:space="preserve">    private void OnEvent(object? sender, EventArgs e)</w:t>
+      </w:r>
+    </w:p>
+    <w:p>
+      <w:pPr>
+        <w:pStyle w:val="Listing"/>
+      </w:pPr>
+      <w:r>
+        <w:t xml:space="preserve">    {</w:t>
+      </w:r>
+    </w:p>
+    <w:p>
+      <w:pPr>
+        <w:pStyle w:val="Listing"/>
+      </w:pPr>
+      <w:r>
+        <w:t xml:space="preserve">        var temp = new byte[1024 * 100];</w:t>
+      </w:r>
+    </w:p>
+    <w:p>
+      <w:pPr>
+        <w:pStyle w:val="Listing"/>
+      </w:pPr>
+      <w:r>
+        <w:t xml:space="preserve">    }</w:t>
+      </w:r>
+    </w:p>
+    <w:p>
+      <w:pPr>
+        <w:pStyle w:val="Listing"/>
+      </w:pPr>
+    </w:p>
+    <w:p>
+      <w:pPr>
+        <w:pStyle w:val="Listing"/>
+      </w:pPr>
+      <w:r>
+        <w:t xml:space="preserve">    public void Dispose()</w:t>
+      </w:r>
+    </w:p>
+    <w:p>
+      <w:pPr>
+        <w:pStyle w:val="Listing"/>
+      </w:pPr>
+      <w:r>
+        <w:t xml:space="preserve">    {</w:t>
+      </w:r>
+    </w:p>
+    <w:p>
+      <w:pPr>
+        <w:pStyle w:val="Listing"/>
+      </w:pPr>
+      <w:r>
+        <w:t xml:space="preserve">        _globalEvent -= OnEvent;   // отписка от события</w:t>
+      </w:r>
+    </w:p>
+    <w:p>
+      <w:pPr>
+        <w:pStyle w:val="Listing"/>
+      </w:pPr>
+      <w:r>
+        <w:t xml:space="preserve">        _cache.Remove(_stream);    // удаление из статического кэша</w:t>
+      </w:r>
+    </w:p>
+    <w:p>
+      <w:pPr>
+        <w:pStyle w:val="Listing"/>
+      </w:pPr>
+      <w:r>
+        <w:t xml:space="preserve">        _stream.Dispose();         // освобождение потока</w:t>
+      </w:r>
+    </w:p>
+    <w:p>
+      <w:pPr>
+        <w:pStyle w:val="Listing"/>
+      </w:pPr>
+      <w:r>
+        <w:t xml:space="preserve">        _data = null;</w:t>
+      </w:r>
+    </w:p>
+    <w:p>
+      <w:pPr>
+        <w:pStyle w:val="Listing"/>
+      </w:pPr>
+      <w:r>
+        <w:lastRenderedPageBreak/>
+        <w:t xml:space="preserve">    }</w:t>
+      </w:r>
+    </w:p>
+    <w:p>
+      <w:pPr>
+        <w:pStyle w:val="Listing"/>
+      </w:pPr>
+    </w:p>
+    <w:p>
+      <w:pPr>
+        <w:pStyle w:val="Listing"/>
+      </w:pPr>
+      <w:r>
+        <w:t xml:space="preserve">    public static int CacheCount =&gt; _cache.Count;</w:t>
+      </w:r>
+    </w:p>
+    <w:p>
+      <w:pPr>
+        <w:pStyle w:val="Listing"/>
+      </w:pPr>
+      <w:r>
+        <w:t>}</w:t>
+      </w:r>
+    </w:p>
+    <w:p/>
+    <w:p>
+      <w:pPr>
+        <w:keepNext/>
+        <w:ind w:firstLine="709"/>
+        <w:jc w:val="both"/>
+      </w:pPr>
+      <w:r>
+        <w:t xml:space="preserve">Листинг А.4 – Фрагмент метода </w:t>
+      </w:r>
+      <w:r>
+        <w:rPr>
+          <w:i/>
+        </w:rPr>
+        <w:t>IsAnomaly</w:t>
+      </w:r>
+    </w:p>
+    <w:p>
+      <w:pPr>
+        <w:pStyle w:val="Listing"/>
+      </w:pPr>
+      <w:r>
+        <w:t>// Шаг 3: разбор даты (тяжелый). Дата находится в первой части строки после "USERnn:"</w:t>
+      </w:r>
+    </w:p>
+    <w:p>
+      <w:pPr>
+        <w:pStyle w:val="Listing"/>
+      </w:pPr>
+      <w:r>
+        <w:t>string dateText = parts[0].Substring(parts[0].IndexOf(':') + 1).Trim();</w:t>
+      </w:r>
+    </w:p>
+    <w:p>
+      <w:pPr>
+        <w:pStyle w:val="Listing"/>
+      </w:pPr>
+      <w:r>
+        <w:t>var dateSw = Stopwatch.StartNew();</w:t>
+      </w:r>
+    </w:p>
+    <w:p>
+      <w:pPr>
+        <w:pStyle w:val="Listing"/>
+      </w:pPr>
+      <w:r>
+        <w:t>DateTime logDate = default;</w:t>
+      </w:r>
+    </w:p>
+    <w:p>
+      <w:pPr>
+        <w:pStyle w:val="Listing"/>
+      </w:pPr>
+      <w:r>
+        <w:t>bool dateOk;</w:t>
+      </w:r>
+    </w:p>
+    <w:p>
+      <w:pPr>
+        <w:pStyle w:val="Listing"/>
+      </w:pPr>
+      <w:r>
+        <w:t>if (_parseExact)</w:t>
+      </w:r>
+    </w:p>
+    <w:p>
+      <w:pPr>
+        <w:pStyle w:val="Listing"/>
+      </w:pPr>
+      <w:r>
+        <w:t>{</w:t>
+      </w:r>
+    </w:p>
+    <w:p>
+      <w:pPr>
+        <w:pStyle w:val="Listing"/>
+      </w:pPr>
+      <w:r>
+        <w:t xml:space="preserve">    // Задание 2: DateTime.ParseExact с фиксированным форматом</w:t>
+      </w:r>
+    </w:p>
+    <w:p>
+      <w:pPr>
+        <w:pStyle w:val="Listing"/>
+      </w:pPr>
+      <w:r>
+        <w:t xml:space="preserve">    try</w:t>
+      </w:r>
+    </w:p>
+    <w:p>
+      <w:pPr>
+        <w:pStyle w:val="Listing"/>
+      </w:pPr>
+      <w:r>
+        <w:t xml:space="preserve">    {</w:t>
+      </w:r>
+    </w:p>
+    <w:p>
+      <w:pPr>
+        <w:pStyle w:val="Listing"/>
+      </w:pPr>
+      <w:r>
+        <w:t xml:space="preserve">        logDate = DateTime.ParseExact(dateText, "yyyy-MM-dd HH:mm:ss.fff", CultureInfo.InvariantCulture);</w:t>
+      </w:r>
+    </w:p>
+    <w:p>
+      <w:pPr>
+        <w:pStyle w:val="Listing"/>
+      </w:pPr>
+      <w:r>
+        <w:t xml:space="preserve">        dateOk = true;</w:t>
+      </w:r>
+    </w:p>
+    <w:p>
+      <w:pPr>
+        <w:pStyle w:val="Listing"/>
+      </w:pPr>
+      <w:r>
+        <w:t xml:space="preserve">    }</w:t>
+      </w:r>
+    </w:p>
+    <w:p>
+      <w:pPr>
+        <w:pStyle w:val="Listing"/>
+      </w:pPr>
+      <w:r>
+        <w:t xml:space="preserve">    catch (FormatException)</w:t>
+      </w:r>
+    </w:p>
+    <w:p>
+      <w:pPr>
+        <w:pStyle w:val="Listing"/>
+      </w:pPr>
+      <w:r>
+        <w:t xml:space="preserve">    {</w:t>
+      </w:r>
+    </w:p>
+    <w:p>
+      <w:pPr>
+        <w:pStyle w:val="Listing"/>
+      </w:pPr>
+      <w:r>
+        <w:t xml:space="preserve">        dateOk = false;</w:t>
+      </w:r>
+    </w:p>
+    <w:p>
+      <w:pPr>
+        <w:pStyle w:val="Listing"/>
+      </w:pPr>
+      <w:r>
+        <w:t xml:space="preserve">    }</w:t>
+      </w:r>
+    </w:p>
+    <w:p>
+      <w:pPr>
+        <w:pStyle w:val="Listing"/>
+      </w:pPr>
+      <w:r>
+        <w:t>}</w:t>
+      </w:r>
+    </w:p>
+    <w:p>
+      <w:pPr>
+        <w:pStyle w:val="Listing"/>
+      </w:pPr>
+      <w:r>
+        <w:t>else</w:t>
+      </w:r>
+    </w:p>
+    <w:p>
+      <w:pPr>
+        <w:pStyle w:val="Listing"/>
+      </w:pPr>
+      <w:r>
+        <w:t>{</w:t>
+      </w:r>
+    </w:p>
+    <w:p>
+      <w:pPr>
+        <w:pStyle w:val="Listing"/>
+      </w:pPr>
+      <w:r>
+        <w:t xml:space="preserve">    dateOk = DateTime.TryParse(dateText, out logDate);</w:t>
+      </w:r>
+    </w:p>
+    <w:p>
+      <w:pPr>
+        <w:pStyle w:val="Listing"/>
+      </w:pPr>
+      <w:r>
+        <w:t>}</w:t>
+      </w:r>
+    </w:p>
+    <w:p>
+      <w:pPr>
+        <w:pStyle w:val="Listing"/>
+      </w:pPr>
+      <w:r>
+        <w:t>dateSw.Stop();</w:t>
+      </w:r>
+    </w:p>
+    <w:p>
+      <w:pPr>
+        <w:pStyle w:val="Listing"/>
+      </w:pPr>
+      <w:r>
+        <w:t>AddCall(_parseExact ? "IsAnomaly.DateTime.ParseExact" : "IsAnomaly.DateTime.TryParse", dateSw.Elapsed.TotalMilliseconds);</w:t>
+      </w:r>
+    </w:p>
+    <w:p/>
+    <w:p>
+      <w:pPr>
+        <w:keepNext/>
+        <w:ind w:firstLine="709"/>
+        <w:jc w:val="both"/>
+      </w:pPr>
+      <w:r>
+        <w:t>Листинг А.5 – Профилируемые методы</w:t>
+      </w:r>
+    </w:p>
+    <w:p>
+      <w:pPr>
+        <w:pStyle w:val="Listing"/>
+      </w:pPr>
+      <w:r>
+        <w:t>// Конкатенация строк в цикле: каждый раз создаётся новая строка</w:t>
+      </w:r>
+    </w:p>
+    <w:p>
+      <w:pPr>
+        <w:pStyle w:val="Listing"/>
+      </w:pPr>
+      <w:r>
+        <w:t>private static string BuildTextWithConcat(int count)</w:t>
+      </w:r>
+    </w:p>
+    <w:p>
+      <w:pPr>
+        <w:pStyle w:val="Listing"/>
+      </w:pPr>
+      <w:r>
+        <w:t>{</w:t>
+      </w:r>
+    </w:p>
+    <w:p>
+      <w:pPr>
+        <w:pStyle w:val="Listing"/>
+      </w:pPr>
+      <w:r>
+        <w:t xml:space="preserve">    var sw = Stopwatch.StartNew();</w:t>
+      </w:r>
+    </w:p>
+    <w:p>
+      <w:pPr>
+        <w:pStyle w:val="Listing"/>
+      </w:pPr>
+      <w:r>
+        <w:t xml:space="preserve">    string result = "";</w:t>
+      </w:r>
+    </w:p>
+    <w:p>
+      <w:pPr>
+        <w:pStyle w:val="Listing"/>
+      </w:pPr>
+      <w:r>
+        <w:t xml:space="preserve">    for (int i = 0; i &lt; count; i++)</w:t>
+      </w:r>
+    </w:p>
+    <w:p>
+      <w:pPr>
+        <w:pStyle w:val="Listing"/>
+      </w:pPr>
+      <w:r>
+        <w:t xml:space="preserve">        result += "слово ";</w:t>
+      </w:r>
+    </w:p>
+    <w:p>
+      <w:pPr>
+        <w:pStyle w:val="Listing"/>
+      </w:pPr>
+      <w:r>
+        <w:t xml:space="preserve">    Add("BuildTextWithConcat", sw);</w:t>
+      </w:r>
+    </w:p>
+    <w:p>
+      <w:pPr>
+        <w:pStyle w:val="Listing"/>
+      </w:pPr>
+      <w:r>
+        <w:t xml:space="preserve">    return result;</w:t>
+      </w:r>
+    </w:p>
+    <w:p>
+      <w:pPr>
+        <w:pStyle w:val="Listing"/>
+      </w:pPr>
+      <w:r>
+        <w:t>}</w:t>
+      </w:r>
+    </w:p>
+    <w:p>
+      <w:pPr>
+        <w:pStyle w:val="Listing"/>
+      </w:pPr>
+    </w:p>
+    <w:p>
+      <w:pPr>
+        <w:pStyle w:val="Listing"/>
+      </w:pPr>
+      <w:r>
+        <w:t>private static string BuildTextWithBuilder(int count)</w:t>
+      </w:r>
+    </w:p>
+    <w:p>
+      <w:pPr>
+        <w:pStyle w:val="Listing"/>
+      </w:pPr>
+      <w:r>
+        <w:t>{</w:t>
+      </w:r>
+    </w:p>
+    <w:p>
+      <w:pPr>
+        <w:pStyle w:val="Listing"/>
+      </w:pPr>
+      <w:r>
+        <w:t xml:space="preserve">    var sw = Stopwatch.StartNew();</w:t>
+      </w:r>
+    </w:p>
+    <w:p>
+      <w:pPr>
+        <w:pStyle w:val="Listing"/>
+      </w:pPr>
+      <w:r>
+        <w:t xml:space="preserve">    var sb = new StringBuilder();</w:t>
+      </w:r>
+    </w:p>
+    <w:p>
+      <w:pPr>
+        <w:pStyle w:val="Listing"/>
+      </w:pPr>
+      <w:r>
+        <w:t xml:space="preserve">    for (int i = 0; i &lt; count; i++)</w:t>
+      </w:r>
+    </w:p>
+    <w:p>
+      <w:pPr>
+        <w:pStyle w:val="Listing"/>
+      </w:pPr>
+      <w:r>
+        <w:lastRenderedPageBreak/>
+        <w:t xml:space="preserve">        sb.Append("слово ");</w:t>
+      </w:r>
+    </w:p>
+    <w:p>
+      <w:pPr>
+        <w:pStyle w:val="Listing"/>
+      </w:pPr>
+      <w:r>
+        <w:t xml:space="preserve">    Add("BuildTextWithBuilder", sw);</w:t>
+      </w:r>
+    </w:p>
+    <w:p>
+      <w:pPr>
+        <w:pStyle w:val="Listing"/>
+      </w:pPr>
+      <w:r>
+        <w:t xml:space="preserve">    return sb.ToString();</w:t>
+      </w:r>
+    </w:p>
+    <w:p>
+      <w:pPr>
+        <w:pStyle w:val="Listing"/>
+      </w:pPr>
+      <w:r>
+        <w:t>}</w:t>
+      </w:r>
+    </w:p>
+    <w:p/>
     <w:sectPr>
       <w:headerReference w:type="default" r:id="rId20"/>
       <w:footerReference w:type="default" r:id="rId21"/>
@@ -6352,31 +6334,31 @@
       </w:rPr>
     </w:lvl>
   </w:abstractNum>
-  <w:num w:numId="1" w16cid:durableId="1913276444">
+  <w:num w:numId="1" w16cid:durableId="2059476965">
     <w:abstractNumId w:val="8"/>
   </w:num>
-  <w:num w:numId="2" w16cid:durableId="2080322751">
+  <w:num w:numId="2" w16cid:durableId="2066561141">
     <w:abstractNumId w:val="6"/>
   </w:num>
-  <w:num w:numId="3" w16cid:durableId="775715557">
+  <w:num w:numId="3" w16cid:durableId="1105927736">
     <w:abstractNumId w:val="5"/>
   </w:num>
-  <w:num w:numId="4" w16cid:durableId="1848714438">
+  <w:num w:numId="4" w16cid:durableId="1942909360">
     <w:abstractNumId w:val="4"/>
   </w:num>
-  <w:num w:numId="5" w16cid:durableId="1724526091">
+  <w:num w:numId="5" w16cid:durableId="1571187763">
     <w:abstractNumId w:val="7"/>
   </w:num>
-  <w:num w:numId="6" w16cid:durableId="301547874">
+  <w:num w:numId="6" w16cid:durableId="1824350160">
     <w:abstractNumId w:val="3"/>
   </w:num>
-  <w:num w:numId="7" w16cid:durableId="781730386">
+  <w:num w:numId="7" w16cid:durableId="1799494140">
     <w:abstractNumId w:val="2"/>
   </w:num>
-  <w:num w:numId="8" w16cid:durableId="1700626137">
+  <w:num w:numId="8" w16cid:durableId="1314213651">
     <w:abstractNumId w:val="1"/>
   </w:num>
-  <w:num w:numId="9" w16cid:durableId="1540510054">
+  <w:num w:numId="9" w16cid:durableId="502283316">
     <w:abstractNumId w:val="0"/>
   </w:num>
 </w:numbering>
@@ -6798,6 +6780,7 @@
       <w:rFonts w:asciiTheme="majorHAnsi" w:eastAsiaTheme="majorEastAsia" w:hAnsiTheme="majorHAnsi" w:cstheme="majorBidi"/>
       <w:b/>
       <w:bCs/>
+      <w:caps/>
       <w:szCs w:val="28"/>
     </w:rPr>
   </w:style>
@@ -17782,7 +17765,7 @@
     <w:autoRedefine/>
     <w:uiPriority w:val="39"/>
     <w:unhideWhenUsed/>
-    <w:rsid w:val="00B24AC1"/>
+    <w:rsid w:val="00987369"/>
     <w:pPr>
       <w:spacing w:after="100"/>
     </w:pPr>
@@ -17794,7 +17777,7 @@
     <w:autoRedefine/>
     <w:uiPriority w:val="39"/>
     <w:unhideWhenUsed/>
-    <w:rsid w:val="00B24AC1"/>
+    <w:rsid w:val="00987369"/>
     <w:pPr>
       <w:spacing w:after="100"/>
       <w:ind w:left="280"/>
@@ -17805,7 +17788,7 @@
     <w:basedOn w:val="a2"/>
     <w:uiPriority w:val="99"/>
     <w:unhideWhenUsed/>
-    <w:rsid w:val="00B24AC1"/>
+    <w:rsid w:val="00987369"/>
     <w:rPr>
       <w:color w:val="0000FF" w:themeColor="hyperlink"/>
       <w:u w:val="single"/>

--- a/report/Отчет_ЛР4.docx
+++ b/report/Отчет_ЛР4.docx
@@ -297,13 +297,13 @@
       <w:r>
         <w:fldChar w:fldCharType="separate"/>
       </w:r>
-      <w:hyperlink w:anchor="_Toc242612934" w:history="1">
+      <w:hyperlink w:anchor="_Toc242647215" w:history="1">
         <w:r>
           <w:rPr>
             <w:rStyle w:val="aff8"/>
             <w:noProof/>
           </w:rPr>
-          <w:t>1 Цель работы</w:t>
+          <w:t>1 ЦЕЛЬ РАБОТЫ</w:t>
         </w:r>
         <w:r>
           <w:rPr>
@@ -324,7 +324,7 @@
             <w:noProof/>
             <w:webHidden/>
           </w:rPr>
-          <w:instrText xml:space="preserve"> PAGEREF _Toc242612934 \h </w:instrText>
+          <w:instrText xml:space="preserve"> PAGEREF _Toc242647215 \h </w:instrText>
         </w:r>
         <w:r>
           <w:rPr>
@@ -370,13 +370,13 @@
           <w14:ligatures w14:val="standardContextual"/>
         </w:rPr>
       </w:pPr>
-      <w:hyperlink w:anchor="_Toc242612935" w:history="1">
+      <w:hyperlink w:anchor="_Toc242647216" w:history="1">
         <w:r>
           <w:rPr>
             <w:rStyle w:val="aff8"/>
             <w:noProof/>
           </w:rPr>
-          <w:t>2 Ход работы</w:t>
+          <w:t>2 ХОД РАБОТЫ</w:t>
         </w:r>
         <w:r>
           <w:rPr>
@@ -397,7 +397,7 @@
             <w:noProof/>
             <w:webHidden/>
           </w:rPr>
-          <w:instrText xml:space="preserve"> PAGEREF _Toc242612935 \h </w:instrText>
+          <w:instrText xml:space="preserve"> PAGEREF _Toc242647216 \h </w:instrText>
         </w:r>
         <w:r>
           <w:rPr>
@@ -443,7 +443,7 @@
           <w14:ligatures w14:val="standardContextual"/>
         </w:rPr>
       </w:pPr>
-      <w:hyperlink w:anchor="_Toc242612936" w:history="1">
+      <w:hyperlink w:anchor="_Toc242647217" w:history="1">
         <w:r>
           <w:rPr>
             <w:rStyle w:val="aff8"/>
@@ -470,7 +470,7 @@
             <w:noProof/>
             <w:webHidden/>
           </w:rPr>
-          <w:instrText xml:space="preserve"> PAGEREF _Toc242612936 \h </w:instrText>
+          <w:instrText xml:space="preserve"> PAGEREF _Toc242647217 \h </w:instrText>
         </w:r>
         <w:r>
           <w:rPr>
@@ -516,7 +516,7 @@
           <w14:ligatures w14:val="standardContextual"/>
         </w:rPr>
       </w:pPr>
-      <w:hyperlink w:anchor="_Toc242612937" w:history="1">
+      <w:hyperlink w:anchor="_Toc242647218" w:history="1">
         <w:r>
           <w:rPr>
             <w:rStyle w:val="aff8"/>
@@ -543,7 +543,7 @@
             <w:noProof/>
             <w:webHidden/>
           </w:rPr>
-          <w:instrText xml:space="preserve"> PAGEREF _Toc242612937 \h </w:instrText>
+          <w:instrText xml:space="preserve"> PAGEREF _Toc242647218 \h </w:instrText>
         </w:r>
         <w:r>
           <w:rPr>
@@ -589,7 +589,7 @@
           <w14:ligatures w14:val="standardContextual"/>
         </w:rPr>
       </w:pPr>
-      <w:hyperlink w:anchor="_Toc242612938" w:history="1">
+      <w:hyperlink w:anchor="_Toc242647219" w:history="1">
         <w:r>
           <w:rPr>
             <w:rStyle w:val="aff8"/>
@@ -616,7 +616,7 @@
             <w:noProof/>
             <w:webHidden/>
           </w:rPr>
-          <w:instrText xml:space="preserve"> PAGEREF _Toc242612938 \h </w:instrText>
+          <w:instrText xml:space="preserve"> PAGEREF _Toc242647219 \h </w:instrText>
         </w:r>
         <w:r>
           <w:rPr>
@@ -662,7 +662,7 @@
           <w14:ligatures w14:val="standardContextual"/>
         </w:rPr>
       </w:pPr>
-      <w:hyperlink w:anchor="_Toc242612939" w:history="1">
+      <w:hyperlink w:anchor="_Toc242647220" w:history="1">
         <w:r>
           <w:rPr>
             <w:rStyle w:val="aff8"/>
@@ -689,7 +689,7 @@
             <w:noProof/>
             <w:webHidden/>
           </w:rPr>
-          <w:instrText xml:space="preserve"> PAGEREF _Toc242612939 \h </w:instrText>
+          <w:instrText xml:space="preserve"> PAGEREF _Toc242647220 \h </w:instrText>
         </w:r>
         <w:r>
           <w:rPr>
@@ -735,7 +735,7 @@
           <w14:ligatures w14:val="standardContextual"/>
         </w:rPr>
       </w:pPr>
-      <w:hyperlink w:anchor="_Toc242612940" w:history="1">
+      <w:hyperlink w:anchor="_Toc242647221" w:history="1">
         <w:r>
           <w:rPr>
             <w:rStyle w:val="aff8"/>
@@ -762,7 +762,7 @@
             <w:noProof/>
             <w:webHidden/>
           </w:rPr>
-          <w:instrText xml:space="preserve"> PAGEREF _Toc242612940 \h </w:instrText>
+          <w:instrText xml:space="preserve"> PAGEREF _Toc242647221 \h </w:instrText>
         </w:r>
         <w:r>
           <w:rPr>
@@ -808,7 +808,7 @@
           <w14:ligatures w14:val="standardContextual"/>
         </w:rPr>
       </w:pPr>
-      <w:hyperlink w:anchor="_Toc242612941" w:history="1">
+      <w:hyperlink w:anchor="_Toc242647222" w:history="1">
         <w:r>
           <w:rPr>
             <w:rStyle w:val="aff8"/>
@@ -843,7 +843,7 @@
             <w:noProof/>
             <w:webHidden/>
           </w:rPr>
-          <w:instrText xml:space="preserve"> PAGEREF _Toc242612941 \h </w:instrText>
+          <w:instrText xml:space="preserve"> PAGEREF _Toc242647222 \h </w:instrText>
         </w:r>
         <w:r>
           <w:rPr>
@@ -889,7 +889,7 @@
           <w14:ligatures w14:val="standardContextual"/>
         </w:rPr>
       </w:pPr>
-      <w:hyperlink w:anchor="_Toc242612942" w:history="1">
+      <w:hyperlink w:anchor="_Toc242647223" w:history="1">
         <w:r>
           <w:rPr>
             <w:rStyle w:val="aff8"/>
@@ -916,7 +916,7 @@
             <w:noProof/>
             <w:webHidden/>
           </w:rPr>
-          <w:instrText xml:space="preserve"> PAGEREF _Toc242612942 \h </w:instrText>
+          <w:instrText xml:space="preserve"> PAGEREF _Toc242647223 \h </w:instrText>
         </w:r>
         <w:r>
           <w:rPr>
@@ -962,7 +962,7 @@
           <w14:ligatures w14:val="standardContextual"/>
         </w:rPr>
       </w:pPr>
-      <w:hyperlink w:anchor="_Toc242612943" w:history="1">
+      <w:hyperlink w:anchor="_Toc242647224" w:history="1">
         <w:r>
           <w:rPr>
             <w:rStyle w:val="aff8"/>
@@ -989,7 +989,7 @@
             <w:noProof/>
             <w:webHidden/>
           </w:rPr>
-          <w:instrText xml:space="preserve"> PAGEREF _Toc242612943 \h </w:instrText>
+          <w:instrText xml:space="preserve"> PAGEREF _Toc242647224 \h </w:instrText>
         </w:r>
         <w:r>
           <w:rPr>
@@ -1035,7 +1035,7 @@
           <w14:ligatures w14:val="standardContextual"/>
         </w:rPr>
       </w:pPr>
-      <w:hyperlink w:anchor="_Toc242612944" w:history="1">
+      <w:hyperlink w:anchor="_Toc242647225" w:history="1">
         <w:r>
           <w:rPr>
             <w:rStyle w:val="aff8"/>
@@ -1077,7 +1077,7 @@
             <w:noProof/>
             <w:webHidden/>
           </w:rPr>
-          <w:instrText xml:space="preserve"> PAGEREF _Toc242612944 \h </w:instrText>
+          <w:instrText xml:space="preserve"> PAGEREF _Toc242647225 \h </w:instrText>
         </w:r>
         <w:r>
           <w:rPr>
@@ -1123,7 +1123,7 @@
           <w14:ligatures w14:val="standardContextual"/>
         </w:rPr>
       </w:pPr>
-      <w:hyperlink w:anchor="_Toc242612945" w:history="1">
+      <w:hyperlink w:anchor="_Toc242647226" w:history="1">
         <w:r>
           <w:rPr>
             <w:rStyle w:val="aff8"/>
@@ -1150,7 +1150,7 @@
             <w:noProof/>
             <w:webHidden/>
           </w:rPr>
-          <w:instrText xml:space="preserve"> PAGEREF _Toc242612945 \h </w:instrText>
+          <w:instrText xml:space="preserve"> PAGEREF _Toc242647226 \h </w:instrText>
         </w:r>
         <w:r>
           <w:rPr>
@@ -1196,13 +1196,13 @@
           <w14:ligatures w14:val="standardContextual"/>
         </w:rPr>
       </w:pPr>
-      <w:hyperlink w:anchor="_Toc242612946" w:history="1">
+      <w:hyperlink w:anchor="_Toc242647227" w:history="1">
         <w:r>
           <w:rPr>
             <w:rStyle w:val="aff8"/>
             <w:noProof/>
           </w:rPr>
-          <w:t>3 Ответы на контрольные вопросы</w:t>
+          <w:t>3 ОТВЕТЫ НА КОНТРОЛЬНЫЕ ВОПРОСЫ</w:t>
         </w:r>
         <w:r>
           <w:rPr>
@@ -1223,7 +1223,7 @@
             <w:noProof/>
             <w:webHidden/>
           </w:rPr>
-          <w:instrText xml:space="preserve"> PAGEREF _Toc242612946 \h </w:instrText>
+          <w:instrText xml:space="preserve"> PAGEREF _Toc242647227 \h </w:instrText>
         </w:r>
         <w:r>
           <w:rPr>
@@ -1269,13 +1269,13 @@
           <w14:ligatures w14:val="standardContextual"/>
         </w:rPr>
       </w:pPr>
-      <w:hyperlink w:anchor="_Toc242612947" w:history="1">
+      <w:hyperlink w:anchor="_Toc242647228" w:history="1">
         <w:r>
           <w:rPr>
             <w:rStyle w:val="aff8"/>
             <w:noProof/>
           </w:rPr>
-          <w:t>Выводы</w:t>
+          <w:t>ВЫВОДЫ</w:t>
         </w:r>
         <w:r>
           <w:rPr>
@@ -1296,7 +1296,7 @@
             <w:noProof/>
             <w:webHidden/>
           </w:rPr>
-          <w:instrText xml:space="preserve"> PAGEREF _Toc242612947 \h </w:instrText>
+          <w:instrText xml:space="preserve"> PAGEREF _Toc242647228 \h </w:instrText>
         </w:r>
         <w:r>
           <w:rPr>
@@ -1342,13 +1342,13 @@
           <w14:ligatures w14:val="standardContextual"/>
         </w:rPr>
       </w:pPr>
-      <w:hyperlink w:anchor="_Toc242612948" w:history="1">
+      <w:hyperlink w:anchor="_Toc242647229" w:history="1">
         <w:r>
           <w:rPr>
             <w:rStyle w:val="aff8"/>
             <w:noProof/>
           </w:rPr>
-          <w:t>Приложение А (обязательное) Листинги программного кода</w:t>
+          <w:t>ПРИЛОЖЕНИЕ А (ОБЯЗАТЕЛЬНОЕ) ЛИСТИНГИ ПРОГРАММНОГО КОДА</w:t>
         </w:r>
         <w:r>
           <w:rPr>
@@ -1369,7 +1369,7 @@
             <w:noProof/>
             <w:webHidden/>
           </w:rPr>
-          <w:instrText xml:space="preserve"> PAGEREF _Toc242612948 \h </w:instrText>
+          <w:instrText xml:space="preserve"> PAGEREF _Toc242647229 \h </w:instrText>
         </w:r>
         <w:r>
           <w:rPr>
@@ -1415,13 +1415,13 @@
         <w:pStyle w:val="1"/>
         <w:ind w:firstLine="709"/>
       </w:pPr>
-      <w:bookmarkStart w:id="0" w:name="_Toc242612934"/>
+      <w:bookmarkStart w:id="0" w:name="_Toc242647215"/>
       <w:r>
         <w:rPr>
           <w:rFonts w:ascii="Times New Roman" w:hAnsi="Times New Roman"/>
         </w:rPr>
         <w:lastRenderedPageBreak/>
-        <w:t>1 Цель работы</w:t>
+        <w:t>1 ЦЕЛЬ РАБОТЫ</w:t>
       </w:r>
       <w:bookmarkEnd w:id="0"/>
     </w:p>
@@ -1480,13 +1480,13 @@
         <w:pStyle w:val="1"/>
         <w:ind w:firstLine="709"/>
       </w:pPr>
-      <w:bookmarkStart w:id="1" w:name="_Toc242612935"/>
+      <w:bookmarkStart w:id="1" w:name="_Toc242647216"/>
       <w:r>
         <w:rPr>
           <w:rFonts w:ascii="Times New Roman" w:hAnsi="Times New Roman"/>
         </w:rPr>
         <w:lastRenderedPageBreak/>
-        <w:t>2 Ход работы</w:t>
+        <w:t>2 ХОД РАБОТЫ</w:t>
       </w:r>
       <w:bookmarkEnd w:id="1"/>
     </w:p>
@@ -1541,7 +1541,7 @@
         <w:spacing w:before="360"/>
         <w:ind w:firstLine="709"/>
       </w:pPr>
-      <w:bookmarkStart w:id="2" w:name="_Toc242612936"/>
+      <w:bookmarkStart w:id="2" w:name="_Toc242647217"/>
       <w:r>
         <w:rPr>
           <w:rFonts w:ascii="Times New Roman" w:hAnsi="Times New Roman"/>
@@ -1619,7 +1619,7 @@
         <w:spacing w:before="360"/>
         <w:ind w:firstLine="709"/>
       </w:pPr>
-      <w:bookmarkStart w:id="3" w:name="_Toc242612937"/>
+      <w:bookmarkStart w:id="3" w:name="_Toc242647218"/>
       <w:r>
         <w:rPr>
           <w:rFonts w:ascii="Times New Roman" w:hAnsi="Times New Roman"/>
@@ -1697,10 +1697,7 @@
         <w:t>GC.Collect</w:t>
       </w:r>
       <w:r>
-        <w:t>()</w:t>
-      </w:r>
-      <w:r>
-        <w:t xml:space="preserve"> и </w:t>
+        <w:t xml:space="preserve">() и </w:t>
       </w:r>
       <w:r>
         <w:rPr>
@@ -1709,10 +1706,7 @@
         <w:t>GC.WaitForPendingFinalizers</w:t>
       </w:r>
       <w:r>
-        <w:t>()</w:t>
-      </w:r>
-      <w:r>
-        <w:t>.</w:t>
+        <w:t>().</w:t>
       </w:r>
     </w:p>
     <w:p>
@@ -1784,7 +1778,7 @@
         <w:spacing w:before="360"/>
         <w:ind w:firstLine="709"/>
       </w:pPr>
-      <w:bookmarkStart w:id="4" w:name="_Toc242612938"/>
+      <w:bookmarkStart w:id="4" w:name="_Toc242647219"/>
       <w:r>
         <w:rPr>
           <w:rFonts w:ascii="Times New Roman" w:hAnsi="Times New Roman"/>
@@ -1890,7 +1884,7 @@
         <w:spacing w:before="360"/>
         <w:ind w:firstLine="709"/>
       </w:pPr>
-      <w:bookmarkStart w:id="5" w:name="_Toc242612939"/>
+      <w:bookmarkStart w:id="5" w:name="_Toc242647220"/>
       <w:r>
         <w:rPr>
           <w:rFonts w:ascii="Times New Roman" w:hAnsi="Times New Roman"/>
@@ -1941,7 +1935,7 @@
         <w:t>StaticReferenceDemo</w:t>
       </w:r>
       <w:r>
-        <w:t xml:space="preserve"> и демонстрирует статические ссылки, выделение памяти, утечки, упаковку, очистку и поколения объектов. Результат запуска показан на рисунках 2.1 и 2.2.</w:t>
+        <w:t xml:space="preserve"> и демонстрирует статические ссылки, выделение памяти, утечки, упаковку, очистку и поколения объектов. Результат запуска показан на рисунках 2.1 и 2.2.</w:t>
       </w:r>
     </w:p>
     <w:p>
@@ -1997,7 +1991,7 @@
         <w:jc w:val="center"/>
       </w:pPr>
       <w:r>
-        <w:t>Рисунок 2.1 – Результат запуска базового кода (начало)</w:t>
+        <w:t>Рисунок 2.1 – Результат запуска базового кода (начало)</w:t>
       </w:r>
     </w:p>
     <w:p/>
@@ -2025,7 +2019,7 @@
         <w:jc w:val="both"/>
       </w:pPr>
       <w:r>
-        <w:t>Продолжение вывода базового кода показано на рисунке 2.2.</w:t>
+        <w:t>Продолжение вывода базового кода показано на рисунке 2.2.</w:t>
       </w:r>
     </w:p>
     <w:p>
@@ -2082,7 +2076,7 @@
         <w:jc w:val="center"/>
       </w:pPr>
       <w:r>
-        <w:t>Рисунок 2.2 – Результат запуска базового кода (продолжение)</w:t>
+        <w:t>Рисунок 2.2 – Результат запуска базового кода (продолжение)</w:t>
       </w:r>
     </w:p>
     <w:p/>
@@ -2101,7 +2095,7 @@
         <w:spacing w:before="360"/>
         <w:ind w:firstLine="709"/>
       </w:pPr>
-      <w:bookmarkStart w:id="6" w:name="_Toc242612940"/>
+      <w:bookmarkStart w:id="6" w:name="_Toc242647221"/>
       <w:r>
         <w:rPr>
           <w:rFonts w:ascii="Times New Roman" w:hAnsi="Times New Roman"/>
@@ -2134,10 +2128,7 @@
         <w:t>GC.Collect</w:t>
       </w:r>
       <w:r>
-        <w:t>()</w:t>
-      </w:r>
-      <w:r>
-        <w:t xml:space="preserve">. В пункте 1.2 класс </w:t>
+        <w:t xml:space="preserve">(). В пункте 1.2 класс </w:t>
       </w:r>
       <w:r>
         <w:rPr>
@@ -2155,7 +2146,7 @@
         <w:jc w:val="both"/>
       </w:pPr>
       <w:r>
-        <w:t>Результат показан на рисунке 2.3.</w:t>
+        <w:t>Результат показан на рисунке 2.3.</w:t>
       </w:r>
     </w:p>
     <w:p>
@@ -2211,7 +2202,7 @@
         <w:jc w:val="center"/>
       </w:pPr>
       <w:r>
-        <w:t>Рисунок 2.3 – Результат выполнения задания 1</w:t>
+        <w:t>Рисунок 2.3 – Результат выполнения задания 1</w:t>
       </w:r>
     </w:p>
     <w:p/>
@@ -2230,10 +2221,7 @@
         <w:t>GC.Collect</w:t>
       </w:r>
       <w:r>
-        <w:t>()</w:t>
-      </w:r>
-      <w:r>
-        <w:t xml:space="preserve"> осталась 10 328 КБ. После 100 подписок память выросла </w:t>
+        <w:t xml:space="preserve">() осталась 10 328 КБ. После 100 подписок память выросла </w:t>
       </w:r>
       <w:r>
         <w:lastRenderedPageBreak/>
@@ -2246,7 +2234,7 @@
         <w:spacing w:before="360"/>
         <w:ind w:firstLine="709"/>
       </w:pPr>
-      <w:bookmarkStart w:id="7" w:name="_Toc242612941"/>
+      <w:bookmarkStart w:id="7" w:name="_Toc242647222"/>
       <w:r>
         <w:rPr>
           <w:rFonts w:ascii="Times New Roman" w:hAnsi="Times New Roman"/>
@@ -2277,10 +2265,7 @@
         <w:t>GC.Collect</w:t>
       </w:r>
       <w:r>
-        <w:t>(2)</w:t>
-      </w:r>
-      <w:r>
-        <w:t>. Результат показан на рисунке 2.4.</w:t>
+        <w:t>(2). Результат показан на рисунке 2.4.</w:t>
       </w:r>
     </w:p>
     <w:p>
@@ -2336,7 +2321,7 @@
         <w:jc w:val="center"/>
       </w:pPr>
       <w:r>
-        <w:t>Рисунок 2.4 – Результат выполнения задания 2</w:t>
+        <w:t>Рисунок 2.4 – Результат выполнения задания 2</w:t>
       </w:r>
     </w:p>
     <w:p/>
@@ -2382,10 +2367,7 @@
         <w:t>GC.Collect</w:t>
       </w:r>
       <w:r>
-        <w:t>(2)</w:t>
-      </w:r>
-      <w:r>
-        <w:t xml:space="preserve"> уменьшилась до 10 431 КБ.</w:t>
+        <w:t>(2) уменьшилась до 10 431 КБ.</w:t>
       </w:r>
     </w:p>
     <w:p>
@@ -2394,7 +2376,7 @@
         <w:spacing w:before="360"/>
         <w:ind w:firstLine="709"/>
       </w:pPr>
-      <w:bookmarkStart w:id="8" w:name="_Toc242612942"/>
+      <w:bookmarkStart w:id="8" w:name="_Toc242647223"/>
       <w:r>
         <w:rPr>
           <w:rFonts w:ascii="Times New Roman" w:hAnsi="Times New Roman"/>
@@ -2427,10 +2409,7 @@
         <w:t>object</w:t>
       </w:r>
       <w:r>
-        <w:t>&gt;</w:t>
-      </w:r>
-      <w:r>
-        <w:t xml:space="preserve"> и </w:t>
+        <w:t xml:space="preserve">&gt; и </w:t>
       </w:r>
       <w:r>
         <w:rPr>
@@ -2448,10 +2427,7 @@
         <w:t>int</w:t>
       </w:r>
       <w:r>
-        <w:t>&gt;</w:t>
-      </w:r>
-      <w:r>
-        <w:t xml:space="preserve">. В пункте 3.2 класс </w:t>
+        <w:t xml:space="preserve">&gt;. В пункте 3.2 класс </w:t>
       </w:r>
       <w:r>
         <w:rPr>
@@ -2496,10 +2472,7 @@
         <w:t>int</w:t>
       </w:r>
       <w:r>
-        <w:t>&gt;</w:t>
-      </w:r>
-      <w:r>
-        <w:t>. Код приведен в приложении А.</w:t>
+        <w:t>&gt;. Код приведен в приложении А.</w:t>
       </w:r>
     </w:p>
     <w:p>
@@ -2508,7 +2481,7 @@
         <w:jc w:val="both"/>
       </w:pPr>
       <w:r>
-        <w:t>Результат показан на рисунке 2.5.</w:t>
+        <w:t>Результат показан на рисунке 2.5.</w:t>
       </w:r>
     </w:p>
     <w:p>
@@ -2564,7 +2537,7 @@
         <w:jc w:val="center"/>
       </w:pPr>
       <w:r>
-        <w:t>Рисунок 2.5 – Результат выполнения задания 3</w:t>
+        <w:t>Рисунок 2.5 – Результат выполнения задания 3</w:t>
       </w:r>
     </w:p>
     <w:p/>
@@ -2593,10 +2566,7 @@
         <w:t>object</w:t>
       </w:r>
       <w:r>
-        <w:t>&gt;</w:t>
-      </w:r>
-      <w:r>
-        <w:t xml:space="preserve"> выполнился за 105 мс и занял 31 650 КБ, </w:t>
+        <w:t xml:space="preserve">&gt; выполнился за 105 мс и занял 31 650 КБ, </w:t>
       </w:r>
       <w:r>
         <w:rPr>
@@ -2614,10 +2584,7 @@
         <w:t>int</w:t>
       </w:r>
       <w:r>
-        <w:t>&gt;</w:t>
-      </w:r>
-      <w:r>
-        <w:t xml:space="preserve"> – за 3 мс и 8 200 КБ. Для </w:t>
+        <w:t xml:space="preserve">&gt; – за 3 мс и 8 200 КБ. Для </w:t>
       </w:r>
       <w:r>
         <w:rPr>
@@ -2644,10 +2611,7 @@
         <w:t>int</w:t>
       </w:r>
       <w:r>
-        <w:t>&gt;</w:t>
-      </w:r>
-      <w:r>
-        <w:t xml:space="preserve"> – 4 мс и 8 202 КБ. Причина разницы в том, что при упаковке каждое число становится отдельным объектом в куче.</w:t>
+        <w:t>&gt; – 4 мс и 8 202 КБ. Причина разницы в том, что при упаковке каждое число становится отдельным объектом в куче.</w:t>
       </w:r>
     </w:p>
     <w:p>
@@ -2656,7 +2620,7 @@
         <w:spacing w:before="360"/>
         <w:ind w:firstLine="709"/>
       </w:pPr>
-      <w:bookmarkStart w:id="9" w:name="_Toc242612943"/>
+      <w:bookmarkStart w:id="9" w:name="_Toc242647224"/>
       <w:r>
         <w:rPr>
           <w:rFonts w:ascii="Times New Roman" w:hAnsi="Times New Roman"/>
@@ -2680,7 +2644,7 @@
         <w:t>BuggyCode</w:t>
       </w:r>
       <w:r>
-        <w:t xml:space="preserve"> найдены три источника утечек. Описание и исправление приведены в таблице 3.1.</w:t>
+        <w:t xml:space="preserve"> найдены три источника утечек. Описание и исправление приведены в таблице 3.1.</w:t>
       </w:r>
     </w:p>
     <w:p>
@@ -2699,7 +2663,7 @@
         <w:t>BuggyCode</w:t>
       </w:r>
       <w:r>
-        <w:t>» приведены в таблице 2.1.</w:t>
+        <w:t>» приведены в таблице 2.1.</w:t>
       </w:r>
     </w:p>
     <w:p>
@@ -2708,7 +2672,7 @@
         <w:spacing w:before="360"/>
       </w:pPr>
       <w:r>
-        <w:t xml:space="preserve">Таблица 2.1 – Утечки в классе </w:t>
+        <w:t xml:space="preserve">Таблица 2.1 – Утечки в классе </w:t>
       </w:r>
       <w:r>
         <w:rPr>
@@ -3078,7 +3042,7 @@
         <w:jc w:val="both"/>
       </w:pPr>
       <w:r>
-        <w:t>Результат запуска для 100 объектов показан на рисунке 2.6.</w:t>
+        <w:t>Результат запуска для 100 объектов показан на рисунке 2.6.</w:t>
       </w:r>
     </w:p>
     <w:p>
@@ -3134,7 +3098,7 @@
         <w:jc w:val="center"/>
       </w:pPr>
       <w:r>
-        <w:t>Рисунок 2.6 – Результат выполнения задания 4</w:t>
+        <w:t>Рисунок 2.6 – Результат выполнения задания 4</w:t>
       </w:r>
     </w:p>
     <w:p/>
@@ -3180,7 +3144,7 @@
         <w:spacing w:before="360"/>
         <w:ind w:firstLine="709"/>
       </w:pPr>
-      <w:bookmarkStart w:id="10" w:name="_Toc242612944"/>
+      <w:bookmarkStart w:id="10" w:name="_Toc242647225"/>
       <w:r>
         <w:rPr>
           <w:rFonts w:ascii="Times New Roman" w:hAnsi="Times New Roman"/>
@@ -3227,10 +3191,7 @@
         <w:t>parts</w:t>
       </w:r>
       <w:r>
-        <w:t>[1]</w:t>
-      </w:r>
-      <w:r>
-        <w:t>, где находится уровень журнала (</w:t>
+        <w:t>[1], где находится уровень журнала (</w:t>
       </w:r>
       <w:r>
         <w:rPr>
@@ -3284,7 +3245,7 @@
         <w:t>IsAnomaly.Checks</w:t>
       </w:r>
       <w:r>
-        <w:t xml:space="preserve"> (рисунок 2.7).</w:t>
+        <w:t xml:space="preserve"> (рисунок 2.7).</w:t>
       </w:r>
     </w:p>
     <w:p>
@@ -3340,7 +3301,7 @@
         <w:jc w:val="center"/>
       </w:pPr>
       <w:r>
-        <w:t>Рисунок 2.7 – Запуск кода из методических указаний без изменений</w:t>
+        <w:t>Рисунок 2.7 – Запуск кода из методических указаний без изменений</w:t>
       </w:r>
     </w:p>
     <w:p/>
@@ -3386,10 +3347,7 @@
         <w:t>parts</w:t>
       </w:r>
       <w:r>
-        <w:t>[0]</w:t>
-      </w:r>
-      <w:r>
-        <w:t xml:space="preserve"> после префикса </w:t>
+        <w:t xml:space="preserve">[0] после префикса </w:t>
       </w:r>
       <w:r>
         <w:rPr>
@@ -3398,10 +3356,7 @@
         <w:t>USERnn</w:t>
       </w:r>
       <w:r>
-        <w:t>:</w:t>
-      </w:r>
-      <w:r>
-        <w:t xml:space="preserve">, время хранится как </w:t>
+        <w:t xml:space="preserve">:, время хранится как </w:t>
       </w:r>
       <w:r>
         <w:rPr>
@@ -3437,7 +3392,7 @@
         <w:t>DateTime.TryParse</w:t>
       </w:r>
       <w:r>
-        <w:t xml:space="preserve"> показано на рисунках 2.8 и 2.9.</w:t>
+        <w:t xml:space="preserve"> показано на рисунках 2.8 и 2.9.</w:t>
       </w:r>
     </w:p>
     <w:p>
@@ -3494,7 +3449,7 @@
         <w:jc w:val="center"/>
       </w:pPr>
       <w:r>
-        <w:t xml:space="preserve">Рисунок 2.8 – </w:t>
+        <w:t xml:space="preserve">Рисунок 2.8 – </w:t>
       </w:r>
       <w:r>
         <w:rPr>
@@ -3558,7 +3513,7 @@
         <w:jc w:val="both"/>
       </w:pPr>
       <w:r>
-        <w:t>Статистика вызовов показана на рисунке 2.9.</w:t>
+        <w:t>Статистика вызовов показана на рисунке 2.9.</w:t>
       </w:r>
     </w:p>
     <w:p>
@@ -3614,7 +3569,7 @@
         <w:jc w:val="center"/>
       </w:pPr>
       <w:r>
-        <w:t xml:space="preserve">Рисунок 2.9 – </w:t>
+        <w:t xml:space="preserve">Рисунок 2.9 – </w:t>
       </w:r>
       <w:r>
         <w:rPr>
@@ -3696,7 +3651,7 @@
         <w:jc w:val="both"/>
       </w:pPr>
       <w:r>
-        <w:t>Методы с наибольшим собственным временем сведены в таблице 3.2.</w:t>
+        <w:t>Методы с наибольшим собственным временем сведены в таблице 3.2.</w:t>
       </w:r>
     </w:p>
     <w:p>
@@ -3707,7 +3662,7 @@
       </w:pPr>
       <w:r>
         <w:lastRenderedPageBreak/>
-        <w:t>Сведения по теме «методы с наибольшим собственным временем» сведены в таблицу 2.2.</w:t>
+        <w:t>Сведения по теме «методы с наибольшим собственным временем» сведены в таблицу 2.2.</w:t>
       </w:r>
     </w:p>
     <w:p>
@@ -3716,7 +3671,7 @@
         <w:spacing w:before="360"/>
       </w:pPr>
       <w:r>
-        <w:t>Таблица 2.2 – Методы с наибольшим собственным временем (</w:t>
+        <w:t>Таблица 2.2 – Методы с наибольшим собственным временем (</w:t>
       </w:r>
       <w:r>
         <w:rPr>
@@ -4253,7 +4208,7 @@
         <w:t>ss.fff</w:t>
       </w:r>
       <w:r>
-        <w:t xml:space="preserve"> выполнена в том же методе. Дерево вызовов показано на рисунках 2.10 и 2.11.</w:t>
+        <w:t xml:space="preserve"> выполнена в том же методе. Дерево вызовов показано на рисунках 2.10 и 2.11.</w:t>
       </w:r>
     </w:p>
     <w:p>
@@ -4309,7 +4264,7 @@
         <w:jc w:val="center"/>
       </w:pPr>
       <w:r>
-        <w:t xml:space="preserve">Рисунок 2.10 – </w:t>
+        <w:t xml:space="preserve">Рисунок 2.10 – </w:t>
       </w:r>
       <w:r>
         <w:rPr>
@@ -4373,7 +4328,7 @@
         <w:jc w:val="both"/>
       </w:pPr>
       <w:r>
-        <w:t>Продолжение вывода показано на рисунке 2.11.</w:t>
+        <w:t>Продолжение вывода показано на рисунке 2.11.</w:t>
       </w:r>
     </w:p>
     <w:p>
@@ -4430,7 +4385,7 @@
         <w:jc w:val="center"/>
       </w:pPr>
       <w:r>
-        <w:t xml:space="preserve">Рисунок 2.11 – </w:t>
+        <w:t xml:space="preserve">Рисунок 2.11 – </w:t>
       </w:r>
       <w:r>
         <w:rPr>
@@ -4494,7 +4449,7 @@
         <w:spacing w:before="360"/>
         <w:ind w:firstLine="709"/>
       </w:pPr>
-      <w:bookmarkStart w:id="11" w:name="_Toc242612945"/>
+      <w:bookmarkStart w:id="11" w:name="_Toc242647226"/>
       <w:r>
         <w:rPr>
           <w:rFonts w:ascii="Times New Roman" w:hAnsi="Times New Roman"/>
@@ -4536,7 +4491,7 @@
         <w:jc w:val="both"/>
       </w:pPr>
       <w:r>
-        <w:t>Результат показан на рисунке 2.12.</w:t>
+        <w:t>Результат показан на рисунке 2.12.</w:t>
       </w:r>
     </w:p>
     <w:p>
@@ -4592,7 +4547,7 @@
         <w:jc w:val="center"/>
       </w:pPr>
       <w:r>
-        <w:t>Рисунок 2.12 – Профиль собственного кода</w:t>
+        <w:t>Рисунок 2.12 – Профиль собственного кода</w:t>
       </w:r>
     </w:p>
     <w:p/>
@@ -4637,13 +4592,13 @@
         <w:pStyle w:val="1"/>
         <w:ind w:firstLine="709"/>
       </w:pPr>
-      <w:bookmarkStart w:id="12" w:name="_Toc242612946"/>
+      <w:bookmarkStart w:id="12" w:name="_Toc242647227"/>
       <w:r>
         <w:rPr>
           <w:rFonts w:ascii="Times New Roman" w:hAnsi="Times New Roman"/>
         </w:rPr>
         <w:lastRenderedPageBreak/>
-        <w:t>3 Ответы на контрольные вопросы</w:t>
+        <w:t>3 ОТВЕТЫ НА КОНТРОЛЬНЫЕ ВОПРОСЫ</w:t>
       </w:r>
       <w:bookmarkEnd w:id="12"/>
     </w:p>
@@ -4671,10 +4626,7 @@
         <w:t>GC.Collect</w:t>
       </w:r>
       <w:r>
-        <w:t>()</w:t>
-      </w:r>
-      <w:r>
-        <w:t xml:space="preserve"> их не освобождает.</w:t>
+        <w:t>() их не освобождает.</w:t>
       </w:r>
     </w:p>
     <w:p>
@@ -4777,13 +4729,13 @@
         <w:pStyle w:val="1"/>
         <w:jc w:val="center"/>
       </w:pPr>
-      <w:bookmarkStart w:id="13" w:name="_Toc242612947"/>
+      <w:bookmarkStart w:id="13" w:name="_Toc242647228"/>
       <w:r>
         <w:rPr>
           <w:rFonts w:ascii="Times New Roman" w:hAnsi="Times New Roman"/>
         </w:rPr>
         <w:lastRenderedPageBreak/>
-        <w:t>Выводы</w:t>
+        <w:t>ВЫВОДЫ</w:t>
       </w:r>
       <w:bookmarkEnd w:id="13"/>
     </w:p>
@@ -4811,10 +4763,7 @@
         <w:t>GC.Collect</w:t>
       </w:r>
       <w:r>
-        <w:t>()</w:t>
-      </w:r>
-      <w:r>
-        <w:t xml:space="preserve">, а отписка и очистка ее освобождают. Объекты размером более 85 000 байт сразу размещаются в </w:t>
+        <w:t xml:space="preserve">(), а отписка и очистка ее освобождают. Объекты размером более 85 000 байт сразу размещаются в </w:t>
       </w:r>
       <w:r>
         <w:rPr>
@@ -4863,26 +4812,27 @@
         <w:pStyle w:val="1"/>
         <w:jc w:val="center"/>
       </w:pPr>
-      <w:bookmarkStart w:id="14" w:name="_Toc242612948"/>
-      <w:r>
+      <w:bookmarkStart w:id="14" w:name="_Toc242647229"/>
+      <w:r>
+        <w:rPr>
+          <w:rFonts w:ascii="Times New Roman" w:hAnsi="Times New Roman"/>
+        </w:rPr>
         <w:lastRenderedPageBreak/>
-        <w:t>Приложение А</w:t>
-      </w:r>
-      <w:r>
-        <w:br/>
+        <w:t>ПРИЛОЖЕНИЕ А</w:t>
       </w:r>
       <w:r>
         <w:rPr>
-          <w:caps w:val="0"/>
-        </w:rPr>
-        <w:t>(обязательное)</w:t>
-      </w:r>
-      <w:r>
-        <w:rPr>
-          <w:caps w:val="0"/>
+          <w:rFonts w:ascii="Times New Roman" w:hAnsi="Times New Roman"/>
         </w:rPr>
         <w:br/>
-        <w:t>Листинги программного кода</w:t>
+        <w:t>(ОБЯЗАТЕЛЬНОЕ)</w:t>
+      </w:r>
+      <w:r>
+        <w:rPr>
+          <w:rFonts w:ascii="Times New Roman" w:hAnsi="Times New Roman"/>
+        </w:rPr>
+        <w:br/>
+        <w:t>ЛИСТИНГИ ПРОГРАММНОГО КОДА</w:t>
       </w:r>
       <w:bookmarkEnd w:id="14"/>
     </w:p>
@@ -6064,10 +6014,9 @@
     </w:p>
     <w:p/>
     <w:sectPr>
-      <w:headerReference w:type="default" r:id="rId20"/>
-      <w:footerReference w:type="default" r:id="rId21"/>
+      <w:footerReference w:type="default" r:id="rId20"/>
       <w:pgSz w:w="11906" w:h="16838"/>
-      <w:pgMar w:top="1134" w:right="850" w:bottom="1134" w:left="1701" w:header="720" w:footer="720" w:gutter="0"/>
+      <w:pgMar w:top="1134" w:right="850" w:bottom="1134" w:left="1701" w:header="720" w:footer="567" w:gutter="0"/>
       <w:cols w:space="720"/>
       <w:docGrid w:linePitch="360"/>
     </w:sectPr>
@@ -6149,16 +6098,6 @@
     </w:p>
   </w:footnote>
 </w:footnotes>
-</file>
-
-<file path=word/header1.xml><?xml version="1.0" encoding="utf-8"?>
-<w:hdr xmlns:wpc="http://schemas.microsoft.com/office/word/2010/wordprocessingCanvas" xmlns:cx="http://schemas.microsoft.com/office/drawing/2014/chartex" xmlns:cx1="http://schemas.microsoft.com/office/drawing/2015/9/8/chartex" xmlns:cx2="http://schemas.microsoft.com/office/drawing/2015/10/21/chartex" xmlns:cx3="http://schemas.microsoft.com/office/drawing/2016/5/9/chartex" xmlns:cx4="http://schemas.microsoft.com/office/drawing/2016/5/10/chartex" xmlns:cx5="http://schemas.microsoft.com/office/drawing/2016/5/11/chartex" xmlns:cx6="http://schemas.microsoft.com/office/drawing/2016/5/12/chartex" xmlns:cx7="http://schemas.microsoft.com/office/drawing/2016/5/13/chartex" xmlns:cx8="http://schemas.microsoft.com/office/drawing/2016/5/14/chartex" xmlns:mc="http://schemas.openxmlformats.org/markup-compatibility/2006" xmlns:aink="http://schemas.microsoft.com/office/drawing/2016/ink" xmlns:am3d="http://schemas.microsoft.com/office/drawing/2017/model3d" xmlns:o="urn:schemas-microsoft-com:office:office" xmlns:oel="http://schemas.microsoft.com/office/2019/extlst" xmlns:r="http://schemas.openxmlformats.org/officeDocument/2006/relationships" xmlns:m="http://schemas.openxmlformats.org/officeDocument/2006/math" xmlns:v="urn:schemas-microsoft-com:vml" xmlns:wp14="http://schemas.microsoft.com/office/word/2010/wordprocessingDrawing" xmlns:wp="http://schemas.openxmlformats.org/drawingml/2006/wordprocessingDrawing" xmlns:w10="urn:schemas-microsoft-com:office:word" xmlns:w="http://schemas.openxmlformats.org/wordprocessingml/2006/main" xmlns:w14="http://schemas.microsoft.com/office/word/2010/wordml" xmlns:w15="http://schemas.microsoft.com/office/word/2012/wordml" xmlns:w16cex="http://schemas.microsoft.com/office/word/2018/wordml/cex" xmlns:w16cid="http://schemas.microsoft.com/office/word/2016/wordml/cid" xmlns:w16="http://schemas.microsoft.com/office/word/2018/wordml" xmlns:w16du="http://schemas.microsoft.com/office/word/2023/wordml/word16du" xmlns:w16sdtdh="http://schemas.microsoft.com/office/word/2020/wordml/sdtdatahash" xmlns:w16sdtfl="http://schemas.microsoft.com/office/word/2024/wordml/sdtformatlock" xmlns:w16se="http://schemas.microsoft.com/office/word/2015/wordml/symex" xmlns:wpg="http://schemas.microsoft.com/office/word/2010/wordprocessingGroup" xmlns:wpi="http://schemas.microsoft.com/office/word/2010/wordprocessingInk" xmlns:wne="http://schemas.microsoft.com/office/word/2006/wordml" xmlns:wps="http://schemas.microsoft.com/office/word/2010/wordprocessingShape" mc:Ignorable="w14 w15 w16se w16cid w16 w16cex w16sdtdh w16sdtfl w16du wp14">
-  <w:p>
-    <w:pPr>
-      <w:pStyle w:val="a5"/>
-    </w:pPr>
-  </w:p>
-</w:hdr>
 </file>
 
 <file path=word/numbering.xml><?xml version="1.0" encoding="utf-8"?>
@@ -17790,8 +17729,7 @@
     <w:unhideWhenUsed/>
     <w:rsid w:val="00987369"/>
     <w:rPr>
-      <w:color w:val="0000FF" w:themeColor="hyperlink"/>
-      <w:u w:val="single"/>
+      <w:u w:val="none"/>
     </w:rPr>
   </w:style>
 </w:styles>
